--- a/kenshin-navi-tool/取込マニュアル.docx
+++ b/kenshin-navi-tool/取込マニュアル.docx
@@ -614,7 +614,7 @@
           <w:sz w:val="21"/>
           <w:szCs w:val="21"/>
         </w:rPr>
-        <w:t xml:space="preserve">総合判定(C12等)はツールからは書き込みません(自動判定に任せる)。</w:t>
+        <w:t xml:space="preserve">判定(A/B/C12等)も心電図判定の枠に書き込まれます(form\ecg_items.csv のHANTEI行を設定した場合)。</w:t>
       </w:r>
     </w:p>
     <w:p>

--- a/kenshin-navi-tool/取込マニュアル.docx
+++ b/kenshin-navi-tool/取込マニュアル.docx
@@ -81,7 +81,7 @@
           <w:sz w:val="21"/>
           <w:szCs w:val="21"/>
         </w:rPr>
-        <w:t xml:space="preserve">巡回健診のExcelフォームと、心電計の結果CSVを、健診ナビへ自動で取り込むツールの使い方をまとめたものです。ツール一式は C:\kenshin-navi にあります。</w:t>
+        <w:t xml:space="preserve">巡回健診のExcelフォームと、心電計の結果CSVを、健診ナビへ自動で取り込むツールの使い方をまとめたものです。ツール一式は C:\Users\User\Documents\excel_tools にあります。</w:t>
       </w:r>
     </w:p>
     <w:p>
@@ -141,7 +141,7 @@
           <w:sz w:val="21"/>
           <w:szCs w:val="21"/>
         </w:rPr>
-        <w:t xml:space="preserve">書込のたびに、その人の書込前データが C:\kenshin-navi\backup に自動保存されます。</w:t>
+        <w:t xml:space="preserve">書込のたびに、その人の書込前データが C:\Users\User\Documents\excel_tools\backup に自動保存されます。</w:t>
       </w:r>
     </w:p>
     <w:p>
@@ -304,7 +304,7 @@
           <w:sz w:val="18"/>
           <w:szCs w:val="18"/>
         </w:rPr>
-        <w:t xml:space="preserve">powershell -ExecutionPolicy Bypass -File C:\kenshin-navi\form_import_gui.ps1</w:t>
+        <w:t xml:space="preserve">powershell -ExecutionPolicy Bypass -File C:\Users\User\Documents\excel_tools\form_import_gui.ps1</w:t>
       </w:r>
     </w:p>
     <w:p>
@@ -500,7 +500,7 @@
           <w:sz w:val="18"/>
           <w:szCs w:val="18"/>
         </w:rPr>
-        <w:t xml:space="preserve">powershell -ExecutionPolicy Bypass -File C:\kenshin-navi\ecg_import.ps1 -Csv "C:\Users\User\Desktop\ecgresult～.csv"</w:t>
+        <w:t xml:space="preserve">powershell -ExecutionPolicy Bypass -File C:\Users\User\Documents\excel_tools\ecg_import.ps1 -Csv "C:\Users\User\Desktop\ecgresult～.csv"</w:t>
       </w:r>
     </w:p>
     <w:p>
@@ -534,7 +534,7 @@
           <w:sz w:val="18"/>
           <w:szCs w:val="18"/>
         </w:rPr>
-        <w:t xml:space="preserve">powershell -ExecutionPolicy Bypass -File C:\kenshin-navi\ecg_import.ps1 -Csv "～.csv" -Commit</w:t>
+        <w:t xml:space="preserve">powershell -ExecutionPolicy Bypass -File C:\Users\User\Documents\excel_tools\ecg_import.ps1 -Csv "～.csv" -Commit</w:t>
       </w:r>
     </w:p>
     <w:p>
@@ -1356,7 +1356,7 @@
           <w:sz w:val="21"/>
           <w:szCs w:val="21"/>
         </w:rPr>
-        <w:t xml:space="preserve">以下の対応表を一度だけ整備すれば、以後の日常運用は第3・4章だけで回ります。詳しい手順は C:\kenshin-navi\README.md 参照。</w:t>
+        <w:t xml:space="preserve">以下の対応表を一度だけ整備すれば、以後の日常運用は第3・4章だけで回ります。詳しい手順は C:\Users\User\Documents\excel_tools\README.md 参照。</w:t>
       </w:r>
     </w:p>
     <w:tbl>
@@ -1697,7 +1697,7 @@
           <w:sz w:val="21"/>
           <w:szCs w:val="21"/>
         </w:rPr>
-        <w:t xml:space="preserve">書込のたびに C:\kenshin-navi\backup\T_KENSA_(番号)_(日時).csv に書込前の全データが残っています。</w:t>
+        <w:t xml:space="preserve">書込のたびに C:\Users\User\Documents\excel_tools\backup\T_KENSA_(番号)_(日時).csv に書込前の全データが残っています。</w:t>
       </w:r>
     </w:p>
     <w:p>

--- a/kenshin-navi-tool/取込マニュアル.docx
+++ b/kenshin-navi-tool/取込マニュアル.docx
@@ -1254,6 +1254,86 @@
                 <w:sz w:val="19"/>
                 <w:szCs w:val="19"/>
               </w:rPr>
+              <w:t xml:space="preserve">編集中</w:t>
+            </w:r>
+          </w:p>
+        </w:tc>
+        <w:tc>
+          <w:tcPr>
+            <w:tcW w:type="dxa" w:w="3600"/>
+            <w:tcMar>
+              <w:top w:type="dxa" w:w="60"/>
+              <w:left w:type="dxa" w:w="100"/>
+              <w:bottom w:type="dxa" w:w="60"/>
+              <w:right w:type="dxa" w:w="100"/>
+            </w:tcMar>
+          </w:tcPr>
+          <w:p>
+            <w:pPr>
+              <w:spacing w:after="0" w:line="280"/>
+            </w:pPr>
+            <w:r>
+              <w:rPr>
+                <w:rFonts w:ascii="Yu Gothic" w:eastAsia="Yu Gothic" w:hAnsi="Yu Gothic"/>
+                <w:b w:val="false"/>
+                <w:bCs w:val="false"/>
+                <w:sz w:val="19"/>
+                <w:szCs w:val="19"/>
+              </w:rPr>
+              <w:t xml:space="preserve">その受診者の結果入力画面が開いている</w:t>
+            </w:r>
+          </w:p>
+        </w:tc>
+        <w:tc>
+          <w:tcPr>
+            <w:tcW w:type="dxa" w:w="4500"/>
+            <w:tcMar>
+              <w:top w:type="dxa" w:w="60"/>
+              <w:left w:type="dxa" w:w="100"/>
+              <w:bottom w:type="dxa" w:w="60"/>
+              <w:right w:type="dxa" w:w="100"/>
+            </w:tcMar>
+          </w:tcPr>
+          <w:p>
+            <w:pPr>
+              <w:spacing w:after="0" w:line="280"/>
+            </w:pPr>
+            <w:r>
+              <w:rPr>
+                <w:rFonts w:ascii="Yu Gothic" w:eastAsia="Yu Gothic" w:hAnsi="Yu Gothic"/>
+                <w:b w:val="false"/>
+                <w:bCs w:val="false"/>
+                <w:sz w:val="19"/>
+                <w:szCs w:val="19"/>
+              </w:rPr>
+              <w:t xml:space="preserve">健診ナビでその画面を閉じてから再実行</w:t>
+            </w:r>
+          </w:p>
+        </w:tc>
+      </w:tr>
+      <w:tr>
+        <w:tc>
+          <w:tcPr>
+            <w:tcW w:type="dxa" w:w="1700"/>
+            <w:tcMar>
+              <w:top w:type="dxa" w:w="60"/>
+              <w:left w:type="dxa" w:w="100"/>
+              <w:bottom w:type="dxa" w:w="60"/>
+              <w:right w:type="dxa" w:w="100"/>
+            </w:tcMar>
+          </w:tcPr>
+          <w:p>
+            <w:pPr>
+              <w:spacing w:after="0" w:line="280"/>
+            </w:pPr>
+            <w:r>
+              <w:rPr>
+                <w:rFonts w:ascii="Yu Gothic" w:eastAsia="Yu Gothic" w:hAnsi="Yu Gothic"/>
+                <w:b w:val="false"/>
+                <w:bCs w:val="false"/>
+                <w:sz w:val="19"/>
+                <w:szCs w:val="19"/>
+              </w:rPr>
               <w:t xml:space="preserve">接続エラー</w:t>
             </w:r>
           </w:p>
@@ -1836,12 +1916,12 @@
             <w:r>
               <w:rPr>
                 <w:rFonts w:ascii="Yu Gothic" w:eastAsia="Yu Gothic" w:hAnsi="Yu Gothic"/>
-                <w:b w:val="false"/>
-                <w:bCs w:val="false"/>
-                <w:sz w:val="19"/>
-                <w:szCs w:val="19"/>
-              </w:rPr>
-              <w:t xml:space="preserve">・取込の実行中は、健診ナビでその受診者の結果入力画面を開かない</w:t>
+                <w:b/>
+                <w:bCs/>
+                <w:sz w:val="19"/>
+                <w:szCs w:val="19"/>
+              </w:rPr>
+              <w:t xml:space="preserve">・取込する受診者の結果入力画面は必ず閉じてから実行する(開いていると書込が画面側の登録で上書きされる。ツールは検知して自動中止)</w:t>
             </w:r>
           </w:p>
         </w:tc>

--- a/kenshin-navi-tool/取込マニュアル.docx
+++ b/kenshin-navi-tool/取込マニュアル.docx
@@ -158,7 +158,773 @@
           <w:sz w:val="30"/>
           <w:szCs w:val="30"/>
         </w:rPr>
-        <w:t xml:space="preserve">2. 大原則(必ず守る)</w:t>
+        <w:t xml:space="preserve">2. 全体の流れ</w:t>
+      </w:r>
+    </w:p>
+    <w:tbl>
+      <w:tblPr>
+        <w:tblW w:type="dxa" w:w="9800"/>
+        <w:tblBorders>
+          <w:top w:val="single" w:color="auto" w:sz="4"/>
+          <w:left w:val="single" w:color="auto" w:sz="4"/>
+          <w:bottom w:val="single" w:color="auto" w:sz="4"/>
+          <w:right w:val="single" w:color="auto" w:sz="4"/>
+          <w:insideH w:val="single" w:color="auto" w:sz="4"/>
+          <w:insideV w:val="single" w:color="auto" w:sz="4"/>
+        </w:tblBorders>
+      </w:tblPr>
+      <w:tblGrid>
+        <w:gridCol w:w="500"/>
+        <w:gridCol w:w="2400"/>
+        <w:gridCol w:w="1500"/>
+        <w:gridCol w:w="5400"/>
+      </w:tblGrid>
+      <w:tr>
+        <w:tc>
+          <w:tcPr>
+            <w:tcW w:type="dxa" w:w="500"/>
+            <w:shd w:fill="DCE6F1" w:val="clear"/>
+            <w:tcMar>
+              <w:top w:type="dxa" w:w="60"/>
+              <w:left w:type="dxa" w:w="100"/>
+              <w:bottom w:type="dxa" w:w="60"/>
+              <w:right w:type="dxa" w:w="100"/>
+            </w:tcMar>
+          </w:tcPr>
+          <w:p>
+            <w:pPr>
+              <w:spacing w:after="0" w:line="280"/>
+            </w:pPr>
+            <w:r>
+              <w:rPr>
+                <w:rFonts w:ascii="Yu Gothic" w:eastAsia="Yu Gothic" w:hAnsi="Yu Gothic"/>
+                <w:b/>
+                <w:bCs/>
+                <w:sz w:val="19"/>
+                <w:szCs w:val="19"/>
+              </w:rPr>
+              <w:t xml:space="preserve">#</w:t>
+            </w:r>
+          </w:p>
+        </w:tc>
+        <w:tc>
+          <w:tcPr>
+            <w:tcW w:type="dxa" w:w="2400"/>
+            <w:shd w:fill="DCE6F1" w:val="clear"/>
+            <w:tcMar>
+              <w:top w:type="dxa" w:w="60"/>
+              <w:left w:type="dxa" w:w="100"/>
+              <w:bottom w:type="dxa" w:w="60"/>
+              <w:right w:type="dxa" w:w="100"/>
+            </w:tcMar>
+          </w:tcPr>
+          <w:p>
+            <w:pPr>
+              <w:spacing w:after="0" w:line="280"/>
+            </w:pPr>
+            <w:r>
+              <w:rPr>
+                <w:rFonts w:ascii="Yu Gothic" w:eastAsia="Yu Gothic" w:hAnsi="Yu Gothic"/>
+                <w:b/>
+                <w:bCs/>
+                <w:sz w:val="19"/>
+                <w:szCs w:val="19"/>
+              </w:rPr>
+              <w:t xml:space="preserve">作業</w:t>
+            </w:r>
+          </w:p>
+        </w:tc>
+        <w:tc>
+          <w:tcPr>
+            <w:tcW w:type="dxa" w:w="1500"/>
+            <w:shd w:fill="DCE6F1" w:val="clear"/>
+            <w:tcMar>
+              <w:top w:type="dxa" w:w="60"/>
+              <w:left w:type="dxa" w:w="100"/>
+              <w:bottom w:type="dxa" w:w="60"/>
+              <w:right w:type="dxa" w:w="100"/>
+            </w:tcMar>
+          </w:tcPr>
+          <w:p>
+            <w:pPr>
+              <w:spacing w:after="0" w:line="280"/>
+            </w:pPr>
+            <w:r>
+              <w:rPr>
+                <w:rFonts w:ascii="Yu Gothic" w:eastAsia="Yu Gothic" w:hAnsi="Yu Gothic"/>
+                <w:b/>
+                <w:bCs/>
+                <w:sz w:val="19"/>
+                <w:szCs w:val="19"/>
+              </w:rPr>
+              <w:t xml:space="preserve">担当</w:t>
+            </w:r>
+          </w:p>
+        </w:tc>
+        <w:tc>
+          <w:tcPr>
+            <w:tcW w:type="dxa" w:w="5400"/>
+            <w:shd w:fill="DCE6F1" w:val="clear"/>
+            <w:tcMar>
+              <w:top w:type="dxa" w:w="60"/>
+              <w:left w:type="dxa" w:w="100"/>
+              <w:bottom w:type="dxa" w:w="60"/>
+              <w:right w:type="dxa" w:w="100"/>
+            </w:tcMar>
+          </w:tcPr>
+          <w:p>
+            <w:pPr>
+              <w:spacing w:after="0" w:line="280"/>
+            </w:pPr>
+            <w:r>
+              <w:rPr>
+                <w:rFonts w:ascii="Yu Gothic" w:eastAsia="Yu Gothic" w:hAnsi="Yu Gothic"/>
+                <w:b/>
+                <w:bCs/>
+                <w:sz w:val="19"/>
+                <w:szCs w:val="19"/>
+              </w:rPr>
+              <w:t xml:space="preserve">内容</w:t>
+            </w:r>
+          </w:p>
+        </w:tc>
+      </w:tr>
+      <w:tr>
+        <w:tc>
+          <w:tcPr>
+            <w:tcW w:type="dxa" w:w="500"/>
+            <w:tcMar>
+              <w:top w:type="dxa" w:w="60"/>
+              <w:left w:type="dxa" w:w="100"/>
+              <w:bottom w:type="dxa" w:w="60"/>
+              <w:right w:type="dxa" w:w="100"/>
+            </w:tcMar>
+          </w:tcPr>
+          <w:p>
+            <w:pPr>
+              <w:spacing w:after="0" w:line="280"/>
+            </w:pPr>
+            <w:r>
+              <w:rPr>
+                <w:rFonts w:ascii="Yu Gothic" w:eastAsia="Yu Gothic" w:hAnsi="Yu Gothic"/>
+                <w:b w:val="false"/>
+                <w:bCs w:val="false"/>
+                <w:sz w:val="19"/>
+                <w:szCs w:val="19"/>
+              </w:rPr>
+              <w:t xml:space="preserve">①</w:t>
+            </w:r>
+          </w:p>
+        </w:tc>
+        <w:tc>
+          <w:tcPr>
+            <w:tcW w:type="dxa" w:w="2400"/>
+            <w:tcMar>
+              <w:top w:type="dxa" w:w="60"/>
+              <w:left w:type="dxa" w:w="100"/>
+              <w:bottom w:type="dxa" w:w="60"/>
+              <w:right w:type="dxa" w:w="100"/>
+            </w:tcMar>
+          </w:tcPr>
+          <w:p>
+            <w:pPr>
+              <w:spacing w:after="0" w:line="280"/>
+            </w:pPr>
+            <w:r>
+              <w:rPr>
+                <w:rFonts w:ascii="Yu Gothic" w:eastAsia="Yu Gothic" w:hAnsi="Yu Gothic"/>
+                <w:b w:val="false"/>
+                <w:bCs w:val="false"/>
+                <w:sz w:val="19"/>
+                <w:szCs w:val="19"/>
+              </w:rPr>
+              <w:t xml:space="preserve">予約取込Excelを作る</w:t>
+            </w:r>
+          </w:p>
+        </w:tc>
+        <w:tc>
+          <w:tcPr>
+            <w:tcW w:type="dxa" w:w="1500"/>
+            <w:tcMar>
+              <w:top w:type="dxa" w:w="60"/>
+              <w:left w:type="dxa" w:w="100"/>
+              <w:bottom w:type="dxa" w:w="60"/>
+              <w:right w:type="dxa" w:w="100"/>
+            </w:tcMar>
+          </w:tcPr>
+          <w:p>
+            <w:pPr>
+              <w:spacing w:after="0" w:line="280"/>
+            </w:pPr>
+            <w:r>
+              <w:rPr>
+                <w:rFonts w:ascii="Yu Gothic" w:eastAsia="Yu Gothic" w:hAnsi="Yu Gothic"/>
+                <w:b w:val="false"/>
+                <w:bCs w:val="false"/>
+                <w:sz w:val="19"/>
+                <w:szCs w:val="19"/>
+              </w:rPr>
+              <w:t xml:space="preserve">ツール</w:t>
+            </w:r>
+          </w:p>
+        </w:tc>
+        <w:tc>
+          <w:tcPr>
+            <w:tcW w:type="dxa" w:w="5400"/>
+            <w:tcMar>
+              <w:top w:type="dxa" w:w="60"/>
+              <w:left w:type="dxa" w:w="100"/>
+              <w:bottom w:type="dxa" w:w="60"/>
+              <w:right w:type="dxa" w:w="100"/>
+            </w:tcMar>
+          </w:tcPr>
+          <w:p>
+            <w:pPr>
+              <w:spacing w:after="0" w:line="280"/>
+            </w:pPr>
+            <w:r>
+              <w:rPr>
+                <w:rFonts w:ascii="Yu Gothic" w:eastAsia="Yu Gothic" w:hAnsi="Yu Gothic"/>
+                <w:b w:val="false"/>
+                <w:bCs w:val="false"/>
+                <w:sz w:val="19"/>
+                <w:szCs w:val="19"/>
+              </w:rPr>
+              <w:t xml:space="preserve">名簿から健診ナビ用の予約取込Excelを生成(手入力済みならスキップ)</w:t>
+            </w:r>
+          </w:p>
+        </w:tc>
+      </w:tr>
+      <w:tr>
+        <w:tc>
+          <w:tcPr>
+            <w:tcW w:type="dxa" w:w="500"/>
+            <w:tcMar>
+              <w:top w:type="dxa" w:w="60"/>
+              <w:left w:type="dxa" w:w="100"/>
+              <w:bottom w:type="dxa" w:w="60"/>
+              <w:right w:type="dxa" w:w="100"/>
+            </w:tcMar>
+          </w:tcPr>
+          <w:p>
+            <w:pPr>
+              <w:spacing w:after="0" w:line="280"/>
+            </w:pPr>
+            <w:r>
+              <w:rPr>
+                <w:rFonts w:ascii="Yu Gothic" w:eastAsia="Yu Gothic" w:hAnsi="Yu Gothic"/>
+                <w:b w:val="false"/>
+                <w:bCs w:val="false"/>
+                <w:sz w:val="19"/>
+                <w:szCs w:val="19"/>
+              </w:rPr>
+              <w:t xml:space="preserve">②</w:t>
+            </w:r>
+          </w:p>
+        </w:tc>
+        <w:tc>
+          <w:tcPr>
+            <w:tcW w:type="dxa" w:w="2400"/>
+            <w:tcMar>
+              <w:top w:type="dxa" w:w="60"/>
+              <w:left w:type="dxa" w:w="100"/>
+              <w:bottom w:type="dxa" w:w="60"/>
+              <w:right w:type="dxa" w:w="100"/>
+            </w:tcMar>
+          </w:tcPr>
+          <w:p>
+            <w:pPr>
+              <w:spacing w:after="0" w:line="280"/>
+            </w:pPr>
+            <w:r>
+              <w:rPr>
+                <w:rFonts w:ascii="Yu Gothic" w:eastAsia="Yu Gothic" w:hAnsi="Yu Gothic"/>
+                <w:b w:val="false"/>
+                <w:bCs w:val="false"/>
+                <w:sz w:val="19"/>
+                <w:szCs w:val="19"/>
+              </w:rPr>
+              <w:t xml:space="preserve">受診者登録</w:t>
+            </w:r>
+          </w:p>
+        </w:tc>
+        <w:tc>
+          <w:tcPr>
+            <w:tcW w:type="dxa" w:w="1500"/>
+            <w:tcMar>
+              <w:top w:type="dxa" w:w="60"/>
+              <w:left w:type="dxa" w:w="100"/>
+              <w:bottom w:type="dxa" w:w="60"/>
+              <w:right w:type="dxa" w:w="100"/>
+            </w:tcMar>
+          </w:tcPr>
+          <w:p>
+            <w:pPr>
+              <w:spacing w:after="0" w:line="280"/>
+            </w:pPr>
+            <w:r>
+              <w:rPr>
+                <w:rFonts w:ascii="Yu Gothic" w:eastAsia="Yu Gothic" w:hAnsi="Yu Gothic"/>
+                <w:b w:val="false"/>
+                <w:bCs w:val="false"/>
+                <w:sz w:val="19"/>
+                <w:szCs w:val="19"/>
+              </w:rPr>
+              <w:t xml:space="preserve">健診ナビ</w:t>
+            </w:r>
+          </w:p>
+        </w:tc>
+        <w:tc>
+          <w:tcPr>
+            <w:tcW w:type="dxa" w:w="5400"/>
+            <w:tcMar>
+              <w:top w:type="dxa" w:w="60"/>
+              <w:left w:type="dxa" w:w="100"/>
+              <w:bottom w:type="dxa" w:w="60"/>
+              <w:right w:type="dxa" w:w="100"/>
+            </w:tcMar>
+          </w:tcPr>
+          <w:p>
+            <w:pPr>
+              <w:spacing w:after="0" w:line="280"/>
+            </w:pPr>
+            <w:r>
+              <w:rPr>
+                <w:rFonts w:ascii="Yu Gothic" w:eastAsia="Yu Gothic" w:hAnsi="Yu Gothic"/>
+                <w:b w:val="false"/>
+                <w:bCs w:val="false"/>
+                <w:sz w:val="19"/>
+                <w:szCs w:val="19"/>
+              </w:rPr>
+              <w:t xml:space="preserve">予約データ取込。受診者と検査枠(約200行)が作られる</w:t>
+            </w:r>
+          </w:p>
+        </w:tc>
+      </w:tr>
+      <w:tr>
+        <w:tc>
+          <w:tcPr>
+            <w:tcW w:type="dxa" w:w="500"/>
+            <w:tcMar>
+              <w:top w:type="dxa" w:w="60"/>
+              <w:left w:type="dxa" w:w="100"/>
+              <w:bottom w:type="dxa" w:w="60"/>
+              <w:right w:type="dxa" w:w="100"/>
+            </w:tcMar>
+          </w:tcPr>
+          <w:p>
+            <w:pPr>
+              <w:spacing w:after="0" w:line="280"/>
+            </w:pPr>
+            <w:r>
+              <w:rPr>
+                <w:rFonts w:ascii="Yu Gothic" w:eastAsia="Yu Gothic" w:hAnsi="Yu Gothic"/>
+                <w:b w:val="false"/>
+                <w:bCs w:val="false"/>
+                <w:sz w:val="19"/>
+                <w:szCs w:val="19"/>
+              </w:rPr>
+              <w:t xml:space="preserve">③</w:t>
+            </w:r>
+          </w:p>
+        </w:tc>
+        <w:tc>
+          <w:tcPr>
+            <w:tcW w:type="dxa" w:w="2400"/>
+            <w:tcMar>
+              <w:top w:type="dxa" w:w="60"/>
+              <w:left w:type="dxa" w:w="100"/>
+              <w:bottom w:type="dxa" w:w="60"/>
+              <w:right w:type="dxa" w:w="100"/>
+            </w:tcMar>
+          </w:tcPr>
+          <w:p>
+            <w:pPr>
+              <w:spacing w:after="0" w:line="280"/>
+            </w:pPr>
+            <w:r>
+              <w:rPr>
+                <w:rFonts w:ascii="Yu Gothic" w:eastAsia="Yu Gothic" w:hAnsi="Yu Gothic"/>
+                <w:b w:val="false"/>
+                <w:bCs w:val="false"/>
+                <w:sz w:val="19"/>
+                <w:szCs w:val="19"/>
+              </w:rPr>
+              <w:t xml:space="preserve">受付番号の設定</w:t>
+            </w:r>
+          </w:p>
+        </w:tc>
+        <w:tc>
+          <w:tcPr>
+            <w:tcW w:type="dxa" w:w="1500"/>
+            <w:tcMar>
+              <w:top w:type="dxa" w:w="60"/>
+              <w:left w:type="dxa" w:w="100"/>
+              <w:bottom w:type="dxa" w:w="60"/>
+              <w:right w:type="dxa" w:w="100"/>
+            </w:tcMar>
+          </w:tcPr>
+          <w:p>
+            <w:pPr>
+              <w:spacing w:after="0" w:line="280"/>
+            </w:pPr>
+            <w:r>
+              <w:rPr>
+                <w:rFonts w:ascii="Yu Gothic" w:eastAsia="Yu Gothic" w:hAnsi="Yu Gothic"/>
+                <w:b w:val="false"/>
+                <w:bCs w:val="false"/>
+                <w:sz w:val="19"/>
+                <w:szCs w:val="19"/>
+              </w:rPr>
+              <w:t xml:space="preserve">ツール</w:t>
+            </w:r>
+          </w:p>
+        </w:tc>
+        <w:tc>
+          <w:tcPr>
+            <w:tcW w:type="dxa" w:w="5400"/>
+            <w:tcMar>
+              <w:top w:type="dxa" w:w="60"/>
+              <w:left w:type="dxa" w:w="100"/>
+              <w:bottom w:type="dxa" w:w="60"/>
+              <w:right w:type="dxa" w:w="100"/>
+            </w:tcMar>
+          </w:tcPr>
+          <w:p>
+            <w:pPr>
+              <w:spacing w:after="0" w:line="280"/>
+            </w:pPr>
+            <w:r>
+              <w:rPr>
+                <w:rFonts w:ascii="Yu Gothic" w:eastAsia="Yu Gothic" w:hAnsi="Yu Gothic"/>
+                <w:b w:val="false"/>
+                <w:bCs w:val="false"/>
+                <w:sz w:val="19"/>
+                <w:szCs w:val="19"/>
+              </w:rPr>
+              <w:t xml:space="preserve">結果Excelの氏名で照合し、受付番号を健診ナビへ設定</w:t>
+            </w:r>
+          </w:p>
+        </w:tc>
+      </w:tr>
+      <w:tr>
+        <w:tc>
+          <w:tcPr>
+            <w:tcW w:type="dxa" w:w="500"/>
+            <w:tcMar>
+              <w:top w:type="dxa" w:w="60"/>
+              <w:left w:type="dxa" w:w="100"/>
+              <w:bottom w:type="dxa" w:w="60"/>
+              <w:right w:type="dxa" w:w="100"/>
+            </w:tcMar>
+          </w:tcPr>
+          <w:p>
+            <w:pPr>
+              <w:spacing w:after="0" w:line="280"/>
+            </w:pPr>
+            <w:r>
+              <w:rPr>
+                <w:rFonts w:ascii="Yu Gothic" w:eastAsia="Yu Gothic" w:hAnsi="Yu Gothic"/>
+                <w:b w:val="false"/>
+                <w:bCs w:val="false"/>
+                <w:sz w:val="19"/>
+                <w:szCs w:val="19"/>
+              </w:rPr>
+              <w:t xml:space="preserve">④</w:t>
+            </w:r>
+          </w:p>
+        </w:tc>
+        <w:tc>
+          <w:tcPr>
+            <w:tcW w:type="dxa" w:w="2400"/>
+            <w:tcMar>
+              <w:top w:type="dxa" w:w="60"/>
+              <w:left w:type="dxa" w:w="100"/>
+              <w:bottom w:type="dxa" w:w="60"/>
+              <w:right w:type="dxa" w:w="100"/>
+            </w:tcMar>
+          </w:tcPr>
+          <w:p>
+            <w:pPr>
+              <w:spacing w:after="0" w:line="280"/>
+            </w:pPr>
+            <w:r>
+              <w:rPr>
+                <w:rFonts w:ascii="Yu Gothic" w:eastAsia="Yu Gothic" w:hAnsi="Yu Gothic"/>
+                <w:b w:val="false"/>
+                <w:bCs w:val="false"/>
+                <w:sz w:val="19"/>
+                <w:szCs w:val="19"/>
+              </w:rPr>
+              <w:t xml:space="preserve">結果の取込</w:t>
+            </w:r>
+          </w:p>
+        </w:tc>
+        <w:tc>
+          <w:tcPr>
+            <w:tcW w:type="dxa" w:w="1500"/>
+            <w:tcMar>
+              <w:top w:type="dxa" w:w="60"/>
+              <w:left w:type="dxa" w:w="100"/>
+              <w:bottom w:type="dxa" w:w="60"/>
+              <w:right w:type="dxa" w:w="100"/>
+            </w:tcMar>
+          </w:tcPr>
+          <w:p>
+            <w:pPr>
+              <w:spacing w:after="0" w:line="280"/>
+            </w:pPr>
+            <w:r>
+              <w:rPr>
+                <w:rFonts w:ascii="Yu Gothic" w:eastAsia="Yu Gothic" w:hAnsi="Yu Gothic"/>
+                <w:b w:val="false"/>
+                <w:bCs w:val="false"/>
+                <w:sz w:val="19"/>
+                <w:szCs w:val="19"/>
+              </w:rPr>
+              <w:t xml:space="preserve">ツール</w:t>
+            </w:r>
+          </w:p>
+        </w:tc>
+        <w:tc>
+          <w:tcPr>
+            <w:tcW w:type="dxa" w:w="5400"/>
+            <w:tcMar>
+              <w:top w:type="dxa" w:w="60"/>
+              <w:left w:type="dxa" w:w="100"/>
+              <w:bottom w:type="dxa" w:w="60"/>
+              <w:right w:type="dxa" w:w="100"/>
+            </w:tcMar>
+          </w:tcPr>
+          <w:p>
+            <w:pPr>
+              <w:spacing w:after="0" w:line="280"/>
+            </w:pPr>
+            <w:r>
+              <w:rPr>
+                <w:rFonts w:ascii="Yu Gothic" w:eastAsia="Yu Gothic" w:hAnsi="Yu Gothic"/>
+                <w:b w:val="false"/>
+                <w:bCs w:val="false"/>
+                <w:sz w:val="19"/>
+                <w:szCs w:val="19"/>
+              </w:rPr>
+              <w:t xml:space="preserve">受付番号で人を特定し、各項目へ書き込む</w:t>
+            </w:r>
+          </w:p>
+        </w:tc>
+      </w:tr>
+      <w:tr>
+        <w:tc>
+          <w:tcPr>
+            <w:tcW w:type="dxa" w:w="500"/>
+            <w:tcMar>
+              <w:top w:type="dxa" w:w="60"/>
+              <w:left w:type="dxa" w:w="100"/>
+              <w:bottom w:type="dxa" w:w="60"/>
+              <w:right w:type="dxa" w:w="100"/>
+            </w:tcMar>
+          </w:tcPr>
+          <w:p>
+            <w:pPr>
+              <w:spacing w:after="0" w:line="280"/>
+            </w:pPr>
+            <w:r>
+              <w:rPr>
+                <w:rFonts w:ascii="Yu Gothic" w:eastAsia="Yu Gothic" w:hAnsi="Yu Gothic"/>
+                <w:b w:val="false"/>
+                <w:bCs w:val="false"/>
+                <w:sz w:val="19"/>
+                <w:szCs w:val="19"/>
+              </w:rPr>
+              <w:t xml:space="preserve">⑤</w:t>
+            </w:r>
+          </w:p>
+        </w:tc>
+        <w:tc>
+          <w:tcPr>
+            <w:tcW w:type="dxa" w:w="2400"/>
+            <w:tcMar>
+              <w:top w:type="dxa" w:w="60"/>
+              <w:left w:type="dxa" w:w="100"/>
+              <w:bottom w:type="dxa" w:w="60"/>
+              <w:right w:type="dxa" w:w="100"/>
+            </w:tcMar>
+          </w:tcPr>
+          <w:p>
+            <w:pPr>
+              <w:spacing w:after="0" w:line="280"/>
+            </w:pPr>
+            <w:r>
+              <w:rPr>
+                <w:rFonts w:ascii="Yu Gothic" w:eastAsia="Yu Gothic" w:hAnsi="Yu Gothic"/>
+                <w:b w:val="false"/>
+                <w:bCs w:val="false"/>
+                <w:sz w:val="19"/>
+                <w:szCs w:val="19"/>
+              </w:rPr>
+              <w:t xml:space="preserve">自動判定・出力</w:t>
+            </w:r>
+          </w:p>
+        </w:tc>
+        <w:tc>
+          <w:tcPr>
+            <w:tcW w:type="dxa" w:w="1500"/>
+            <w:tcMar>
+              <w:top w:type="dxa" w:w="60"/>
+              <w:left w:type="dxa" w:w="100"/>
+              <w:bottom w:type="dxa" w:w="60"/>
+              <w:right w:type="dxa" w:w="100"/>
+            </w:tcMar>
+          </w:tcPr>
+          <w:p>
+            <w:pPr>
+              <w:spacing w:after="0" w:line="280"/>
+            </w:pPr>
+            <w:r>
+              <w:rPr>
+                <w:rFonts w:ascii="Yu Gothic" w:eastAsia="Yu Gothic" w:hAnsi="Yu Gothic"/>
+                <w:b w:val="false"/>
+                <w:bCs w:val="false"/>
+                <w:sz w:val="19"/>
+                <w:szCs w:val="19"/>
+              </w:rPr>
+              <w:t xml:space="preserve">健診ナビ</w:t>
+            </w:r>
+          </w:p>
+        </w:tc>
+        <w:tc>
+          <w:tcPr>
+            <w:tcW w:type="dxa" w:w="5400"/>
+            <w:tcMar>
+              <w:top w:type="dxa" w:w="60"/>
+              <w:left w:type="dxa" w:w="100"/>
+              <w:bottom w:type="dxa" w:w="60"/>
+              <w:right w:type="dxa" w:w="100"/>
+            </w:tcMar>
+          </w:tcPr>
+          <w:p>
+            <w:pPr>
+              <w:spacing w:after="0" w:line="280"/>
+            </w:pPr>
+            <w:r>
+              <w:rPr>
+                <w:rFonts w:ascii="Yu Gothic" w:eastAsia="Yu Gothic" w:hAnsi="Yu Gothic"/>
+                <w:b w:val="false"/>
+                <w:bCs w:val="false"/>
+                <w:sz w:val="19"/>
+                <w:szCs w:val="19"/>
+              </w:rPr>
+              <w:t xml:space="preserve">BMI・判定の計算、結果票・東振協などの出力</w:t>
+            </w:r>
+          </w:p>
+        </w:tc>
+      </w:tr>
+    </w:tbl>
+    <w:p>
+      <w:pPr>
+        <w:spacing w:after="120" w:line="300"/>
+      </w:pPr>
+      <w:r>
+        <w:rPr>
+          <w:rFonts w:ascii="Yu Gothic" w:eastAsia="Yu Gothic" w:hAnsi="Yu Gothic"/>
+          <w:b w:val="false"/>
+          <w:bCs w:val="false"/>
+          <w:sz w:val="21"/>
+          <w:szCs w:val="21"/>
+        </w:rPr>
+        <w:t xml:space="preserve"/>
+      </w:r>
+    </w:p>
+    <w:p>
+      <w:pPr>
+        <w:spacing w:after="120" w:line="300"/>
+      </w:pPr>
+      <w:r>
+        <w:rPr>
+          <w:rFonts w:ascii="Yu Gothic" w:eastAsia="Yu Gothic" w:hAnsi="Yu Gothic"/>
+          <w:b w:val="false"/>
+          <w:bCs w:val="false"/>
+          <w:sz w:val="21"/>
+          <w:szCs w:val="21"/>
+        </w:rPr>
+        <w:t xml:space="preserve">③は「氏名」で人を探して受付番号を入れ、④は「受付番号」で人を探して結果を入れます。そのため </w:t>
+      </w:r>
+      <w:r>
+        <w:rPr>
+          <w:rFonts w:ascii="Yu Gothic" w:eastAsia="Yu Gothic" w:hAnsi="Yu Gothic"/>
+          <w:b/>
+          <w:bCs/>
+          <w:sz w:val="21"/>
+          <w:szCs w:val="21"/>
+        </w:rPr>
+        <w:t xml:space="preserve">③→④の順</w:t>
+      </w:r>
+      <w:r>
+        <w:rPr>
+          <w:rFonts w:ascii="Yu Gothic" w:eastAsia="Yu Gothic" w:hAnsi="Yu Gothic"/>
+          <w:b w:val="false"/>
+          <w:bCs w:val="false"/>
+          <w:sz w:val="21"/>
+          <w:szCs w:val="21"/>
+        </w:rPr>
+        <w:t xml:space="preserve">に実行します(受付番号を手入力済みなら③は不要。実行しても「変更なし」になるだけ)。</w:t>
+      </w:r>
+    </w:p>
+    <w:p>
+      <w:pPr>
+        <w:pStyle w:val="ListParagraph"/>
+        <w:numPr>
+          <w:ilvl w:val="0"/>
+          <w:numId w:val="2"/>
+        </w:numPr>
+        <w:spacing w:after="80" w:line="300"/>
+      </w:pPr>
+      <w:r>
+        <w:rPr>
+          <w:rFonts w:ascii="Yu Gothic" w:eastAsia="Yu Gothic" w:hAnsi="Yu Gothic"/>
+          <w:b w:val="false"/>
+          <w:bCs w:val="false"/>
+          <w:sz w:val="21"/>
+          <w:szCs w:val="21"/>
+        </w:rPr>
+        <w:t xml:space="preserve">血液検査 … 江東微研 → 健診ナビの「検体検査結果取込」(従来どおり)</w:t>
+      </w:r>
+    </w:p>
+    <w:p>
+      <w:pPr>
+        <w:pStyle w:val="ListParagraph"/>
+        <w:numPr>
+          <w:ilvl w:val="0"/>
+          <w:numId w:val="2"/>
+        </w:numPr>
+        <w:spacing w:after="80" w:line="300"/>
+      </w:pPr>
+      <w:r>
+        <w:rPr>
+          <w:rFonts w:ascii="Yu Gothic" w:eastAsia="Yu Gothic" w:hAnsi="Yu Gothic"/>
+          <w:b w:val="false"/>
+          <w:bCs w:val="false"/>
+          <w:sz w:val="21"/>
+          <w:szCs w:val="21"/>
+        </w:rPr>
+        <w:t xml:space="preserve">心電図の所見・判定 … 心電計のCSV → ecg_import.ps1</w:t>
+      </w:r>
+    </w:p>
+    <w:p>
+      <w:pPr>
+        <w:pStyle w:val="Heading1"/>
+        <w:spacing w:after="160" w:before="320"/>
+      </w:pPr>
+      <w:r>
+        <w:rPr>
+          <w:rFonts w:ascii="Yu Gothic" w:eastAsia="Yu Gothic" w:hAnsi="Yu Gothic"/>
+          <w:b/>
+          <w:bCs/>
+          <w:color w:val="1F4E79"/>
+          <w:sz w:val="30"/>
+          <w:szCs w:val="30"/>
+        </w:rPr>
+        <w:t xml:space="preserve">3. 大原則(必ず守る)</w:t>
       </w:r>
     </w:p>
     <w:p>
@@ -245,7 +1011,7 @@
           <w:sz w:val="30"/>
           <w:szCs w:val="30"/>
         </w:rPr>
-        <w:t xml:space="preserve">3. 健診フォーム(Excel)の取込 〈画面操作〉</w:t>
+        <w:t xml:space="preserve">4. 健診フォーム(Excel)の取込 〈画面操作〉</w:t>
       </w:r>
     </w:p>
     <w:p>
@@ -290,21 +1056,7 @@
           <w:sz w:val="21"/>
           <w:szCs w:val="21"/>
         </w:rPr>
-        <w:t xml:space="preserve">ツールを起動する: PowerShellで下のコマンドを実行(またはデスクトップのショートカット)。</w:t>
-      </w:r>
-    </w:p>
-    <w:p>
-      <w:pPr>
-        <w:shd w:fill="F2F2F2" w:val="clear"/>
-        <w:spacing w:after="120"/>
-      </w:pPr>
-      <w:r>
-        <w:rPr>
-          <w:rFonts w:ascii="Consolas" w:eastAsia="MS Gothic" w:hAnsi="Consolas"/>
-          <w:sz w:val="18"/>
-          <w:szCs w:val="18"/>
-        </w:rPr>
-        <w:t xml:space="preserve">powershell -ExecutionPolicy Bypass -File C:\Users\User\Documents\excel_tools\form_import_gui.ps1</w:t>
+        <w:t xml:space="preserve">start.bat をダブルクリックして起動する。</w:t>
       </w:r>
     </w:p>
     <w:p>
@@ -344,7 +1096,7 @@
           <w:sz w:val="21"/>
           <w:szCs w:val="21"/>
         </w:rPr>
-        <w:t xml:space="preserve">受付番号(例: 4001)と受診日(例: 2026/07/02)を入力する。全員まとめて取り込む場合は受付番号を空欄にする。</w:t>
+        <w:t xml:space="preserve">レイアウトを選ぶ(巡回の106列フォーム = mapping.csv / 44列 = mapping_44.csv)。</w:t>
       </w:r>
     </w:p>
     <w:p>
@@ -364,7 +1116,7 @@
           <w:sz w:val="21"/>
           <w:szCs w:val="21"/>
         </w:rPr>
-        <w:t xml:space="preserve">「3. プレビュー」を押し、表の「状態」列がすべて OK であることを確認する。</w:t>
+        <w:t xml:space="preserve">受付番号(例: 4001)と受診日(例: 2026/07/02)を入力する。受付番号は空欄=全員、複数はカンマ区切り(4005,4009)。日付列の無いレイアウトでは受診日が必須。</w:t>
       </w:r>
     </w:p>
     <w:p>
@@ -384,7 +1136,7 @@
           <w:sz w:val="21"/>
           <w:szCs w:val="21"/>
         </w:rPr>
-        <w:t xml:space="preserve">「4. 書込実行」→ 確認ダイアログで「はい」。</w:t>
+        <w:t xml:space="preserve">見出し行のあるファイルは「ヘッダ行なし」のチェックを外す。</w:t>
       </w:r>
     </w:p>
     <w:p>
@@ -404,6 +1156,66 @@
           <w:sz w:val="21"/>
           <w:szCs w:val="21"/>
         </w:rPr>
+        <w:t xml:space="preserve">必要なら「受付番号を設定」で当日の受付番号を先に入れる(③)。</w:t>
+      </w:r>
+    </w:p>
+    <w:p>
+      <w:pPr>
+        <w:pStyle w:val="ListParagraph"/>
+        <w:numPr>
+          <w:ilvl w:val="0"/>
+          <w:numId w:val="4"/>
+        </w:numPr>
+        <w:spacing w:after="80" w:line="300"/>
+      </w:pPr>
+      <w:r>
+        <w:rPr>
+          <w:rFonts w:ascii="Yu Gothic" w:eastAsia="Yu Gothic" w:hAnsi="Yu Gothic"/>
+          <w:b w:val="false"/>
+          <w:bCs w:val="false"/>
+          <w:sz w:val="21"/>
+          <w:szCs w:val="21"/>
+        </w:rPr>
+        <w:t xml:space="preserve">「3. プレビュー」を押し、表の「状態」列がすべて OK であることを確認する。</w:t>
+      </w:r>
+    </w:p>
+    <w:p>
+      <w:pPr>
+        <w:pStyle w:val="ListParagraph"/>
+        <w:numPr>
+          <w:ilvl w:val="0"/>
+          <w:numId w:val="4"/>
+        </w:numPr>
+        <w:spacing w:after="80" w:line="300"/>
+      </w:pPr>
+      <w:r>
+        <w:rPr>
+          <w:rFonts w:ascii="Yu Gothic" w:eastAsia="Yu Gothic" w:hAnsi="Yu Gothic"/>
+          <w:b w:val="false"/>
+          <w:bCs w:val="false"/>
+          <w:sz w:val="21"/>
+          <w:szCs w:val="21"/>
+        </w:rPr>
+        <w:t xml:space="preserve">「4. 書込実行」→ 確認ダイアログで「はい」。</w:t>
+      </w:r>
+    </w:p>
+    <w:p>
+      <w:pPr>
+        <w:pStyle w:val="ListParagraph"/>
+        <w:numPr>
+          <w:ilvl w:val="0"/>
+          <w:numId w:val="4"/>
+        </w:numPr>
+        <w:spacing w:after="80" w:line="300"/>
+      </w:pPr>
+      <w:r>
+        <w:rPr>
+          <w:rFonts w:ascii="Yu Gothic" w:eastAsia="Yu Gothic" w:hAnsi="Yu Gothic"/>
+          <w:b w:val="false"/>
+          <w:bCs w:val="false"/>
+          <w:sz w:val="21"/>
+          <w:szCs w:val="21"/>
+        </w:rPr>
         <w:t xml:space="preserve">健診ナビで対象者を開き、「自動判定」を実行 → 値と判定を確認する。</w:t>
       </w:r>
     </w:p>
@@ -421,7 +1233,7 @@
           <w:sz w:val="30"/>
           <w:szCs w:val="30"/>
         </w:rPr>
-        <w:t xml:space="preserve">4. 心電図結果CSVの取込 〈コマンド〉</w:t>
+        <w:t xml:space="preserve">5. 心電図結果CSVの取込 〈コマンド〉</w:t>
       </w:r>
     </w:p>
     <w:p>
@@ -631,7 +1443,7 @@
           <w:sz w:val="30"/>
           <w:szCs w:val="30"/>
         </w:rPr>
-        <w:t xml:space="preserve">5. 書込後の確認</w:t>
+        <w:t xml:space="preserve">6. 書込後の確認</w:t>
       </w:r>
     </w:p>
     <w:p>
@@ -728,7 +1540,7 @@
           <w:sz w:val="30"/>
           <w:szCs w:val="30"/>
         </w:rPr>
-        <w:t xml:space="preserve">6. エラーの意味と対処</w:t>
+        <w:t xml:space="preserve">7. エラーの意味と対処</w:t>
       </w:r>
     </w:p>
     <w:tbl>
@@ -1421,7 +2233,7 @@
           <w:sz w:val="30"/>
           <w:szCs w:val="30"/>
         </w:rPr>
-        <w:t xml:space="preserve">7. 初期設定(初回のみ・設定担当者向け)</w:t>
+        <w:t xml:space="preserve">8. 初期設定(初回のみ・設定担当者向け)</w:t>
       </w:r>
     </w:p>
     <w:p>
@@ -1757,7 +2569,7 @@
           <w:sz w:val="30"/>
           <w:szCs w:val="30"/>
         </w:rPr>
-        <w:t xml:space="preserve">8. 元に戻したいとき</w:t>
+        <w:t xml:space="preserve">9. 元に戻したいとき</w:t>
       </w:r>
     </w:p>
     <w:p>
@@ -1834,7 +2646,7 @@
           <w:sz w:val="30"/>
           <w:szCs w:val="30"/>
         </w:rPr>
-        <w:t xml:space="preserve">9. 禁止事項・注意</w:t>
+        <w:t xml:space="preserve">10. 禁止事項・注意</w:t>
       </w:r>
     </w:p>
     <w:tbl>
@@ -2189,6 +3001,168 @@
                 <w:szCs w:val="19"/>
               </w:rPr>
               <w:t xml:space="preserve">心電図結果CSVの取込</w:t>
+            </w:r>
+          </w:p>
+        </w:tc>
+      </w:tr>
+      <w:tr>
+        <w:tc>
+          <w:tcPr>
+            <w:tcW w:type="dxa" w:w="3400"/>
+            <w:tcMar>
+              <w:top w:type="dxa" w:w="60"/>
+              <w:left w:type="dxa" w:w="100"/>
+              <w:bottom w:type="dxa" w:w="60"/>
+              <w:right w:type="dxa" w:w="100"/>
+            </w:tcMar>
+          </w:tcPr>
+          <w:p>
+            <w:pPr>
+              <w:spacing w:after="0" w:line="280"/>
+            </w:pPr>
+            <w:r>
+              <w:rPr>
+                <w:rFonts w:ascii="Yu Gothic" w:eastAsia="Yu Gothic" w:hAnsi="Yu Gothic"/>
+                <w:b w:val="false"/>
+                <w:bCs w:val="false"/>
+                <w:sz w:val="19"/>
+                <w:szCs w:val="19"/>
+              </w:rPr>
+              <w:t xml:space="preserve">yoyaku_export.ps1</w:t>
+            </w:r>
+          </w:p>
+        </w:tc>
+        <w:tc>
+          <w:tcPr>
+            <w:tcW w:type="dxa" w:w="6400"/>
+            <w:tcMar>
+              <w:top w:type="dxa" w:w="60"/>
+              <w:left w:type="dxa" w:w="100"/>
+              <w:bottom w:type="dxa" w:w="60"/>
+              <w:right w:type="dxa" w:w="100"/>
+            </w:tcMar>
+          </w:tcPr>
+          <w:p>
+            <w:pPr>
+              <w:spacing w:after="0" w:line="280"/>
+            </w:pPr>
+            <w:r>
+              <w:rPr>
+                <w:rFonts w:ascii="Yu Gothic" w:eastAsia="Yu Gothic" w:hAnsi="Yu Gothic"/>
+                <w:b w:val="false"/>
+                <w:bCs w:val="false"/>
+                <w:sz w:val="19"/>
+                <w:szCs w:val="19"/>
+              </w:rPr>
+              <w:t xml:space="preserve">予約取込Excelの生成</w:t>
+            </w:r>
+          </w:p>
+        </w:tc>
+      </w:tr>
+      <w:tr>
+        <w:tc>
+          <w:tcPr>
+            <w:tcW w:type="dxa" w:w="3400"/>
+            <w:tcMar>
+              <w:top w:type="dxa" w:w="60"/>
+              <w:left w:type="dxa" w:w="100"/>
+              <w:bottom w:type="dxa" w:w="60"/>
+              <w:right w:type="dxa" w:w="100"/>
+            </w:tcMar>
+          </w:tcPr>
+          <w:p>
+            <w:pPr>
+              <w:spacing w:after="0" w:line="280"/>
+            </w:pPr>
+            <w:r>
+              <w:rPr>
+                <w:rFonts w:ascii="Yu Gothic" w:eastAsia="Yu Gothic" w:hAnsi="Yu Gothic"/>
+                <w:b w:val="false"/>
+                <w:bCs w:val="false"/>
+                <w:sz w:val="19"/>
+                <w:szCs w:val="19"/>
+              </w:rPr>
+              <w:t xml:space="preserve">start.bat</w:t>
+            </w:r>
+          </w:p>
+        </w:tc>
+        <w:tc>
+          <w:tcPr>
+            <w:tcW w:type="dxa" w:w="6400"/>
+            <w:tcMar>
+              <w:top w:type="dxa" w:w="60"/>
+              <w:left w:type="dxa" w:w="100"/>
+              <w:bottom w:type="dxa" w:w="60"/>
+              <w:right w:type="dxa" w:w="100"/>
+            </w:tcMar>
+          </w:tcPr>
+          <w:p>
+            <w:pPr>
+              <w:spacing w:after="0" w:line="280"/>
+            </w:pPr>
+            <w:r>
+              <w:rPr>
+                <w:rFonts w:ascii="Yu Gothic" w:eastAsia="Yu Gothic" w:hAnsi="Yu Gothic"/>
+                <w:b w:val="false"/>
+                <w:bCs w:val="false"/>
+                <w:sz w:val="19"/>
+                <w:szCs w:val="19"/>
+              </w:rPr>
+              <w:t xml:space="preserve">取込ツールの起動(ダブルクリック)</w:t>
+            </w:r>
+          </w:p>
+        </w:tc>
+      </w:tr>
+      <w:tr>
+        <w:tc>
+          <w:tcPr>
+            <w:tcW w:type="dxa" w:w="3400"/>
+            <w:tcMar>
+              <w:top w:type="dxa" w:w="60"/>
+              <w:left w:type="dxa" w:w="100"/>
+              <w:bottom w:type="dxa" w:w="60"/>
+              <w:right w:type="dxa" w:w="100"/>
+            </w:tcMar>
+          </w:tcPr>
+          <w:p>
+            <w:pPr>
+              <w:spacing w:after="0" w:line="280"/>
+            </w:pPr>
+            <w:r>
+              <w:rPr>
+                <w:rFonts w:ascii="Yu Gothic" w:eastAsia="Yu Gothic" w:hAnsi="Yu Gothic"/>
+                <w:b w:val="false"/>
+                <w:bCs w:val="false"/>
+                <w:sz w:val="19"/>
+                <w:szCs w:val="19"/>
+              </w:rPr>
+              <w:t xml:space="preserve">check.bat / check2.bat</w:t>
+            </w:r>
+          </w:p>
+        </w:tc>
+        <w:tc>
+          <w:tcPr>
+            <w:tcW w:type="dxa" w:w="6400"/>
+            <w:tcMar>
+              <w:top w:type="dxa" w:w="60"/>
+              <w:left w:type="dxa" w:w="100"/>
+              <w:bottom w:type="dxa" w:w="60"/>
+              <w:right w:type="dxa" w:w="100"/>
+            </w:tcMar>
+          </w:tcPr>
+          <w:p>
+            <w:pPr>
+              <w:spacing w:after="0" w:line="280"/>
+            </w:pPr>
+            <w:r>
+              <w:rPr>
+                <w:rFonts w:ascii="Yu Gothic" w:eastAsia="Yu Gothic" w:hAnsi="Yu Gothic"/>
+                <w:b w:val="false"/>
+                <w:bCs w:val="false"/>
+                <w:sz w:val="19"/>
+                <w:szCs w:val="19"/>
+              </w:rPr>
+              <w:t xml:space="preserve">設定調査(担当者向け)</w:t>
             </w:r>
           </w:p>
         </w:tc>

--- a/kenshin-navi-tool/取込マニュアル.docx
+++ b/kenshin-navi-tool/取込マニュアル.docx
@@ -187,6 +187,31 @@
           <w:szCs w:val="21"/>
         </w:rPr>
         <w:t xml:space="preserve"/>
+      </w:r>
+    </w:p>
+    <w:p>
+      <w:pPr>
+        <w:spacing w:after="120" w:line="300"/>
+      </w:pPr>
+      <w:r>
+        <w:rPr>
+          <w:rFonts w:ascii="Yu Gothic" w:eastAsia="Yu Gothic" w:hAnsi="Yu Gothic"/>
+          <w:b/>
+          <w:bCs/>
+          <w:sz w:val="21"/>
+          <w:szCs w:val="21"/>
+        </w:rPr>
+        <w:t xml:space="preserve">ファイルを選べば、どちらのレイアウトかはツールが自動で判別します。</w:t>
+      </w:r>
+      <w:r>
+        <w:rPr>
+          <w:rFonts w:ascii="Yu Gothic" w:eastAsia="Yu Gothic" w:hAnsi="Yu Gothic"/>
+          <w:b w:val="false"/>
+          <w:bCs w:val="false"/>
+          <w:sz w:val="21"/>
+          <w:szCs w:val="21"/>
+        </w:rPr>
+        <w:t xml:space="preserve">(うまく判別されないときだけ「レイアウト」で手動選択)</w:t>
       </w:r>
     </w:p>
     <w:p>
@@ -922,7 +947,7 @@
           <w:sz w:val="21"/>
           <w:szCs w:val="21"/>
         </w:rPr>
-        <w:t xml:space="preserve">ツールの「参照...」で当日の結果Excelを選ぶ。</w:t>
+        <w:t xml:space="preserve">ツールの「参照...」で当日の結果Excelを選ぶ(レイアウトは自動で判別されます)。</w:t>
       </w:r>
     </w:p>
     <w:p>
@@ -942,46 +967,6 @@
           <w:sz w:val="21"/>
           <w:szCs w:val="21"/>
         </w:rPr>
-        <w:t xml:space="preserve">「レイアウト」で リアンパターン を選ぶ。</w:t>
-      </w:r>
-    </w:p>
-    <w:p>
-      <w:pPr>
-        <w:pStyle w:val="ListParagraph"/>
-        <w:numPr>
-          <w:ilvl w:val="0"/>
-          <w:numId w:val="4"/>
-        </w:numPr>
-        <w:spacing w:after="90" w:line="300"/>
-      </w:pPr>
-      <w:r>
-        <w:rPr>
-          <w:rFonts w:ascii="Yu Gothic" w:eastAsia="Yu Gothic" w:hAnsi="Yu Gothic"/>
-          <w:b w:val="false"/>
-          <w:bCs w:val="false"/>
-          <w:sz w:val="21"/>
-          <w:szCs w:val="21"/>
-        </w:rPr>
-        <w:t xml:space="preserve">見出し行のあるファイルなら「ヘッダ行なし」のチェックを外す。</w:t>
-      </w:r>
-    </w:p>
-    <w:p>
-      <w:pPr>
-        <w:pStyle w:val="ListParagraph"/>
-        <w:numPr>
-          <w:ilvl w:val="0"/>
-          <w:numId w:val="4"/>
-        </w:numPr>
-        <w:spacing w:after="90" w:line="300"/>
-      </w:pPr>
-      <w:r>
-        <w:rPr>
-          <w:rFonts w:ascii="Yu Gothic" w:eastAsia="Yu Gothic" w:hAnsi="Yu Gothic"/>
-          <w:b w:val="false"/>
-          <w:bCs w:val="false"/>
-          <w:sz w:val="21"/>
-          <w:szCs w:val="21"/>
-        </w:rPr>
         <w:t xml:space="preserve">「受付番号を設定」を押す → 一覧が出るので確認 → 「はい」で設定。</w:t>
       </w:r>
     </w:p>
@@ -1243,7 +1228,7 @@
           <w:sz w:val="21"/>
           <w:szCs w:val="21"/>
         </w:rPr>
-        <w:t xml:space="preserve">「参照...」でそのExcelを選ぶ。</w:t>
+        <w:t xml:space="preserve">「参照...」でそのExcelを選ぶ(レイアウトは自動で判別されます)。</w:t>
       </w:r>
     </w:p>
     <w:p>
@@ -1258,26 +1243,6 @@
       <w:r>
         <w:rPr>
           <w:rFonts w:ascii="Yu Gothic" w:eastAsia="Yu Gothic" w:hAnsi="Yu Gothic"/>
-          <w:b w:val="false"/>
-          <w:bCs w:val="false"/>
-          <w:sz w:val="21"/>
-          <w:szCs w:val="21"/>
-        </w:rPr>
-        <w:t xml:space="preserve">「レイアウト」で 芝浦巡回AIデータ を選ぶ。</w:t>
-      </w:r>
-    </w:p>
-    <w:p>
-      <w:pPr>
-        <w:pStyle w:val="ListParagraph"/>
-        <w:numPr>
-          <w:ilvl w:val="0"/>
-          <w:numId w:val="7"/>
-        </w:numPr>
-        <w:spacing w:after="90" w:line="300"/>
-      </w:pPr>
-      <w:r>
-        <w:rPr>
-          <w:rFonts w:ascii="Yu Gothic" w:eastAsia="Yu Gothic" w:hAnsi="Yu Gothic"/>
           <w:b/>
           <w:bCs/>
           <w:sz w:val="21"/>
@@ -1294,26 +1259,6 @@
           <w:szCs w:val="21"/>
         </w:rPr>
         <w:t xml:space="preserve"> ← 日付の列が無いので必須です。</w:t>
-      </w:r>
-    </w:p>
-    <w:p>
-      <w:pPr>
-        <w:pStyle w:val="ListParagraph"/>
-        <w:numPr>
-          <w:ilvl w:val="0"/>
-          <w:numId w:val="7"/>
-        </w:numPr>
-        <w:spacing w:after="90" w:line="300"/>
-      </w:pPr>
-      <w:r>
-        <w:rPr>
-          <w:rFonts w:ascii="Yu Gothic" w:eastAsia="Yu Gothic" w:hAnsi="Yu Gothic"/>
-          <w:b w:val="false"/>
-          <w:bCs w:val="false"/>
-          <w:sz w:val="21"/>
-          <w:szCs w:val="21"/>
-        </w:rPr>
-        <w:t xml:space="preserve">「ヘッダ行なし」のチェックを外す(1行目が見出しのため)。</w:t>
       </w:r>
     </w:p>
     <w:p>

--- a/kenshin-navi-tool/取込マニュアル.docx
+++ b/kenshin-navi-tool/取込マニュアル.docx
@@ -2822,6 +2822,60 @@
                 <w:szCs w:val="19"/>
               </w:rPr>
               <w:t xml:space="preserve">実際に健診ナビへ書き込む</w:t>
+            </w:r>
+          </w:p>
+        </w:tc>
+      </w:tr>
+      <w:tr>
+        <w:tc>
+          <w:tcPr>
+            <w:tcW w:type="dxa" w:w="2600"/>
+            <w:tcMar>
+              <w:top w:type="dxa" w:w="60"/>
+              <w:left w:type="dxa" w:w="100"/>
+              <w:bottom w:type="dxa" w:w="60"/>
+              <w:right w:type="dxa" w:w="100"/>
+            </w:tcMar>
+          </w:tcPr>
+          <w:p>
+            <w:pPr>
+              <w:spacing w:after="0" w:line="280"/>
+            </w:pPr>
+            <w:r>
+              <w:rPr>
+                <w:rFonts w:ascii="Yu Gothic" w:eastAsia="Yu Gothic" w:hAnsi="Yu Gothic"/>
+                <w:b w:val="false"/>
+                <w:bCs w:val="false"/>
+                <w:sz w:val="19"/>
+                <w:szCs w:val="19"/>
+              </w:rPr>
+              <w:t xml:space="preserve">名簿でしぼり込む</w:t>
+            </w:r>
+          </w:p>
+        </w:tc>
+        <w:tc>
+          <w:tcPr>
+            <w:tcW w:type="dxa" w:w="7200"/>
+            <w:tcMar>
+              <w:top w:type="dxa" w:w="60"/>
+              <w:left w:type="dxa" w:w="100"/>
+              <w:bottom w:type="dxa" w:w="60"/>
+              <w:right w:type="dxa" w:w="100"/>
+            </w:tcMar>
+          </w:tcPr>
+          <w:p>
+            <w:pPr>
+              <w:spacing w:after="0" w:line="280"/>
+            </w:pPr>
+            <w:r>
+              <w:rPr>
+                <w:rFonts w:ascii="Yu Gothic" w:eastAsia="Yu Gothic" w:hAnsi="Yu Gothic"/>
+                <w:b w:val="false"/>
+                <w:bCs w:val="false"/>
+                <w:sz w:val="19"/>
+                <w:szCs w:val="19"/>
+              </w:rPr>
+              <w:t xml:space="preserve">名簿(リアン等)を指定すると、その名簿に載っている人だけを取り込む。空欄ならファイル内の全員</w:t>
             </w:r>
           </w:p>
         </w:tc>

--- a/kenshin-navi-tool/取込マニュアル.docx
+++ b/kenshin-navi-tool/取込マニュアル.docx
@@ -1034,12 +1034,22 @@
       <w:r>
         <w:rPr>
           <w:rFonts w:ascii="Yu Gothic" w:eastAsia="Yu Gothic" w:hAnsi="Yu Gothic"/>
-          <w:b w:val="false"/>
-          <w:bCs w:val="false"/>
-          <w:sz w:val="21"/>
-          <w:szCs w:val="21"/>
-        </w:rPr>
-        <w:t xml:space="preserve">「3. プレビュー」を押す。</w:t>
+          <w:b/>
+          <w:bCs/>
+          <w:sz w:val="21"/>
+          <w:szCs w:val="21"/>
+        </w:rPr>
+        <w:t xml:space="preserve">「受診日」は空欄のままにする。</w:t>
+      </w:r>
+      <w:r>
+        <w:rPr>
+          <w:rFonts w:ascii="Yu Gothic" w:eastAsia="Yu Gothic" w:hAnsi="Yu Gothic"/>
+          <w:b w:val="false"/>
+          <w:bCs w:val="false"/>
+          <w:sz w:val="21"/>
+          <w:szCs w:val="21"/>
+        </w:rPr>
+        <w:t xml:space="preserve"> リアンのExcelには日付の列があるので、そこから読みます。</w:t>
       </w:r>
     </w:p>
     <w:p>
@@ -1059,7 +1069,7 @@
           <w:sz w:val="21"/>
           <w:szCs w:val="21"/>
         </w:rPr>
-        <w:t xml:space="preserve">「状態」の列がすべて OK になっていることを確認する。</w:t>
+        <w:t xml:space="preserve">「3. プレビュー」を押す。</w:t>
       </w:r>
     </w:p>
     <w:p>
@@ -1079,6 +1089,26 @@
           <w:sz w:val="21"/>
           <w:szCs w:val="21"/>
         </w:rPr>
+        <w:t xml:space="preserve">「状態」の列がすべて OK になっていることを確認する。</w:t>
+      </w:r>
+    </w:p>
+    <w:p>
+      <w:pPr>
+        <w:pStyle w:val="ListParagraph"/>
+        <w:numPr>
+          <w:ilvl w:val="0"/>
+          <w:numId w:val="5"/>
+        </w:numPr>
+        <w:spacing w:after="90" w:line="300"/>
+      </w:pPr>
+      <w:r>
+        <w:rPr>
+          <w:rFonts w:ascii="Yu Gothic" w:eastAsia="Yu Gothic" w:hAnsi="Yu Gothic"/>
+          <w:b w:val="false"/>
+          <w:bCs w:val="false"/>
+          <w:sz w:val="21"/>
+          <w:szCs w:val="21"/>
+        </w:rPr>
         <w:t xml:space="preserve">「4. 書込実行」→ 確認の画面で「はい」。</w:t>
       </w:r>
     </w:p>
@@ -1159,6 +1189,111 @@
         <w:t xml:space="preserve">東振協などの提出データを出力する。</w:t>
       </w:r>
     </w:p>
+    <w:p>
+      <w:pPr>
+        <w:spacing w:after="120" w:line="300"/>
+      </w:pPr>
+      <w:r>
+        <w:rPr>
+          <w:rFonts w:ascii="Yu Gothic" w:eastAsia="Yu Gothic" w:hAnsi="Yu Gothic"/>
+          <w:b w:val="false"/>
+          <w:bCs w:val="false"/>
+          <w:sz w:val="21"/>
+          <w:szCs w:val="21"/>
+        </w:rPr>
+        <w:t xml:space="preserve"/>
+      </w:r>
+    </w:p>
+    <w:tbl>
+      <w:tblPr>
+        <w:tblW w:type="dxa" w:w="9800"/>
+        <w:tblBorders>
+          <w:top w:val="single" w:color="auto" w:sz="4"/>
+          <w:left w:val="single" w:color="auto" w:sz="4"/>
+          <w:bottom w:val="single" w:color="auto" w:sz="4"/>
+          <w:right w:val="single" w:color="auto" w:sz="4"/>
+          <w:insideH w:val="single" w:color="auto" w:sz="4"/>
+          <w:insideV w:val="single" w:color="auto" w:sz="4"/>
+        </w:tblBorders>
+      </w:tblPr>
+      <w:tblGrid>
+        <w:gridCol w:w="9800"/>
+      </w:tblGrid>
+      <w:tr>
+        <w:tc>
+          <w:tcPr>
+            <w:tcW w:type="dxa" w:w="9800"/>
+            <w:shd w:val="clear"/>
+            <w:tcMar>
+              <w:top w:type="dxa" w:w="100"/>
+              <w:left w:type="dxa" w:w="140"/>
+              <w:bottom w:type="dxa" w:w="100"/>
+              <w:right w:type="dxa" w:w="140"/>
+            </w:tcMar>
+          </w:tcPr>
+          <w:p>
+            <w:pPr>
+              <w:spacing w:after="60"/>
+            </w:pPr>
+            <w:r>
+              <w:rPr>
+                <w:rFonts w:ascii="Yu Gothic" w:eastAsia="Yu Gothic" w:hAnsi="Yu Gothic"/>
+                <w:b/>
+                <w:bCs/>
+                <w:sz w:val="19"/>
+                <w:szCs w:val="19"/>
+              </w:rPr>
+              <w:t xml:space="preserve">「受診日」欄について</w:t>
+            </w:r>
+          </w:p>
+          <w:p>
+            <w:pPr>
+              <w:spacing w:after="60"/>
+            </w:pPr>
+            <w:r>
+              <w:rPr>
+                <w:rFonts w:ascii="Yu Gothic" w:eastAsia="Yu Gothic" w:hAnsi="Yu Gothic"/>
+                <w:b w:val="false"/>
+                <w:bCs w:val="false"/>
+                <w:sz w:val="19"/>
+                <w:szCs w:val="19"/>
+              </w:rPr>
+              <w:t xml:space="preserve">空欄にしておくと、Excelの日付の列から自動で読みます(リアンはこちら)。</w:t>
+            </w:r>
+          </w:p>
+          <w:p>
+            <w:pPr>
+              <w:spacing w:after="60"/>
+            </w:pPr>
+            <w:r>
+              <w:rPr>
+                <w:rFonts w:ascii="Yu Gothic" w:eastAsia="Yu Gothic" w:hAnsi="Yu Gothic"/>
+                <w:b w:val="false"/>
+                <w:bCs w:val="false"/>
+                <w:sz w:val="19"/>
+                <w:szCs w:val="19"/>
+              </w:rPr>
+              <w:t xml:space="preserve">入力すると、Excelの日付より入力した日付が優先されます。日付の列が無いファイル(芝浦巡回AIデータ)では必須です。</w:t>
+            </w:r>
+          </w:p>
+          <w:p>
+            <w:pPr>
+              <w:spacing w:after="0"/>
+            </w:pPr>
+            <w:r>
+              <w:rPr>
+                <w:rFonts w:ascii="Yu Gothic" w:eastAsia="Yu Gothic" w:hAnsi="Yu Gothic"/>
+                <w:b w:val="false"/>
+                <w:bCs w:val="false"/>
+                <w:sz w:val="19"/>
+                <w:szCs w:val="19"/>
+              </w:rPr>
+              <w:t xml:space="preserve">書き方は 2026/07/12 です。260712 や 20260712 でも通りますが、迷ったら 2026/07/12 の形で入れてください。</w:t>
+            </w:r>
+          </w:p>
+        </w:tc>
+      </w:tr>
+    </w:tbl>
     <w:p>
       <w:pPr>
         <w:pStyle w:val="Heading1"/>

--- a/kenshin-navi-tool/取込マニュアル.docx
+++ b/kenshin-navi-tool/取込マニュアル.docx
@@ -1273,7 +1273,22 @@
                 <w:sz w:val="19"/>
                 <w:szCs w:val="19"/>
               </w:rPr>
-              <w:t xml:space="preserve">入力すると、Excelの日付より入力した日付が優先されます。日付の列が無いファイル(芝浦巡回AIデータ)では必須です。</w:t>
+              <w:t xml:space="preserve">入力すると、Excelの日付より入力した日付が優先されます。その場合は確認の画面が出るので、内容を見て「はい」か「いいえ」を選んでください。</w:t>
+            </w:r>
+          </w:p>
+          <w:p>
+            <w:pPr>
+              <w:spacing w:after="60"/>
+            </w:pPr>
+            <w:r>
+              <w:rPr>
+                <w:rFonts w:ascii="Yu Gothic" w:eastAsia="Yu Gothic" w:hAnsi="Yu Gothic"/>
+                <w:b w:val="false"/>
+                <w:bCs w:val="false"/>
+                <w:sz w:val="19"/>
+                <w:szCs w:val="19"/>
+              </w:rPr>
+              <w:t xml:space="preserve">日付の列が無いファイル(芝浦巡回AIデータ)では、受診日の入力が必須です(確認の画面は出ません)。</w:t>
             </w:r>
           </w:p>
           <w:p>

--- a/kenshin-navi-tool/取込マニュアル.docx
+++ b/kenshin-navi-tool/取込マニュアル.docx
@@ -1343,6 +1343,23 @@
     </w:p>
     <w:p>
       <w:pPr>
+        <w:pStyle w:val="Heading2"/>
+        <w:spacing w:after="120" w:before="260"/>
+      </w:pPr>
+      <w:r>
+        <w:rPr>
+          <w:rFonts w:ascii="Yu Gothic" w:eastAsia="Yu Gothic" w:hAnsi="Yu Gothic"/>
+          <w:b/>
+          <w:bCs/>
+          <w:color w:val="1F4E79"/>
+          <w:sz w:val="24"/>
+          <w:szCs w:val="24"/>
+        </w:rPr>
+        <w:t xml:space="preserve">4-1. 結果を取り込む</w:t>
+      </w:r>
+    </w:p>
+    <w:p>
+      <w:pPr>
         <w:pStyle w:val="ListParagraph"/>
         <w:numPr>
           <w:ilvl w:val="0"/>
@@ -1540,7 +1557,254 @@
                 <w:sz w:val="19"/>
                 <w:szCs w:val="19"/>
               </w:rPr>
-              <w:t xml:space="preserve">その受付番号が健診ナビにまだ入っていません。健診ナビ側で受付番号を確認・入力してから、もう一度実行してください。</w:t>
+              <w:t xml:space="preserve">その受付番号が健診ナビにまだ入っていません。下の 4-2 で入れてから、もう一度実行してください。</w:t>
+            </w:r>
+          </w:p>
+        </w:tc>
+      </w:tr>
+    </w:tbl>
+    <w:p>
+      <w:pPr>
+        <w:pStyle w:val="Heading2"/>
+        <w:spacing w:after="120" w:before="260"/>
+      </w:pPr>
+      <w:r>
+        <w:rPr>
+          <w:rFonts w:ascii="Yu Gothic" w:eastAsia="Yu Gothic" w:hAnsi="Yu Gothic"/>
+          <w:b/>
+          <w:bCs/>
+          <w:color w:val="1F4E79"/>
+          <w:sz w:val="24"/>
+          <w:szCs w:val="24"/>
+        </w:rPr>
+        <w:t xml:space="preserve">4-2. 受付番号が入っていないとき</w:t>
+      </w:r>
+    </w:p>
+    <w:p>
+      <w:pPr>
+        <w:spacing w:after="120" w:line="300"/>
+      </w:pPr>
+      <w:r>
+        <w:rPr>
+          <w:rFonts w:ascii="Yu Gothic" w:eastAsia="Yu Gothic" w:hAnsi="Yu Gothic"/>
+          <w:b w:val="false"/>
+          <w:bCs w:val="false"/>
+          <w:sz w:val="21"/>
+          <w:szCs w:val="21"/>
+        </w:rPr>
+        <w:t xml:space="preserve">芝浦巡回AIデータには氏名が無いので、そのファイルだけでは誰が何番か分かりません。氏名と受付番号の一覧を作って、ツールに入れさせます。</w:t>
+      </w:r>
+    </w:p>
+    <w:p>
+      <w:pPr>
+        <w:pStyle w:val="ListParagraph"/>
+        <w:numPr>
+          <w:ilvl w:val="0"/>
+          <w:numId w:val="8"/>
+        </w:numPr>
+        <w:spacing w:after="90" w:line="300"/>
+      </w:pPr>
+      <w:r>
+        <w:rPr>
+          <w:rFonts w:ascii="Yu Gothic" w:eastAsia="Yu Gothic" w:hAnsi="Yu Gothic"/>
+          <w:b w:val="false"/>
+          <w:bCs w:val="false"/>
+          <w:sz w:val="21"/>
+          <w:szCs w:val="21"/>
+        </w:rPr>
+        <w:t xml:space="preserve">ツールのフォルダにある 受付番号リスト_ひな形.xlsx をデスクトップにコピーする。</w:t>
+      </w:r>
+    </w:p>
+    <w:p>
+      <w:pPr>
+        <w:pStyle w:val="ListParagraph"/>
+        <w:numPr>
+          <w:ilvl w:val="0"/>
+          <w:numId w:val="8"/>
+        </w:numPr>
+        <w:spacing w:after="90" w:line="300"/>
+      </w:pPr>
+      <w:r>
+        <w:rPr>
+          <w:rFonts w:ascii="Yu Gothic" w:eastAsia="Yu Gothic" w:hAnsi="Yu Gothic"/>
+          <w:b w:val="false"/>
+          <w:bCs w:val="false"/>
+          <w:sz w:val="21"/>
+          <w:szCs w:val="21"/>
+        </w:rPr>
+        <w:t xml:space="preserve">開いて、2行目から 受付番号・氏名(フリガナは任意)を入力して保存する。</w:t>
+      </w:r>
+    </w:p>
+    <w:p>
+      <w:pPr>
+        <w:pStyle w:val="ListParagraph"/>
+        <w:numPr>
+          <w:ilvl w:val="0"/>
+          <w:numId w:val="8"/>
+        </w:numPr>
+        <w:spacing w:after="90" w:line="300"/>
+      </w:pPr>
+      <w:r>
+        <w:rPr>
+          <w:rFonts w:ascii="Yu Gothic" w:eastAsia="Yu Gothic" w:hAnsi="Yu Gothic"/>
+          <w:b w:val="false"/>
+          <w:bCs w:val="false"/>
+          <w:sz w:val="21"/>
+          <w:szCs w:val="21"/>
+        </w:rPr>
+        <w:t xml:space="preserve">ツールの「参照...」でそのファイルを選ぶ(レイアウトは自動で判別されます)。</w:t>
+      </w:r>
+    </w:p>
+    <w:p>
+      <w:pPr>
+        <w:pStyle w:val="ListParagraph"/>
+        <w:numPr>
+          <w:ilvl w:val="0"/>
+          <w:numId w:val="8"/>
+        </w:numPr>
+        <w:spacing w:after="90" w:line="300"/>
+      </w:pPr>
+      <w:r>
+        <w:rPr>
+          <w:rFonts w:ascii="Yu Gothic" w:eastAsia="Yu Gothic" w:hAnsi="Yu Gothic"/>
+          <w:b/>
+          <w:bCs/>
+          <w:sz w:val="21"/>
+          <w:szCs w:val="21"/>
+        </w:rPr>
+        <w:t xml:space="preserve">「受診日」に実施日を入力する(例 2026/05/21)。</w:t>
+      </w:r>
+      <w:r>
+        <w:rPr>
+          <w:rFonts w:ascii="Yu Gothic" w:eastAsia="Yu Gothic" w:hAnsi="Yu Gothic"/>
+          <w:b w:val="false"/>
+          <w:bCs w:val="false"/>
+          <w:sz w:val="21"/>
+          <w:szCs w:val="21"/>
+        </w:rPr>
+        <w:t xml:space="preserve"> ← このファイルには日付の列が無いので必須です。</w:t>
+      </w:r>
+    </w:p>
+    <w:p>
+      <w:pPr>
+        <w:pStyle w:val="ListParagraph"/>
+        <w:numPr>
+          <w:ilvl w:val="0"/>
+          <w:numId w:val="8"/>
+        </w:numPr>
+        <w:spacing w:after="90" w:line="300"/>
+      </w:pPr>
+      <w:r>
+        <w:rPr>
+          <w:rFonts w:ascii="Yu Gothic" w:eastAsia="Yu Gothic" w:hAnsi="Yu Gothic"/>
+          <w:b w:val="false"/>
+          <w:bCs w:val="false"/>
+          <w:sz w:val="21"/>
+          <w:szCs w:val="21"/>
+        </w:rPr>
+        <w:t xml:space="preserve">「受付番号を設定」を押す → 一覧を確認 → 「はい」。</w:t>
+      </w:r>
+    </w:p>
+    <w:p>
+      <w:pPr>
+        <w:spacing w:after="120" w:line="300"/>
+      </w:pPr>
+      <w:r>
+        <w:rPr>
+          <w:rFonts w:ascii="Yu Gothic" w:eastAsia="Yu Gothic" w:hAnsi="Yu Gothic"/>
+          <w:b w:val="false"/>
+          <w:bCs w:val="false"/>
+          <w:sz w:val="21"/>
+          <w:szCs w:val="21"/>
+        </w:rPr>
+        <w:t xml:space="preserve">そのあと 4-1 に戻って、AIデータの取込をやり直してください。</w:t>
+      </w:r>
+    </w:p>
+    <w:p>
+      <w:pPr>
+        <w:spacing w:after="120" w:line="300"/>
+      </w:pPr>
+      <w:r>
+        <w:rPr>
+          <w:rFonts w:ascii="Yu Gothic" w:eastAsia="Yu Gothic" w:hAnsi="Yu Gothic"/>
+          <w:b w:val="false"/>
+          <w:bCs w:val="false"/>
+          <w:sz w:val="19"/>
+          <w:szCs w:val="19"/>
+        </w:rPr>
+        <w:t xml:space="preserve">※ 数人だけなら、健診ナビの受診者の画面で受付番号を直接入力しても構いません。</w:t>
+      </w:r>
+    </w:p>
+    <w:p>
+      <w:pPr>
+        <w:spacing w:after="120" w:line="300"/>
+      </w:pPr>
+      <w:r>
+        <w:rPr>
+          <w:rFonts w:ascii="Yu Gothic" w:eastAsia="Yu Gothic" w:hAnsi="Yu Gothic"/>
+          <w:b w:val="false"/>
+          <w:bCs w:val="false"/>
+          <w:sz w:val="21"/>
+          <w:szCs w:val="21"/>
+        </w:rPr>
+        <w:t xml:space="preserve"/>
+      </w:r>
+    </w:p>
+    <w:tbl>
+      <w:tblPr>
+        <w:tblW w:type="dxa" w:w="9800"/>
+        <w:tblBorders>
+          <w:top w:val="single" w:color="auto" w:sz="4"/>
+          <w:left w:val="single" w:color="auto" w:sz="4"/>
+          <w:bottom w:val="single" w:color="auto" w:sz="4"/>
+          <w:right w:val="single" w:color="auto" w:sz="4"/>
+          <w:insideH w:val="single" w:color="auto" w:sz="4"/>
+          <w:insideV w:val="single" w:color="auto" w:sz="4"/>
+        </w:tblBorders>
+      </w:tblPr>
+      <w:tblGrid>
+        <w:gridCol w:w="9800"/>
+      </w:tblGrid>
+      <w:tr>
+        <w:tc>
+          <w:tcPr>
+            <w:tcW w:type="dxa" w:w="9800"/>
+            <w:shd w:fill="FDE9D9" w:val="clear"/>
+            <w:tcMar>
+              <w:top w:type="dxa" w:w="100"/>
+              <w:left w:type="dxa" w:w="140"/>
+              <w:bottom w:type="dxa" w:w="100"/>
+              <w:right w:type="dxa" w:w="140"/>
+            </w:tcMar>
+          </w:tcPr>
+          <w:p>
+            <w:pPr>
+              <w:spacing w:after="60"/>
+            </w:pPr>
+            <w:r>
+              <w:rPr>
+                <w:rFonts w:ascii="Yu Gothic" w:eastAsia="Yu Gothic" w:hAnsi="Yu Gothic"/>
+                <w:b/>
+                <w:bCs/>
+                <w:sz w:val="19"/>
+                <w:szCs w:val="19"/>
+              </w:rPr>
+              <w:t xml:space="preserve">「該当者なし」と出たら</w:t>
+            </w:r>
+          </w:p>
+          <w:p>
+            <w:pPr>
+              <w:spacing w:after="0"/>
+            </w:pPr>
+            <w:r>
+              <w:rPr>
+                <w:rFonts w:ascii="Yu Gothic" w:eastAsia="Yu Gothic" w:hAnsi="Yu Gothic"/>
+                <w:b w:val="false"/>
+                <w:bCs w:val="false"/>
+                <w:sz w:val="19"/>
+                <w:szCs w:val="19"/>
+              </w:rPr>
+              <w:t xml:space="preserve">その氏名がその受診日で健診ナビに登録されていません。受診日と、氏名の表記(スペース・旧字体)を確認してください。</w:t>
             </w:r>
           </w:p>
         </w:tc>
@@ -1627,7 +1891,7 @@
         <w:pStyle w:val="ListParagraph"/>
         <w:numPr>
           <w:ilvl w:val="0"/>
-          <w:numId w:val="8"/>
+          <w:numId w:val="9"/>
         </w:numPr>
         <w:spacing w:after="80" w:line="300"/>
       </w:pPr>
@@ -1647,7 +1911,7 @@
         <w:pStyle w:val="ListParagraph"/>
         <w:numPr>
           <w:ilvl w:val="0"/>
-          <w:numId w:val="8"/>
+          <w:numId w:val="9"/>
         </w:numPr>
         <w:spacing w:after="80" w:line="300"/>
       </w:pPr>
@@ -1667,7 +1931,7 @@
         <w:pStyle w:val="ListParagraph"/>
         <w:numPr>
           <w:ilvl w:val="0"/>
-          <w:numId w:val="8"/>
+          <w:numId w:val="9"/>
         </w:numPr>
         <w:spacing w:after="80" w:line="300"/>
       </w:pPr>
@@ -2454,7 +2718,7 @@
         <w:pStyle w:val="ListParagraph"/>
         <w:numPr>
           <w:ilvl w:val="0"/>
-          <w:numId w:val="8"/>
+          <w:numId w:val="9"/>
         </w:numPr>
         <w:spacing w:after="80" w:line="300"/>
       </w:pPr>
@@ -2474,7 +2738,7 @@
         <w:pStyle w:val="ListParagraph"/>
         <w:numPr>
           <w:ilvl w:val="0"/>
-          <w:numId w:val="8"/>
+          <w:numId w:val="9"/>
         </w:numPr>
         <w:spacing w:after="80" w:line="300"/>
       </w:pPr>
@@ -2494,7 +2758,7 @@
         <w:pStyle w:val="ListParagraph"/>
         <w:numPr>
           <w:ilvl w:val="0"/>
-          <w:numId w:val="8"/>
+          <w:numId w:val="9"/>
         </w:numPr>
         <w:spacing w:after="80" w:line="300"/>
       </w:pPr>
@@ -3026,6 +3290,204 @@
                 <w:szCs w:val="19"/>
               </w:rPr>
               <w:t xml:space="preserve">名簿(リアン等)を指定すると、その名簿に載っている人だけを取り込む。空欄ならファイル内の全員</w:t>
+            </w:r>
+          </w:p>
+        </w:tc>
+      </w:tr>
+    </w:tbl>
+    <w:p>
+      <w:pPr>
+        <w:pStyle w:val="Heading1"/>
+        <w:spacing w:after="160" w:before="340"/>
+      </w:pPr>
+      <w:r>
+        <w:rPr>
+          <w:rFonts w:ascii="Yu Gothic" w:eastAsia="Yu Gothic" w:hAnsi="Yu Gothic"/>
+          <w:b/>
+          <w:bCs/>
+          <w:color w:val="1F4E79"/>
+          <w:sz w:val="30"/>
+          <w:szCs w:val="30"/>
+        </w:rPr>
+        <w:t xml:space="preserve">付録: 同梱ファイル</w:t>
+      </w:r>
+    </w:p>
+    <w:tbl>
+      <w:tblPr>
+        <w:tblW w:type="dxa" w:w="9800"/>
+        <w:tblBorders>
+          <w:top w:val="single" w:color="auto" w:sz="4"/>
+          <w:left w:val="single" w:color="auto" w:sz="4"/>
+          <w:bottom w:val="single" w:color="auto" w:sz="4"/>
+          <w:right w:val="single" w:color="auto" w:sz="4"/>
+          <w:insideH w:val="single" w:color="auto" w:sz="4"/>
+          <w:insideV w:val="single" w:color="auto" w:sz="4"/>
+        </w:tblBorders>
+      </w:tblPr>
+      <w:tblGrid>
+        <w:gridCol w:w="3400"/>
+        <w:gridCol w:w="6400"/>
+      </w:tblGrid>
+      <w:tr>
+        <w:tc>
+          <w:tcPr>
+            <w:tcW w:type="dxa" w:w="3400"/>
+            <w:shd w:fill="DCE6F1" w:val="clear"/>
+            <w:tcMar>
+              <w:top w:type="dxa" w:w="60"/>
+              <w:left w:type="dxa" w:w="100"/>
+              <w:bottom w:type="dxa" w:w="60"/>
+              <w:right w:type="dxa" w:w="100"/>
+            </w:tcMar>
+          </w:tcPr>
+          <w:p>
+            <w:pPr>
+              <w:spacing w:after="0" w:line="280"/>
+            </w:pPr>
+            <w:r>
+              <w:rPr>
+                <w:rFonts w:ascii="Yu Gothic" w:eastAsia="Yu Gothic" w:hAnsi="Yu Gothic"/>
+                <w:b/>
+                <w:bCs/>
+                <w:sz w:val="19"/>
+                <w:szCs w:val="19"/>
+              </w:rPr>
+              <w:t xml:space="preserve">ファイル</w:t>
+            </w:r>
+          </w:p>
+        </w:tc>
+        <w:tc>
+          <w:tcPr>
+            <w:tcW w:type="dxa" w:w="6400"/>
+            <w:shd w:fill="DCE6F1" w:val="clear"/>
+            <w:tcMar>
+              <w:top w:type="dxa" w:w="60"/>
+              <w:left w:type="dxa" w:w="100"/>
+              <w:bottom w:type="dxa" w:w="60"/>
+              <w:right w:type="dxa" w:w="100"/>
+            </w:tcMar>
+          </w:tcPr>
+          <w:p>
+            <w:pPr>
+              <w:spacing w:after="0" w:line="280"/>
+            </w:pPr>
+            <w:r>
+              <w:rPr>
+                <w:rFonts w:ascii="Yu Gothic" w:eastAsia="Yu Gothic" w:hAnsi="Yu Gothic"/>
+                <w:b/>
+                <w:bCs/>
+                <w:sz w:val="19"/>
+                <w:szCs w:val="19"/>
+              </w:rPr>
+              <w:t xml:space="preserve">何に使うか</w:t>
+            </w:r>
+          </w:p>
+        </w:tc>
+      </w:tr>
+      <w:tr>
+        <w:tc>
+          <w:tcPr>
+            <w:tcW w:type="dxa" w:w="3400"/>
+            <w:tcMar>
+              <w:top w:type="dxa" w:w="60"/>
+              <w:left w:type="dxa" w:w="100"/>
+              <w:bottom w:type="dxa" w:w="60"/>
+              <w:right w:type="dxa" w:w="100"/>
+            </w:tcMar>
+          </w:tcPr>
+          <w:p>
+            <w:pPr>
+              <w:spacing w:after="0" w:line="280"/>
+            </w:pPr>
+            <w:r>
+              <w:rPr>
+                <w:rFonts w:ascii="Yu Gothic" w:eastAsia="Yu Gothic" w:hAnsi="Yu Gothic"/>
+                <w:b w:val="false"/>
+                <w:bCs w:val="false"/>
+                <w:sz w:val="19"/>
+                <w:szCs w:val="19"/>
+              </w:rPr>
+              <w:t xml:space="preserve">受付番号リスト_ひな形.xlsx</w:t>
+            </w:r>
+          </w:p>
+        </w:tc>
+        <w:tc>
+          <w:tcPr>
+            <w:tcW w:type="dxa" w:w="6400"/>
+            <w:tcMar>
+              <w:top w:type="dxa" w:w="60"/>
+              <w:left w:type="dxa" w:w="100"/>
+              <w:bottom w:type="dxa" w:w="60"/>
+              <w:right w:type="dxa" w:w="100"/>
+            </w:tcMar>
+          </w:tcPr>
+          <w:p>
+            <w:pPr>
+              <w:spacing w:after="0" w:line="280"/>
+            </w:pPr>
+            <w:r>
+              <w:rPr>
+                <w:rFonts w:ascii="Yu Gothic" w:eastAsia="Yu Gothic" w:hAnsi="Yu Gothic"/>
+                <w:b w:val="false"/>
+                <w:bCs w:val="false"/>
+                <w:sz w:val="19"/>
+                <w:szCs w:val="19"/>
+              </w:rPr>
+              <w:t xml:space="preserve">氏名と受付番号だけの一覧。芝浦巡回など、結果ファイルに氏名が無いときに受付番号を入れるために使う</w:t>
+            </w:r>
+          </w:p>
+        </w:tc>
+      </w:tr>
+      <w:tr>
+        <w:tc>
+          <w:tcPr>
+            <w:tcW w:type="dxa" w:w="3400"/>
+            <w:tcMar>
+              <w:top w:type="dxa" w:w="60"/>
+              <w:left w:type="dxa" w:w="100"/>
+              <w:bottom w:type="dxa" w:w="60"/>
+              <w:right w:type="dxa" w:w="100"/>
+            </w:tcMar>
+          </w:tcPr>
+          <w:p>
+            <w:pPr>
+              <w:spacing w:after="0" w:line="280"/>
+            </w:pPr>
+            <w:r>
+              <w:rPr>
+                <w:rFonts w:ascii="Yu Gothic" w:eastAsia="Yu Gothic" w:hAnsi="Yu Gothic"/>
+                <w:b w:val="false"/>
+                <w:bCs w:val="false"/>
+                <w:sz w:val="19"/>
+                <w:szCs w:val="19"/>
+              </w:rPr>
+              <w:t xml:space="preserve">予約取込フォーマット.xlsx</w:t>
+            </w:r>
+          </w:p>
+        </w:tc>
+        <w:tc>
+          <w:tcPr>
+            <w:tcW w:type="dxa" w:w="6400"/>
+            <w:tcMar>
+              <w:top w:type="dxa" w:w="60"/>
+              <w:left w:type="dxa" w:w="100"/>
+              <w:bottom w:type="dxa" w:w="60"/>
+              <w:right w:type="dxa" w:w="100"/>
+            </w:tcMar>
+          </w:tcPr>
+          <w:p>
+            <w:pPr>
+              <w:spacing w:after="0" w:line="280"/>
+            </w:pPr>
+            <w:r>
+              <w:rPr>
+                <w:rFonts w:ascii="Yu Gothic" w:eastAsia="Yu Gothic" w:hAnsi="Yu Gothic"/>
+                <w:b w:val="false"/>
+                <w:bCs w:val="false"/>
+                <w:sz w:val="19"/>
+                <w:szCs w:val="19"/>
+              </w:rPr>
+              <w:t xml:space="preserve">「予約取込ファイルを作成」で使うテンプレート。健診ナビからもらった原本をこの名前で置く</w:t>
             </w:r>
           </w:p>
         </w:tc>
@@ -3278,6 +3740,18 @@
     </w:lvl>
   </w:abstractNum>
   <w:abstractNum w:abstractNumId="8" w15:restartNumberingAfterBreak="0">
+    <w:multiLevelType w:val="hybridMultilevel"/>
+    <w:lvl w:ilvl="0" w15:tentative="1">
+      <w:start w:val="1"/>
+      <w:numFmt w:val="decimal"/>
+      <w:lvlText w:val="%1."/>
+      <w:lvlJc w:val="left"/>
+      <w:pPr>
+        <w:ind w:left="480" w:hanging="360"/>
+      </w:pPr>
+    </w:lvl>
+  </w:abstractNum>
+  <w:abstractNum w:abstractNumId="9" w15:restartNumberingAfterBreak="0">
     <w:multiLevelType w:val="hybridMultilevel"/>
     <w:lvl w:ilvl="0" w15:tentative="1">
       <w:start w:val="1"/>
@@ -3332,6 +3806,12 @@
     </w:lvlOverride>
   </w:num>
   <w:num w:numId="8">
+    <w:abstractNumId w:val="9"/>
+    <w:lvlOverride w:ilvl="0">
+      <w:startOverride w:val="1"/>
+    </w:lvlOverride>
+  </w:num>
+  <w:num w:numId="9">
     <w:abstractNumId w:val="2"/>
     <w:lvlOverride w:ilvl="0">
       <w:startOverride w:val="1"/>

--- a/kenshin-navi-tool/取込マニュアル.docx
+++ b/kenshin-navi-tool/取込マニュアル.docx
@@ -2246,6 +2246,86 @@
                 <w:sz w:val="19"/>
                 <w:szCs w:val="19"/>
               </w:rPr>
+              <w:t xml:space="preserve">氏名が一致しません</w:t>
+            </w:r>
+          </w:p>
+        </w:tc>
+        <w:tc>
+          <w:tcPr>
+            <w:tcW w:type="dxa" w:w="3600"/>
+            <w:tcMar>
+              <w:top w:type="dxa" w:w="60"/>
+              <w:left w:type="dxa" w:w="100"/>
+              <w:bottom w:type="dxa" w:w="60"/>
+              <w:right w:type="dxa" w:w="100"/>
+            </w:tcMar>
+          </w:tcPr>
+          <w:p>
+            <w:pPr>
+              <w:spacing w:after="0" w:line="280"/>
+            </w:pPr>
+            <w:r>
+              <w:rPr>
+                <w:rFonts w:ascii="Yu Gothic" w:eastAsia="Yu Gothic" w:hAnsi="Yu Gothic"/>
+                <w:b w:val="false"/>
+                <w:bCs w:val="false"/>
+                <w:sz w:val="19"/>
+                <w:szCs w:val="19"/>
+              </w:rPr>
+              <w:t xml:space="preserve">Excelの氏名と健診ナビの氏名が違う。受付番号が別人に付いている可能性</w:t>
+            </w:r>
+          </w:p>
+        </w:tc>
+        <w:tc>
+          <w:tcPr>
+            <w:tcW w:type="dxa" w:w="4200"/>
+            <w:tcMar>
+              <w:top w:type="dxa" w:w="60"/>
+              <w:left w:type="dxa" w:w="100"/>
+              <w:bottom w:type="dxa" w:w="60"/>
+              <w:right w:type="dxa" w:w="100"/>
+            </w:tcMar>
+          </w:tcPr>
+          <w:p>
+            <w:pPr>
+              <w:spacing w:after="0" w:line="280"/>
+            </w:pPr>
+            <w:r>
+              <w:rPr>
+                <w:rFonts w:ascii="Yu Gothic" w:eastAsia="Yu Gothic" w:hAnsi="Yu Gothic"/>
+                <w:b w:val="false"/>
+                <w:bCs w:val="false"/>
+                <w:sz w:val="19"/>
+                <w:szCs w:val="19"/>
+              </w:rPr>
+              <w:t xml:space="preserve">受付番号を確認する。別人に書き込まないよう、その人は飛ばされます</w:t>
+            </w:r>
+          </w:p>
+        </w:tc>
+      </w:tr>
+      <w:tr>
+        <w:tc>
+          <w:tcPr>
+            <w:tcW w:type="dxa" w:w="2000"/>
+            <w:tcMar>
+              <w:top w:type="dxa" w:w="60"/>
+              <w:left w:type="dxa" w:w="100"/>
+              <w:bottom w:type="dxa" w:w="60"/>
+              <w:right w:type="dxa" w:w="100"/>
+            </w:tcMar>
+          </w:tcPr>
+          <w:p>
+            <w:pPr>
+              <w:spacing w:after="0" w:line="280"/>
+            </w:pPr>
+            <w:r>
+              <w:rPr>
+                <w:rFonts w:ascii="Yu Gothic" w:eastAsia="Yu Gothic" w:hAnsi="Yu Gothic"/>
+                <w:b w:val="false"/>
+                <w:bCs w:val="false"/>
+                <w:sz w:val="19"/>
+                <w:szCs w:val="19"/>
+              </w:rPr>
               <w:t xml:space="preserve">結果入力画面で編集中</w:t>
             </w:r>
           </w:p>
@@ -2660,7 +2740,7 @@
                 <w:sz w:val="19"/>
                 <w:szCs w:val="19"/>
               </w:rPr>
-              <w:t xml:space="preserve">・「エラーを飛ばす」のチェックは、理由が分かっているとき以外は使わない</w:t>
+              <w:t xml:space="preserve">・「エラーを飛ばす」「氏名の違いを無視する」のチェックは、理由が分かっているとき以外は使わない</w:t>
             </w:r>
           </w:p>
           <w:p>
@@ -3290,6 +3370,60 @@
                 <w:szCs w:val="19"/>
               </w:rPr>
               <w:t xml:space="preserve">名簿(リアン等)を指定すると、その名簿に載っている人だけを取り込む。空欄ならファイル内の全員</w:t>
+            </w:r>
+          </w:p>
+        </w:tc>
+      </w:tr>
+      <w:tr>
+        <w:tc>
+          <w:tcPr>
+            <w:tcW w:type="dxa" w:w="2600"/>
+            <w:tcMar>
+              <w:top w:type="dxa" w:w="60"/>
+              <w:left w:type="dxa" w:w="100"/>
+              <w:bottom w:type="dxa" w:w="60"/>
+              <w:right w:type="dxa" w:w="100"/>
+            </w:tcMar>
+          </w:tcPr>
+          <w:p>
+            <w:pPr>
+              <w:spacing w:after="0" w:line="280"/>
+            </w:pPr>
+            <w:r>
+              <w:rPr>
+                <w:rFonts w:ascii="Yu Gothic" w:eastAsia="Yu Gothic" w:hAnsi="Yu Gothic"/>
+                <w:b w:val="false"/>
+                <w:bCs w:val="false"/>
+                <w:sz w:val="19"/>
+                <w:szCs w:val="19"/>
+              </w:rPr>
+              <w:t xml:space="preserve">氏名の違いを無視する</w:t>
+            </w:r>
+          </w:p>
+        </w:tc>
+        <w:tc>
+          <w:tcPr>
+            <w:tcW w:type="dxa" w:w="7200"/>
+            <w:tcMar>
+              <w:top w:type="dxa" w:w="60"/>
+              <w:left w:type="dxa" w:w="100"/>
+              <w:bottom w:type="dxa" w:w="60"/>
+              <w:right w:type="dxa" w:w="100"/>
+            </w:tcMar>
+          </w:tcPr>
+          <w:p>
+            <w:pPr>
+              <w:spacing w:after="0" w:line="280"/>
+            </w:pPr>
+            <w:r>
+              <w:rPr>
+                <w:rFonts w:ascii="Yu Gothic" w:eastAsia="Yu Gothic" w:hAnsi="Yu Gothic"/>
+                <w:b w:val="false"/>
+                <w:bCs w:val="false"/>
+                <w:sz w:val="19"/>
+                <w:szCs w:val="19"/>
+              </w:rPr>
+              <w:t xml:space="preserve">通常はチェックしない。Excelと健診ナビで氏名が違う人を、あえて取り込むときだけ使う</w:t>
             </w:r>
           </w:p>
         </w:tc>

--- a/kenshin-navi-tool/取込マニュアル.docx
+++ b/kenshin-navi-tool/取込マニュアル.docx
@@ -49,7 +49,7 @@
           <w:sz w:val="19"/>
           <w:szCs w:val="19"/>
         </w:rPr>
-        <w:t xml:space="preserve">第2版 2026/07/29</w:t>
+        <w:t xml:space="preserve">第3版 2026/07/31</w:t>
       </w:r>
     </w:p>
     <w:p>
@@ -674,7 +674,7 @@
           <w:sz w:val="21"/>
           <w:szCs w:val="21"/>
         </w:rPr>
-        <w:t xml:space="preserve"> は江東微研から健診ナビへ取り込みます(従来どおり・このツールは使いません)。</w:t>
+        <w:t xml:space="preserve">: リアンはSRLから届くExcelをこのツールで取り込みます(3-5)。それ以外は従来どおり江東微研から取り込みます。</w:t>
       </w:r>
     </w:p>
     <w:p>
@@ -1126,7 +1126,22 @@
           <w:sz w:val="24"/>
           <w:szCs w:val="24"/>
         </w:rPr>
-        <w:t xml:space="preserve">3-5. 自動判定 〈健診ナビ〉</w:t>
+        <w:t xml:space="preserve">3-5. 血液を取り込む 〈ツール〉</w:t>
+      </w:r>
+    </w:p>
+    <w:p>
+      <w:pPr>
+        <w:spacing w:after="120" w:line="300"/>
+      </w:pPr>
+      <w:r>
+        <w:rPr>
+          <w:rFonts w:ascii="Yu Gothic" w:eastAsia="Yu Gothic" w:hAnsi="Yu Gothic"/>
+          <w:b w:val="false"/>
+          <w:bCs w:val="false"/>
+          <w:sz w:val="21"/>
+          <w:szCs w:val="21"/>
+        </w:rPr>
+        <w:t xml:space="preserve">SRLから届くExcel(パスワード付き)を使います。他社の受診者も混ざっているので、名簿でしぼり込みます。</w:t>
       </w:r>
     </w:p>
     <w:p>
@@ -1146,7 +1161,7 @@
           <w:sz w:val="21"/>
           <w:szCs w:val="21"/>
         </w:rPr>
-        <w:t xml:space="preserve">健診ナビで対象者を開き、値が入っていることを目で確認する。</w:t>
+        <w:t xml:space="preserve">「参照...」でSRLのExcelを選ぶ(パスワードは自動で解除されます)。</w:t>
       </w:r>
     </w:p>
     <w:p>
@@ -1161,12 +1176,22 @@
       <w:r>
         <w:rPr>
           <w:rFonts w:ascii="Yu Gothic" w:eastAsia="Yu Gothic" w:hAnsi="Yu Gothic"/>
-          <w:b w:val="false"/>
-          <w:bCs w:val="false"/>
-          <w:sz w:val="21"/>
-          <w:szCs w:val="21"/>
-        </w:rPr>
-        <w:t xml:space="preserve">「自動判定」を実行する(BMI・判定はここで計算されます)。</w:t>
+          <w:b/>
+          <w:bCs/>
+          <w:sz w:val="21"/>
+          <w:szCs w:val="21"/>
+        </w:rPr>
+        <w:t xml:space="preserve">「名簿を選ぶ」でリアンのExcel(結果が入っているもの)を指定する。</w:t>
+      </w:r>
+      <w:r>
+        <w:rPr>
+          <w:rFonts w:ascii="Yu Gothic" w:eastAsia="Yu Gothic" w:hAnsi="Yu Gothic"/>
+          <w:b w:val="false"/>
+          <w:bCs w:val="false"/>
+          <w:sz w:val="21"/>
+          <w:szCs w:val="21"/>
+        </w:rPr>
+        <w:t xml:space="preserve"> ← これをしないと他社の人まで対象になります。</w:t>
       </w:r>
     </w:p>
     <w:p>
@@ -1175,6 +1200,188 @@
         <w:numPr>
           <w:ilvl w:val="0"/>
           <w:numId w:val="6"/>
+        </w:numPr>
+        <w:spacing w:after="90" w:line="300"/>
+      </w:pPr>
+      <w:r>
+        <w:rPr>
+          <w:rFonts w:ascii="Yu Gothic" w:eastAsia="Yu Gothic" w:hAnsi="Yu Gothic"/>
+          <w:b w:val="false"/>
+          <w:bCs w:val="false"/>
+          <w:sz w:val="21"/>
+          <w:szCs w:val="21"/>
+        </w:rPr>
+        <w:t xml:space="preserve">「受診日」は空欄でOK(SRLのファイルに受診日が入っています)。</w:t>
+      </w:r>
+    </w:p>
+    <w:p>
+      <w:pPr>
+        <w:pStyle w:val="ListParagraph"/>
+        <w:numPr>
+          <w:ilvl w:val="0"/>
+          <w:numId w:val="6"/>
+        </w:numPr>
+        <w:spacing w:after="90" w:line="300"/>
+      </w:pPr>
+      <w:r>
+        <w:rPr>
+          <w:rFonts w:ascii="Yu Gothic" w:eastAsia="Yu Gothic" w:hAnsi="Yu Gothic"/>
+          <w:b w:val="false"/>
+          <w:bCs w:val="false"/>
+          <w:sz w:val="21"/>
+          <w:szCs w:val="21"/>
+        </w:rPr>
+        <w:t xml:space="preserve">「3. プレビュー」→ 状態がすべて OK か確認する。</w:t>
+      </w:r>
+    </w:p>
+    <w:p>
+      <w:pPr>
+        <w:pStyle w:val="ListParagraph"/>
+        <w:numPr>
+          <w:ilvl w:val="0"/>
+          <w:numId w:val="6"/>
+        </w:numPr>
+        <w:spacing w:after="90" w:line="300"/>
+      </w:pPr>
+      <w:r>
+        <w:rPr>
+          <w:rFonts w:ascii="Yu Gothic" w:eastAsia="Yu Gothic" w:hAnsi="Yu Gothic"/>
+          <w:b w:val="false"/>
+          <w:bCs w:val="false"/>
+          <w:sz w:val="21"/>
+          <w:szCs w:val="21"/>
+        </w:rPr>
+        <w:t xml:space="preserve">「4. 書込実行」。</w:t>
+      </w:r>
+    </w:p>
+    <w:p>
+      <w:pPr>
+        <w:spacing w:after="120" w:line="300"/>
+      </w:pPr>
+      <w:r>
+        <w:rPr>
+          <w:rFonts w:ascii="Yu Gothic" w:eastAsia="Yu Gothic" w:hAnsi="Yu Gothic"/>
+          <w:b w:val="false"/>
+          <w:bCs w:val="false"/>
+          <w:sz w:val="21"/>
+          <w:szCs w:val="21"/>
+        </w:rPr>
+        <w:t xml:space="preserve">名簿に無い人は「名簿に無い ○ 人は取り込みませんでした」と出ます。これは正常です。</w:t>
+      </w:r>
+    </w:p>
+    <w:p>
+      <w:pPr>
+        <w:spacing w:after="120" w:line="300"/>
+      </w:pPr>
+      <w:r>
+        <w:rPr>
+          <w:rFonts w:ascii="Yu Gothic" w:eastAsia="Yu Gothic" w:hAnsi="Yu Gothic"/>
+          <w:b/>
+          <w:bCs/>
+          <w:sz w:val="21"/>
+          <w:szCs w:val="21"/>
+        </w:rPr>
+        <w:t xml:space="preserve">入る項目: </w:t>
+      </w:r>
+      <w:r>
+        <w:rPr>
+          <w:rFonts w:ascii="Yu Gothic" w:eastAsia="Yu Gothic" w:hAnsi="Yu Gothic"/>
+          <w:b w:val="false"/>
+          <w:bCs w:val="false"/>
+          <w:sz w:val="19"/>
+          <w:szCs w:val="19"/>
+        </w:rPr>
+        <w:t xml:space="preserve">クレアチニン / 尿酸 / 総コレステロール / LDL / HDL / 中性脂肪 / AST / ALT / ALP / γ-GTP / 血糖 / HbA1c / 白血球 / 赤血球 / 血色素 / ヘマトクリット / 血小板 / eGFR / MCV / MCH / MCHC / 便潜血1回目・2回目</w:t>
+      </w:r>
+    </w:p>
+    <w:p>
+      <w:pPr>
+        <w:pStyle w:val="Heading2"/>
+        <w:spacing w:after="120" w:before="260"/>
+      </w:pPr>
+      <w:r>
+        <w:rPr>
+          <w:rFonts w:ascii="Yu Gothic" w:eastAsia="Yu Gothic" w:hAnsi="Yu Gothic"/>
+          <w:b/>
+          <w:bCs/>
+          <w:color w:val="1F4E79"/>
+          <w:sz w:val="24"/>
+          <w:szCs w:val="24"/>
+        </w:rPr>
+        <w:t xml:space="preserve">3-6. 自動判定 〈健診ナビ〉</w:t>
+      </w:r>
+    </w:p>
+    <w:p>
+      <w:pPr>
+        <w:spacing w:after="120" w:line="300"/>
+      </w:pPr>
+      <w:r>
+        <w:rPr>
+          <w:rFonts w:ascii="Yu Gothic" w:eastAsia="Yu Gothic" w:hAnsi="Yu Gothic"/>
+          <w:b/>
+          <w:bCs/>
+          <w:sz w:val="21"/>
+          <w:szCs w:val="21"/>
+        </w:rPr>
+        <w:t xml:space="preserve">結果も血液も入れ終わってから実行します。</w:t>
+      </w:r>
+      <w:r>
+        <w:rPr>
+          <w:rFonts w:ascii="Yu Gothic" w:eastAsia="Yu Gothic" w:hAnsi="Yu Gothic"/>
+          <w:b w:val="false"/>
+          <w:bCs w:val="false"/>
+          <w:sz w:val="21"/>
+          <w:szCs w:val="21"/>
+        </w:rPr>
+        <w:t xml:space="preserve">先に実行すると血液抜きの判定になります。</w:t>
+      </w:r>
+    </w:p>
+    <w:p>
+      <w:pPr>
+        <w:pStyle w:val="ListParagraph"/>
+        <w:numPr>
+          <w:ilvl w:val="0"/>
+          <w:numId w:val="7"/>
+        </w:numPr>
+        <w:spacing w:after="90" w:line="300"/>
+      </w:pPr>
+      <w:r>
+        <w:rPr>
+          <w:rFonts w:ascii="Yu Gothic" w:eastAsia="Yu Gothic" w:hAnsi="Yu Gothic"/>
+          <w:b w:val="false"/>
+          <w:bCs w:val="false"/>
+          <w:sz w:val="21"/>
+          <w:szCs w:val="21"/>
+        </w:rPr>
+        <w:t xml:space="preserve">健診ナビで対象者を開き、値が入っていることを目で確認する。</w:t>
+      </w:r>
+    </w:p>
+    <w:p>
+      <w:pPr>
+        <w:pStyle w:val="ListParagraph"/>
+        <w:numPr>
+          <w:ilvl w:val="0"/>
+          <w:numId w:val="7"/>
+        </w:numPr>
+        <w:spacing w:after="90" w:line="300"/>
+      </w:pPr>
+      <w:r>
+        <w:rPr>
+          <w:rFonts w:ascii="Yu Gothic" w:eastAsia="Yu Gothic" w:hAnsi="Yu Gothic"/>
+          <w:b w:val="false"/>
+          <w:bCs w:val="false"/>
+          <w:sz w:val="21"/>
+          <w:szCs w:val="21"/>
+        </w:rPr>
+        <w:t xml:space="preserve">「自動判定」を実行する(BMI・標準体重・判定はここで計算されます)。</w:t>
+      </w:r>
+    </w:p>
+    <w:p>
+      <w:pPr>
+        <w:pStyle w:val="ListParagraph"/>
+        <w:numPr>
+          <w:ilvl w:val="0"/>
+          <w:numId w:val="7"/>
         </w:numPr>
         <w:spacing w:after="90" w:line="300"/>
       </w:pPr>
@@ -1363,7 +1570,7 @@
         <w:pStyle w:val="ListParagraph"/>
         <w:numPr>
           <w:ilvl w:val="0"/>
-          <w:numId w:val="7"/>
+          <w:numId w:val="8"/>
         </w:numPr>
         <w:spacing w:after="90" w:line="300"/>
       </w:pPr>
@@ -1383,7 +1590,7 @@
         <w:pStyle w:val="ListParagraph"/>
         <w:numPr>
           <w:ilvl w:val="0"/>
-          <w:numId w:val="7"/>
+          <w:numId w:val="8"/>
         </w:numPr>
         <w:spacing w:after="90" w:line="300"/>
       </w:pPr>
@@ -1403,7 +1610,7 @@
         <w:pStyle w:val="ListParagraph"/>
         <w:numPr>
           <w:ilvl w:val="0"/>
-          <w:numId w:val="7"/>
+          <w:numId w:val="8"/>
         </w:numPr>
         <w:spacing w:after="90" w:line="300"/>
       </w:pPr>
@@ -1433,7 +1640,7 @@
         <w:pStyle w:val="ListParagraph"/>
         <w:numPr>
           <w:ilvl w:val="0"/>
-          <w:numId w:val="7"/>
+          <w:numId w:val="8"/>
         </w:numPr>
         <w:spacing w:after="90" w:line="300"/>
       </w:pPr>
@@ -1453,7 +1660,7 @@
         <w:pStyle w:val="ListParagraph"/>
         <w:numPr>
           <w:ilvl w:val="0"/>
-          <w:numId w:val="7"/>
+          <w:numId w:val="8"/>
         </w:numPr>
         <w:spacing w:after="90" w:line="300"/>
       </w:pPr>
@@ -1473,7 +1680,7 @@
         <w:pStyle w:val="ListParagraph"/>
         <w:numPr>
           <w:ilvl w:val="0"/>
-          <w:numId w:val="7"/>
+          <w:numId w:val="8"/>
         </w:numPr>
         <w:spacing w:after="90" w:line="300"/>
       </w:pPr>
@@ -1600,7 +1807,7 @@
         <w:pStyle w:val="ListParagraph"/>
         <w:numPr>
           <w:ilvl w:val="0"/>
-          <w:numId w:val="8"/>
+          <w:numId w:val="9"/>
         </w:numPr>
         <w:spacing w:after="90" w:line="300"/>
       </w:pPr>
@@ -1620,7 +1827,7 @@
         <w:pStyle w:val="ListParagraph"/>
         <w:numPr>
           <w:ilvl w:val="0"/>
-          <w:numId w:val="8"/>
+          <w:numId w:val="9"/>
         </w:numPr>
         <w:spacing w:after="90" w:line="300"/>
       </w:pPr>
@@ -1640,7 +1847,7 @@
         <w:pStyle w:val="ListParagraph"/>
         <w:numPr>
           <w:ilvl w:val="0"/>
-          <w:numId w:val="8"/>
+          <w:numId w:val="9"/>
         </w:numPr>
         <w:spacing w:after="90" w:line="300"/>
       </w:pPr>
@@ -1660,7 +1867,7 @@
         <w:pStyle w:val="ListParagraph"/>
         <w:numPr>
           <w:ilvl w:val="0"/>
-          <w:numId w:val="8"/>
+          <w:numId w:val="9"/>
         </w:numPr>
         <w:spacing w:after="90" w:line="300"/>
       </w:pPr>
@@ -1690,7 +1897,7 @@
         <w:pStyle w:val="ListParagraph"/>
         <w:numPr>
           <w:ilvl w:val="0"/>
-          <w:numId w:val="8"/>
+          <w:numId w:val="9"/>
         </w:numPr>
         <w:spacing w:after="90" w:line="300"/>
       </w:pPr>
@@ -1891,7 +2098,7 @@
         <w:pStyle w:val="ListParagraph"/>
         <w:numPr>
           <w:ilvl w:val="0"/>
-          <w:numId w:val="9"/>
+          <w:numId w:val="10"/>
         </w:numPr>
         <w:spacing w:after="80" w:line="300"/>
       </w:pPr>
@@ -1911,7 +2118,7 @@
         <w:pStyle w:val="ListParagraph"/>
         <w:numPr>
           <w:ilvl w:val="0"/>
-          <w:numId w:val="9"/>
+          <w:numId w:val="10"/>
         </w:numPr>
         <w:spacing w:after="80" w:line="300"/>
       </w:pPr>
@@ -1931,7 +2138,7 @@
         <w:pStyle w:val="ListParagraph"/>
         <w:numPr>
           <w:ilvl w:val="0"/>
-          <w:numId w:val="9"/>
+          <w:numId w:val="10"/>
         </w:numPr>
         <w:spacing w:after="80" w:line="300"/>
       </w:pPr>
@@ -2246,6 +2453,86 @@
                 <w:sz w:val="19"/>
                 <w:szCs w:val="19"/>
               </w:rPr>
+              <w:t xml:space="preserve">名簿でしぼり込んだ結果、対象が0人</w:t>
+            </w:r>
+          </w:p>
+        </w:tc>
+        <w:tc>
+          <w:tcPr>
+            <w:tcW w:type="dxa" w:w="3600"/>
+            <w:tcMar>
+              <w:top w:type="dxa" w:w="60"/>
+              <w:left w:type="dxa" w:w="100"/>
+              <w:bottom w:type="dxa" w:w="60"/>
+              <w:right w:type="dxa" w:w="100"/>
+            </w:tcMar>
+          </w:tcPr>
+          <w:p>
+            <w:pPr>
+              <w:spacing w:after="0" w:line="280"/>
+            </w:pPr>
+            <w:r>
+              <w:rPr>
+                <w:rFonts w:ascii="Yu Gothic" w:eastAsia="Yu Gothic" w:hAnsi="Yu Gothic"/>
+                <w:b w:val="false"/>
+                <w:bCs w:val="false"/>
+                <w:sz w:val="19"/>
+                <w:szCs w:val="19"/>
+              </w:rPr>
+              <w:t xml:space="preserve">名簿と取込ファイルの受診日が違う</w:t>
+            </w:r>
+          </w:p>
+        </w:tc>
+        <w:tc>
+          <w:tcPr>
+            <w:tcW w:type="dxa" w:w="4200"/>
+            <w:tcMar>
+              <w:top w:type="dxa" w:w="60"/>
+              <w:left w:type="dxa" w:w="100"/>
+              <w:bottom w:type="dxa" w:w="60"/>
+              <w:right w:type="dxa" w:w="100"/>
+            </w:tcMar>
+          </w:tcPr>
+          <w:p>
+            <w:pPr>
+              <w:spacing w:after="0" w:line="280"/>
+            </w:pPr>
+            <w:r>
+              <w:rPr>
+                <w:rFonts w:ascii="Yu Gothic" w:eastAsia="Yu Gothic" w:hAnsi="Yu Gothic"/>
+                <w:b w:val="false"/>
+                <w:bCs w:val="false"/>
+                <w:sz w:val="19"/>
+                <w:szCs w:val="19"/>
+              </w:rPr>
+              <w:t xml:space="preserve">画面に出る日付を見て、受診日欄に名簿と同じ日付を入れる</w:t>
+            </w:r>
+          </w:p>
+        </w:tc>
+      </w:tr>
+      <w:tr>
+        <w:tc>
+          <w:tcPr>
+            <w:tcW w:type="dxa" w:w="2000"/>
+            <w:tcMar>
+              <w:top w:type="dxa" w:w="60"/>
+              <w:left w:type="dxa" w:w="100"/>
+              <w:bottom w:type="dxa" w:w="60"/>
+              <w:right w:type="dxa" w:w="100"/>
+            </w:tcMar>
+          </w:tcPr>
+          <w:p>
+            <w:pPr>
+              <w:spacing w:after="0" w:line="280"/>
+            </w:pPr>
+            <w:r>
+              <w:rPr>
+                <w:rFonts w:ascii="Yu Gothic" w:eastAsia="Yu Gothic" w:hAnsi="Yu Gothic"/>
+                <w:b w:val="false"/>
+                <w:bCs w:val="false"/>
+                <w:sz w:val="19"/>
+                <w:szCs w:val="19"/>
+              </w:rPr>
               <w:t xml:space="preserve">氏名が一致しません</w:t>
             </w:r>
           </w:p>
@@ -2798,7 +3085,7 @@
         <w:pStyle w:val="ListParagraph"/>
         <w:numPr>
           <w:ilvl w:val="0"/>
-          <w:numId w:val="9"/>
+          <w:numId w:val="10"/>
         </w:numPr>
         <w:spacing w:after="80" w:line="300"/>
       </w:pPr>
@@ -2818,7 +3105,7 @@
         <w:pStyle w:val="ListParagraph"/>
         <w:numPr>
           <w:ilvl w:val="0"/>
-          <w:numId w:val="9"/>
+          <w:numId w:val="10"/>
         </w:numPr>
         <w:spacing w:after="80" w:line="300"/>
       </w:pPr>
@@ -2838,7 +3125,7 @@
         <w:pStyle w:val="ListParagraph"/>
         <w:numPr>
           <w:ilvl w:val="0"/>
-          <w:numId w:val="9"/>
+          <w:numId w:val="10"/>
         </w:numPr>
         <w:spacing w:after="80" w:line="300"/>
       </w:pPr>
@@ -3886,6 +4173,18 @@
     </w:lvl>
   </w:abstractNum>
   <w:abstractNum w:abstractNumId="9" w15:restartNumberingAfterBreak="0">
+    <w:multiLevelType w:val="hybridMultilevel"/>
+    <w:lvl w:ilvl="0" w15:tentative="1">
+      <w:start w:val="1"/>
+      <w:numFmt w:val="decimal"/>
+      <w:lvlText w:val="%1."/>
+      <w:lvlJc w:val="left"/>
+      <w:pPr>
+        <w:ind w:left="480" w:hanging="360"/>
+      </w:pPr>
+    </w:lvl>
+  </w:abstractNum>
+  <w:abstractNum w:abstractNumId="10" w15:restartNumberingAfterBreak="0">
     <w:multiLevelType w:val="hybridMultilevel"/>
     <w:lvl w:ilvl="0" w15:tentative="1">
       <w:start w:val="1"/>
@@ -3928,24 +4227,30 @@
     </w:lvlOverride>
   </w:num>
   <w:num w:numId="6">
+    <w:abstractNumId w:val="10"/>
+    <w:lvlOverride w:ilvl="0">
+      <w:startOverride w:val="1"/>
+    </w:lvlOverride>
+  </w:num>
+  <w:num w:numId="7">
     <w:abstractNumId w:val="7"/>
     <w:lvlOverride w:ilvl="0">
       <w:startOverride w:val="1"/>
     </w:lvlOverride>
   </w:num>
-  <w:num w:numId="7">
+  <w:num w:numId="8">
     <w:abstractNumId w:val="8"/>
     <w:lvlOverride w:ilvl="0">
       <w:startOverride w:val="1"/>
     </w:lvlOverride>
   </w:num>
-  <w:num w:numId="8">
+  <w:num w:numId="9">
     <w:abstractNumId w:val="9"/>
     <w:lvlOverride w:ilvl="0">
       <w:startOverride w:val="1"/>
     </w:lvlOverride>
   </w:num>
-  <w:num w:numId="9">
+  <w:num w:numId="10">
     <w:abstractNumId w:val="2"/>
     <w:lvlOverride w:ilvl="0">
       <w:startOverride w:val="1"/>

--- a/kenshin-navi-tool/取込マニュアル.docx
+++ b/kenshin-navi-tool/取込マニュアル.docx
@@ -3082,12 +3082,7 @@
     </w:p>
     <w:p>
       <w:pPr>
-        <w:pStyle w:val="ListParagraph"/>
-        <w:numPr>
-          <w:ilvl w:val="0"/>
-          <w:numId w:val="10"/>
-        </w:numPr>
-        <w:spacing w:after="80" w:line="300"/>
+        <w:spacing w:after="120" w:line="300"/>
       </w:pPr>
       <w:r>
         <w:rPr>
@@ -3102,42 +3097,120 @@
     </w:p>
     <w:p>
       <w:pPr>
-        <w:pStyle w:val="ListParagraph"/>
-        <w:numPr>
-          <w:ilvl w:val="0"/>
-          <w:numId w:val="10"/>
-        </w:numPr>
-        <w:spacing w:after="80" w:line="300"/>
-      </w:pPr>
-      <w:r>
-        <w:rPr>
-          <w:rFonts w:ascii="Yu Gothic" w:eastAsia="Yu Gothic" w:hAnsi="Yu Gothic"/>
-          <w:b w:val="false"/>
-          <w:bCs w:val="false"/>
-          <w:sz w:val="21"/>
-          <w:szCs w:val="21"/>
-        </w:rPr>
-        <w:t xml:space="preserve">数人ぶんなら、健診ナビの画面から手で直すのが一番確実です。</w:t>
-      </w:r>
-    </w:p>
-    <w:p>
-      <w:pPr>
-        <w:pStyle w:val="ListParagraph"/>
-        <w:numPr>
-          <w:ilvl w:val="0"/>
-          <w:numId w:val="10"/>
-        </w:numPr>
-        <w:spacing w:after="80" w:line="300"/>
-      </w:pPr>
-      <w:r>
-        <w:rPr>
-          <w:rFonts w:ascii="Yu Gothic" w:eastAsia="Yu Gothic" w:hAnsi="Yu Gothic"/>
-          <w:b w:val="false"/>
-          <w:bCs w:val="false"/>
-          <w:sz w:val="21"/>
-          <w:szCs w:val="21"/>
-        </w:rPr>
-        <w:t xml:space="preserve">たくさん戻す必要があるときは、backupフォルダのファイルを持って担当者に相談してください。</w:t>
+        <w:spacing w:after="120" w:line="300"/>
+      </w:pPr>
+      <w:r>
+        <w:rPr>
+          <w:rFonts w:ascii="Yu Gothic" w:eastAsia="Yu Gothic" w:hAnsi="Yu Gothic"/>
+          <w:b w:val="false"/>
+          <w:bCs w:val="false"/>
+          <w:sz w:val="21"/>
+          <w:szCs w:val="21"/>
+        </w:rPr>
+        <w:t xml:space="preserve">1〜2項目だけなら、健診ナビの画面から手で直すのが一番早いです。</w:t>
+      </w:r>
+    </w:p>
+    <w:p>
+      <w:pPr>
+        <w:spacing w:after="120" w:line="300"/>
+      </w:pPr>
+      <w:r>
+        <w:rPr>
+          <w:rFonts w:ascii="Yu Gothic" w:eastAsia="Yu Gothic" w:hAnsi="Yu Gothic"/>
+          <w:b w:val="false"/>
+          <w:bCs w:val="false"/>
+          <w:sz w:val="21"/>
+          <w:szCs w:val="21"/>
+        </w:rPr>
+        <w:t xml:space="preserve">まとめて戻したいときは復元ツールを使います。PowerShellで下の1行を実行すると、バックアップの一覧が出ます。</w:t>
+      </w:r>
+    </w:p>
+    <w:p>
+      <w:pPr>
+        <w:shd w:fill="F2F2F2" w:val="clear"/>
+        <w:spacing w:after="120"/>
+      </w:pPr>
+      <w:r>
+        <w:rPr>
+          <w:rFonts w:ascii="Consolas" w:eastAsia="MS Gothic" w:hAnsi="Consolas"/>
+          <w:sz w:val="18"/>
+          <w:szCs w:val="18"/>
+        </w:rPr>
+        <w:t xml:space="preserve">powershell -ExecutionPolicy Bypass -File C:\Users\User\Documents\excel_tools\restore_backup.ps1 -List</w:t>
+      </w:r>
+    </w:p>
+    <w:p>
+      <w:pPr>
+        <w:spacing w:after="120" w:line="300"/>
+      </w:pPr>
+      <w:r>
+        <w:rPr>
+          <w:rFonts w:ascii="Yu Gothic" w:eastAsia="Yu Gothic" w:hAnsi="Yu Gothic"/>
+          <w:b w:val="false"/>
+          <w:bCs w:val="false"/>
+          <w:sz w:val="21"/>
+          <w:szCs w:val="21"/>
+        </w:rPr>
+        <w:t xml:space="preserve">戻したいファイルを決めたら -File で指定します。まず何が戻るかが表示されるだけです。</w:t>
+      </w:r>
+    </w:p>
+    <w:p>
+      <w:pPr>
+        <w:shd w:fill="F2F2F2" w:val="clear"/>
+        <w:spacing w:after="120"/>
+      </w:pPr>
+      <w:r>
+        <w:rPr>
+          <w:rFonts w:ascii="Consolas" w:eastAsia="MS Gothic" w:hAnsi="Consolas"/>
+          <w:sz w:val="18"/>
+          <w:szCs w:val="18"/>
+        </w:rPr>
+        <w:t xml:space="preserve">powershell -ExecutionPolicy Bypass -File C:\Users\User\Documents\excel_tools\restore_backup.ps1 -File "backup\T_KENSA_〜.csv"</w:t>
+      </w:r>
+    </w:p>
+    <w:p>
+      <w:pPr>
+        <w:spacing w:after="120" w:line="300"/>
+      </w:pPr>
+      <w:r>
+        <w:rPr>
+          <w:rFonts w:ascii="Yu Gothic" w:eastAsia="Yu Gothic" w:hAnsi="Yu Gothic"/>
+          <w:b w:val="false"/>
+          <w:bCs w:val="false"/>
+          <w:sz w:val="21"/>
+          <w:szCs w:val="21"/>
+        </w:rPr>
+        <w:t xml:space="preserve">内容を確認して問題なければ、末尾に -Commit を付けて実行すると戻ります。戻す前の状態も保存されるので、やり直せます。</w:t>
+      </w:r>
+    </w:p>
+    <w:p>
+      <w:pPr>
+        <w:spacing w:after="120" w:line="300"/>
+      </w:pPr>
+      <w:r>
+        <w:rPr>
+          <w:rFonts w:ascii="Yu Gothic" w:eastAsia="Yu Gothic" w:hAnsi="Yu Gothic"/>
+          <w:b/>
+          <w:bCs/>
+          <w:sz w:val="21"/>
+          <w:szCs w:val="21"/>
+        </w:rPr>
+        <w:t xml:space="preserve">戻したあとは健診ナビで自動判定をやり直してください。</w:t>
+      </w:r>
+    </w:p>
+    <w:p>
+      <w:pPr>
+        <w:spacing w:after="120" w:line="300"/>
+      </w:pPr>
+      <w:r>
+        <w:rPr>
+          <w:rFonts w:ascii="Yu Gothic" w:eastAsia="Yu Gothic" w:hAnsi="Yu Gothic"/>
+          <w:b w:val="false"/>
+          <w:bCs w:val="false"/>
+          <w:sz w:val="21"/>
+          <w:szCs w:val="21"/>
+        </w:rPr>
+        <w:t xml:space="preserve">判断に迷うときは担当者に相談してください。</w:t>
       </w:r>
     </w:p>
     <w:p>
@@ -3909,6 +3982,60 @@
                 <w:szCs w:val="19"/>
               </w:rPr>
               <w:t xml:space="preserve">「予約取込ファイルを作成」で使うテンプレート。健診ナビからもらった原本をこの名前で置く</w:t>
+            </w:r>
+          </w:p>
+        </w:tc>
+      </w:tr>
+      <w:tr>
+        <w:tc>
+          <w:tcPr>
+            <w:tcW w:type="dxa" w:w="3400"/>
+            <w:tcMar>
+              <w:top w:type="dxa" w:w="60"/>
+              <w:left w:type="dxa" w:w="100"/>
+              <w:bottom w:type="dxa" w:w="60"/>
+              <w:right w:type="dxa" w:w="100"/>
+            </w:tcMar>
+          </w:tcPr>
+          <w:p>
+            <w:pPr>
+              <w:spacing w:after="0" w:line="280"/>
+            </w:pPr>
+            <w:r>
+              <w:rPr>
+                <w:rFonts w:ascii="Yu Gothic" w:eastAsia="Yu Gothic" w:hAnsi="Yu Gothic"/>
+                <w:b w:val="false"/>
+                <w:bCs w:val="false"/>
+                <w:sz w:val="19"/>
+                <w:szCs w:val="19"/>
+              </w:rPr>
+              <w:t xml:space="preserve">restore_backup.ps1</w:t>
+            </w:r>
+          </w:p>
+        </w:tc>
+        <w:tc>
+          <w:tcPr>
+            <w:tcW w:type="dxa" w:w="6400"/>
+            <w:tcMar>
+              <w:top w:type="dxa" w:w="60"/>
+              <w:left w:type="dxa" w:w="100"/>
+              <w:bottom w:type="dxa" w:w="60"/>
+              <w:right w:type="dxa" w:w="100"/>
+            </w:tcMar>
+          </w:tcPr>
+          <w:p>
+            <w:pPr>
+              <w:spacing w:after="0" w:line="280"/>
+            </w:pPr>
+            <w:r>
+              <w:rPr>
+                <w:rFonts w:ascii="Yu Gothic" w:eastAsia="Yu Gothic" w:hAnsi="Yu Gothic"/>
+                <w:b w:val="false"/>
+                <w:bCs w:val="false"/>
+                <w:sz w:val="19"/>
+                <w:szCs w:val="19"/>
+              </w:rPr>
+              <w:t xml:space="preserve">書込前のバックアップから元に戻すツール(第8章)</w:t>
             </w:r>
           </w:p>
         </w:tc>

--- a/kenshin-navi-tool/取込マニュアル.docx
+++ b/kenshin-navi-tool/取込マニュアル.docx
@@ -236,7 +236,7 @@
           <w:sz w:val="21"/>
           <w:szCs w:val="21"/>
         </w:rPr>
-        <w:t xml:space="preserve">C:\Users\User\Documents\excel_tools</w:t>
+        <w:t xml:space="preserve">C:\Users\User\Documents\excel_tools  (USBに入れて持ち歩くこともできます)</w:t>
       </w:r>
     </w:p>
     <w:p>
@@ -2056,26 +2056,22 @@
       <w:r>
         <w:rPr>
           <w:rFonts w:ascii="Yu Gothic" w:eastAsia="Yu Gothic" w:hAnsi="Yu Gothic"/>
-          <w:b w:val="false"/>
-          <w:bCs w:val="false"/>
-          <w:sz w:val="21"/>
-          <w:szCs w:val="21"/>
-        </w:rPr>
-        <w:t xml:space="preserve">PowerShellで下の1行を実行するとプレビューが出ます(まだ書込みません)。</w:t>
-      </w:r>
-    </w:p>
-    <w:p>
-      <w:pPr>
-        <w:shd w:fill="F2F2F2" w:val="clear"/>
-        <w:spacing w:after="120"/>
-      </w:pPr>
-      <w:r>
-        <w:rPr>
-          <w:rFonts w:ascii="Consolas" w:eastAsia="MS Gothic" w:hAnsi="Consolas"/>
-          <w:sz w:val="18"/>
-          <w:szCs w:val="18"/>
-        </w:rPr>
-        <w:t xml:space="preserve">powershell -ExecutionPolicy Bypass -File C:\Users\User\Documents\excel_tools\ecg_import.ps1 -Csv "CSVのパス"</w:t>
+          <w:b/>
+          <w:bCs/>
+          <w:sz w:val="21"/>
+          <w:szCs w:val="21"/>
+        </w:rPr>
+        <w:t xml:space="preserve">心電図取込.bat にCSVをドラッグ＆ドロップ</w:t>
+      </w:r>
+      <w:r>
+        <w:rPr>
+          <w:rFonts w:ascii="Yu Gothic" w:eastAsia="Yu Gothic" w:hAnsi="Yu Gothic"/>
+          <w:b w:val="false"/>
+          <w:bCs w:val="false"/>
+          <w:sz w:val="21"/>
+          <w:szCs w:val="21"/>
+        </w:rPr>
+        <w:t xml:space="preserve">してください。プレビューが出て、確認してから y を押すと書き込まれます。</w:t>
       </w:r>
     </w:p>
     <w:p>
@@ -2090,7 +2086,7 @@
           <w:sz w:val="21"/>
           <w:szCs w:val="21"/>
         </w:rPr>
-        <w:t xml:space="preserve">内容を確認して問題なければ、末尾に -Commit を付けて実行すると書き込まれます。</w:t>
+        <w:t xml:space="preserve">(ダブルクリックしてからパスを貼り付けても同じです)</w:t>
       </w:r>
     </w:p>
     <w:p>
@@ -3117,26 +3113,102 @@
       <w:r>
         <w:rPr>
           <w:rFonts w:ascii="Yu Gothic" w:eastAsia="Yu Gothic" w:hAnsi="Yu Gothic"/>
-          <w:b w:val="false"/>
-          <w:bCs w:val="false"/>
-          <w:sz w:val="21"/>
-          <w:szCs w:val="21"/>
-        </w:rPr>
-        <w:t xml:space="preserve">まとめて戻したいときは復元ツールを使います。PowerShellで下の1行を実行すると、バックアップの一覧が出ます。</w:t>
-      </w:r>
-    </w:p>
-    <w:p>
-      <w:pPr>
-        <w:shd w:fill="F2F2F2" w:val="clear"/>
-        <w:spacing w:after="120"/>
-      </w:pPr>
-      <w:r>
-        <w:rPr>
-          <w:rFonts w:ascii="Consolas" w:eastAsia="MS Gothic" w:hAnsi="Consolas"/>
-          <w:sz w:val="18"/>
-          <w:szCs w:val="18"/>
-        </w:rPr>
-        <w:t xml:space="preserve">powershell -ExecutionPolicy Bypass -File C:\Users\User\Documents\excel_tools\restore_backup.ps1 -List</w:t>
+          <w:b/>
+          <w:bCs/>
+          <w:sz w:val="21"/>
+          <w:szCs w:val="21"/>
+        </w:rPr>
+        <w:t xml:space="preserve">まとめて戻したいときは 元に戻す.bat をダブルクリック</w:t>
+      </w:r>
+      <w:r>
+        <w:rPr>
+          <w:rFonts w:ascii="Yu Gothic" w:eastAsia="Yu Gothic" w:hAnsi="Yu Gothic"/>
+          <w:b w:val="false"/>
+          <w:bCs w:val="false"/>
+          <w:sz w:val="21"/>
+          <w:szCs w:val="21"/>
+        </w:rPr>
+        <w:t xml:space="preserve">してください。</w:t>
+      </w:r>
+    </w:p>
+    <w:p>
+      <w:pPr>
+        <w:pStyle w:val="ListParagraph"/>
+        <w:numPr>
+          <w:ilvl w:val="0"/>
+          <w:numId w:val="11"/>
+        </w:numPr>
+        <w:spacing w:after="90" w:line="300"/>
+      </w:pPr>
+      <w:r>
+        <w:rPr>
+          <w:rFonts w:ascii="Yu Gothic" w:eastAsia="Yu Gothic" w:hAnsi="Yu Gothic"/>
+          <w:b w:val="false"/>
+          <w:bCs w:val="false"/>
+          <w:sz w:val="21"/>
+          <w:szCs w:val="21"/>
+        </w:rPr>
+        <w:t xml:space="preserve">バックアップの一覧が出ます。</w:t>
+      </w:r>
+    </w:p>
+    <w:p>
+      <w:pPr>
+        <w:pStyle w:val="ListParagraph"/>
+        <w:numPr>
+          <w:ilvl w:val="0"/>
+          <w:numId w:val="11"/>
+        </w:numPr>
+        <w:spacing w:after="90" w:line="300"/>
+      </w:pPr>
+      <w:r>
+        <w:rPr>
+          <w:rFonts w:ascii="Yu Gothic" w:eastAsia="Yu Gothic" w:hAnsi="Yu Gothic"/>
+          <w:b w:val="false"/>
+          <w:bCs w:val="false"/>
+          <w:sz w:val="21"/>
+          <w:szCs w:val="21"/>
+        </w:rPr>
+        <w:t xml:space="preserve">戻したいファイル名をコピーして貼り付ける。</w:t>
+      </w:r>
+    </w:p>
+    <w:p>
+      <w:pPr>
+        <w:pStyle w:val="ListParagraph"/>
+        <w:numPr>
+          <w:ilvl w:val="0"/>
+          <w:numId w:val="11"/>
+        </w:numPr>
+        <w:spacing w:after="90" w:line="300"/>
+      </w:pPr>
+      <w:r>
+        <w:rPr>
+          <w:rFonts w:ascii="Yu Gothic" w:eastAsia="Yu Gothic" w:hAnsi="Yu Gothic"/>
+          <w:b w:val="false"/>
+          <w:bCs w:val="false"/>
+          <w:sz w:val="21"/>
+          <w:szCs w:val="21"/>
+        </w:rPr>
+        <w:t xml:space="preserve">何が戻るかが表示されます(まだ戻りません)。</w:t>
+      </w:r>
+    </w:p>
+    <w:p>
+      <w:pPr>
+        <w:pStyle w:val="ListParagraph"/>
+        <w:numPr>
+          <w:ilvl w:val="0"/>
+          <w:numId w:val="11"/>
+        </w:numPr>
+        <w:spacing w:after="90" w:line="300"/>
+      </w:pPr>
+      <w:r>
+        <w:rPr>
+          <w:rFonts w:ascii="Yu Gothic" w:eastAsia="Yu Gothic" w:hAnsi="Yu Gothic"/>
+          <w:b w:val="false"/>
+          <w:bCs w:val="false"/>
+          <w:sz w:val="21"/>
+          <w:szCs w:val="21"/>
+        </w:rPr>
+        <w:t xml:space="preserve">y を押すと戻ります。</w:t>
       </w:r>
     </w:p>
     <w:p>
@@ -3151,36 +3223,7 @@
           <w:sz w:val="21"/>
           <w:szCs w:val="21"/>
         </w:rPr>
-        <w:t xml:space="preserve">戻したいファイルを決めたら -File で指定します。まず何が戻るかが表示されるだけです。</w:t>
-      </w:r>
-    </w:p>
-    <w:p>
-      <w:pPr>
-        <w:shd w:fill="F2F2F2" w:val="clear"/>
-        <w:spacing w:after="120"/>
-      </w:pPr>
-      <w:r>
-        <w:rPr>
-          <w:rFonts w:ascii="Consolas" w:eastAsia="MS Gothic" w:hAnsi="Consolas"/>
-          <w:sz w:val="18"/>
-          <w:szCs w:val="18"/>
-        </w:rPr>
-        <w:t xml:space="preserve">powershell -ExecutionPolicy Bypass -File C:\Users\User\Documents\excel_tools\restore_backup.ps1 -File "backup\T_KENSA_〜.csv"</w:t>
-      </w:r>
-    </w:p>
-    <w:p>
-      <w:pPr>
-        <w:spacing w:after="120" w:line="300"/>
-      </w:pPr>
-      <w:r>
-        <w:rPr>
-          <w:rFonts w:ascii="Yu Gothic" w:eastAsia="Yu Gothic" w:hAnsi="Yu Gothic"/>
-          <w:b w:val="false"/>
-          <w:bCs w:val="false"/>
-          <w:sz w:val="21"/>
-          <w:szCs w:val="21"/>
-        </w:rPr>
-        <w:t xml:space="preserve">内容を確認して問題なければ、末尾に -Commit を付けて実行すると戻ります。戻す前の状態も保存されるので、やり直せます。</w:t>
+        <w:t xml:space="preserve">戻す前の状態も保存されるので、やり直せます。</w:t>
       </w:r>
     </w:p>
     <w:p>
@@ -4009,7 +4052,7 @@
                 <w:sz w:val="19"/>
                 <w:szCs w:val="19"/>
               </w:rPr>
-              <w:t xml:space="preserve">restore_backup.ps1</w:t>
+              <w:t xml:space="preserve">心電図取込.bat</w:t>
             </w:r>
           </w:p>
         </w:tc>
@@ -4035,7 +4078,115 @@
                 <w:sz w:val="19"/>
                 <w:szCs w:val="19"/>
               </w:rPr>
-              <w:t xml:space="preserve">書込前のバックアップから元に戻すツール(第8章)</w:t>
+              <w:t xml:space="preserve">心電図CSVの取込。CSVをドラッグ＆ドロップ(第5章)</w:t>
+            </w:r>
+          </w:p>
+        </w:tc>
+      </w:tr>
+      <w:tr>
+        <w:tc>
+          <w:tcPr>
+            <w:tcW w:type="dxa" w:w="3400"/>
+            <w:tcMar>
+              <w:top w:type="dxa" w:w="60"/>
+              <w:left w:type="dxa" w:w="100"/>
+              <w:bottom w:type="dxa" w:w="60"/>
+              <w:right w:type="dxa" w:w="100"/>
+            </w:tcMar>
+          </w:tcPr>
+          <w:p>
+            <w:pPr>
+              <w:spacing w:after="0" w:line="280"/>
+            </w:pPr>
+            <w:r>
+              <w:rPr>
+                <w:rFonts w:ascii="Yu Gothic" w:eastAsia="Yu Gothic" w:hAnsi="Yu Gothic"/>
+                <w:b w:val="false"/>
+                <w:bCs w:val="false"/>
+                <w:sz w:val="19"/>
+                <w:szCs w:val="19"/>
+              </w:rPr>
+              <w:t xml:space="preserve">元に戻す.bat</w:t>
+            </w:r>
+          </w:p>
+        </w:tc>
+        <w:tc>
+          <w:tcPr>
+            <w:tcW w:type="dxa" w:w="6400"/>
+            <w:tcMar>
+              <w:top w:type="dxa" w:w="60"/>
+              <w:left w:type="dxa" w:w="100"/>
+              <w:bottom w:type="dxa" w:w="60"/>
+              <w:right w:type="dxa" w:w="100"/>
+            </w:tcMar>
+          </w:tcPr>
+          <w:p>
+            <w:pPr>
+              <w:spacing w:after="0" w:line="280"/>
+            </w:pPr>
+            <w:r>
+              <w:rPr>
+                <w:rFonts w:ascii="Yu Gothic" w:eastAsia="Yu Gothic" w:hAnsi="Yu Gothic"/>
+                <w:b w:val="false"/>
+                <w:bCs w:val="false"/>
+                <w:sz w:val="19"/>
+                <w:szCs w:val="19"/>
+              </w:rPr>
+              <w:t xml:space="preserve">書込前のバックアップから元に戻す(第8章)</w:t>
+            </w:r>
+          </w:p>
+        </w:tc>
+      </w:tr>
+      <w:tr>
+        <w:tc>
+          <w:tcPr>
+            <w:tcW w:type="dxa" w:w="3400"/>
+            <w:tcMar>
+              <w:top w:type="dxa" w:w="60"/>
+              <w:left w:type="dxa" w:w="100"/>
+              <w:bottom w:type="dxa" w:w="60"/>
+              <w:right w:type="dxa" w:w="100"/>
+            </w:tcMar>
+          </w:tcPr>
+          <w:p>
+            <w:pPr>
+              <w:spacing w:after="0" w:line="280"/>
+            </w:pPr>
+            <w:r>
+              <w:rPr>
+                <w:rFonts w:ascii="Yu Gothic" w:eastAsia="Yu Gothic" w:hAnsi="Yu Gothic"/>
+                <w:b w:val="false"/>
+                <w:bCs w:val="false"/>
+                <w:sz w:val="19"/>
+                <w:szCs w:val="19"/>
+              </w:rPr>
+              <w:t xml:space="preserve">USBで使うときは.txt</w:t>
+            </w:r>
+          </w:p>
+        </w:tc>
+        <w:tc>
+          <w:tcPr>
+            <w:tcW w:type="dxa" w:w="6400"/>
+            <w:tcMar>
+              <w:top w:type="dxa" w:w="60"/>
+              <w:left w:type="dxa" w:w="100"/>
+              <w:bottom w:type="dxa" w:w="60"/>
+              <w:right w:type="dxa" w:w="100"/>
+            </w:tcMar>
+          </w:tcPr>
+          <w:p>
+            <w:pPr>
+              <w:spacing w:after="0" w:line="280"/>
+            </w:pPr>
+            <w:r>
+              <w:rPr>
+                <w:rFonts w:ascii="Yu Gothic" w:eastAsia="Yu Gothic" w:hAnsi="Yu Gothic"/>
+                <w:b w:val="false"/>
+                <w:bCs w:val="false"/>
+                <w:sz w:val="19"/>
+                <w:szCs w:val="19"/>
+              </w:rPr>
+              <w:t xml:space="preserve">USBに入れて使うときの注意</w:t>
             </w:r>
           </w:p>
         </w:tc>
@@ -4312,6 +4463,18 @@
     </w:lvl>
   </w:abstractNum>
   <w:abstractNum w:abstractNumId="10" w15:restartNumberingAfterBreak="0">
+    <w:multiLevelType w:val="hybridMultilevel"/>
+    <w:lvl w:ilvl="0" w15:tentative="1">
+      <w:start w:val="1"/>
+      <w:numFmt w:val="decimal"/>
+      <w:lvlText w:val="%1."/>
+      <w:lvlJc w:val="left"/>
+      <w:pPr>
+        <w:ind w:left="480" w:hanging="360"/>
+      </w:pPr>
+    </w:lvl>
+  </w:abstractNum>
+  <w:abstractNum w:abstractNumId="11" w15:restartNumberingAfterBreak="0">
     <w:multiLevelType w:val="hybridMultilevel"/>
     <w:lvl w:ilvl="0" w15:tentative="1">
       <w:start w:val="1"/>
@@ -4379,6 +4542,12 @@
   </w:num>
   <w:num w:numId="10">
     <w:abstractNumId w:val="2"/>
+    <w:lvlOverride w:ilvl="0">
+      <w:startOverride w:val="1"/>
+    </w:lvlOverride>
+  </w:num>
+  <w:num w:numId="11">
+    <w:abstractNumId w:val="11"/>
     <w:lvlOverride w:ilvl="0">
       <w:startOverride w:val="1"/>
     </w:lvlOverride>

--- a/kenshin-navi-tool/取込マニュアル.docx
+++ b/kenshin-navi-tool/取込マニュアル.docx
@@ -1292,6 +1292,63 @@
           <w:szCs w:val="19"/>
         </w:rPr>
         <w:t xml:space="preserve">クレアチニン / 尿酸 / 総コレステロール / LDL / HDL / 中性脂肪 / AST / ALT / ALP / γ-GTP / 血糖 / HbA1c / 白血球 / 赤血球 / 血色素 / ヘマトクリット / 血小板 / eGFR / MCV / MCH / MCHC / 便潜血1回目・2回目</w:t>
+      </w:r>
+    </w:p>
+    <w:p>
+      <w:pPr>
+        <w:pStyle w:val="Heading2"/>
+        <w:spacing w:after="120" w:before="260"/>
+      </w:pPr>
+      <w:r>
+        <w:rPr>
+          <w:rFonts w:ascii="Yu Gothic" w:eastAsia="Yu Gothic" w:hAnsi="Yu Gothic"/>
+          <w:b/>
+          <w:bCs/>
+          <w:color w:val="1F4E79"/>
+          <w:sz w:val="24"/>
+          <w:szCs w:val="24"/>
+        </w:rPr>
+        <w:t xml:space="preserve">3-5b. 心電図を取り込む 〈ツール〉</w:t>
+      </w:r>
+    </w:p>
+    <w:p>
+      <w:pPr>
+        <w:spacing w:after="120" w:line="300"/>
+      </w:pPr>
+      <w:r>
+        <w:rPr>
+          <w:rFonts w:ascii="Yu Gothic" w:eastAsia="Yu Gothic" w:hAnsi="Yu Gothic"/>
+          <w:b/>
+          <w:bCs/>
+          <w:sz w:val="21"/>
+          <w:szCs w:val="21"/>
+        </w:rPr>
+        <w:t xml:space="preserve">心電図はリアンのExcelからは自動で入りません。</w:t>
+      </w:r>
+      <w:r>
+        <w:rPr>
+          <w:rFonts w:ascii="Yu Gothic" w:eastAsia="Yu Gothic" w:hAnsi="Yu Gothic"/>
+          <w:b w:val="false"/>
+          <w:bCs w:val="false"/>
+          <w:sz w:val="21"/>
+          <w:szCs w:val="21"/>
+        </w:rPr>
+        <w:t xml:space="preserve">心電計から出るCSVを使ってください(第5章)。</w:t>
+      </w:r>
+    </w:p>
+    <w:p>
+      <w:pPr>
+        <w:spacing w:after="120" w:line="300"/>
+      </w:pPr>
+      <w:r>
+        <w:rPr>
+          <w:rFonts w:ascii="Yu Gothic" w:eastAsia="Yu Gothic" w:hAnsi="Yu Gothic"/>
+          <w:b w:val="false"/>
+          <w:bCs w:val="false"/>
+          <w:sz w:val="21"/>
+          <w:szCs w:val="21"/>
+        </w:rPr>
+        <w:t xml:space="preserve">リアンのExcelに心電図の所見が書いてある人は、結果取込(3-4)で一緒に入ります。所見が空の人は、撮っていない可能性があるので何も入れません。心電計のCSVから入れてください。</w:t>
       </w:r>
     </w:p>
     <w:p>

--- a/kenshin-navi-tool/取込マニュアル.docx
+++ b/kenshin-navi-tool/取込マニュアル.docx
@@ -1318,24 +1318,129 @@
       <w:r>
         <w:rPr>
           <w:rFonts w:ascii="Yu Gothic" w:eastAsia="Yu Gothic" w:hAnsi="Yu Gothic"/>
+          <w:b w:val="false"/>
+          <w:bCs w:val="false"/>
+          <w:sz w:val="21"/>
+          <w:szCs w:val="21"/>
+        </w:rPr>
+        <w:t xml:space="preserve">リアンのExcelは、心電図・所見(101列)に書いてある人だけが結果取込(3-4)で一緒に入ります。</w:t>
+      </w:r>
+    </w:p>
+    <w:p>
+      <w:pPr>
+        <w:spacing w:after="120" w:line="300"/>
+      </w:pPr>
+      <w:r>
+        <w:rPr>
+          <w:rFonts w:ascii="Yu Gothic" w:eastAsia="Yu Gothic" w:hAnsi="Yu Gothic"/>
           <w:b/>
           <w:bCs/>
           <w:sz w:val="21"/>
           <w:szCs w:val="21"/>
         </w:rPr>
-        <w:t xml:space="preserve">心電図はリアンのExcelからは自動で入りません。</w:t>
-      </w:r>
-      <w:r>
-        <w:rPr>
-          <w:rFonts w:ascii="Yu Gothic" w:eastAsia="Yu Gothic" w:hAnsi="Yu Gothic"/>
-          <w:b w:val="false"/>
-          <w:bCs w:val="false"/>
-          <w:sz w:val="21"/>
-          <w:szCs w:val="21"/>
-        </w:rPr>
-        <w:t xml:space="preserve">心電計から出るCSVを使ってください(第5章)。</w:t>
-      </w:r>
-    </w:p>
+        <w:t xml:space="preserve">所見が空の人</w:t>
+      </w:r>
+      <w:r>
+        <w:rPr>
+          <w:rFonts w:ascii="Yu Gothic" w:eastAsia="Yu Gothic" w:hAnsi="Yu Gothic"/>
+          <w:b w:val="false"/>
+          <w:bCs w:val="false"/>
+          <w:sz w:val="21"/>
+          <w:szCs w:val="21"/>
+        </w:rPr>
+        <w:t xml:space="preserve">は、「撮って異常なし」なのか「撮っていない」のか、Excelからは区別が付きません。そのまま異常なしを入れると、撮っていない人に正常の結果が付いてしまいます。そこで次のどちらかにしてください。</w:t>
+      </w:r>
+    </w:p>
+    <w:tbl>
+      <w:tblPr>
+        <w:tblW w:type="dxa" w:w="9800"/>
+        <w:tblBorders>
+          <w:top w:val="single" w:color="auto" w:sz="4"/>
+          <w:left w:val="single" w:color="auto" w:sz="4"/>
+          <w:bottom w:val="single" w:color="auto" w:sz="4"/>
+          <w:right w:val="single" w:color="auto" w:sz="4"/>
+          <w:insideH w:val="single" w:color="auto" w:sz="4"/>
+          <w:insideV w:val="single" w:color="auto" w:sz="4"/>
+        </w:tblBorders>
+      </w:tblPr>
+      <w:tblGrid>
+        <w:gridCol w:w="9800"/>
+      </w:tblGrid>
+      <w:tr>
+        <w:tc>
+          <w:tcPr>
+            <w:tcW w:type="dxa" w:w="9800"/>
+            <w:shd w:fill="E2EFDA" w:val="clear"/>
+            <w:tcMar>
+              <w:top w:type="dxa" w:w="100"/>
+              <w:left w:type="dxa" w:w="140"/>
+              <w:bottom w:type="dxa" w:w="100"/>
+              <w:right w:type="dxa" w:w="140"/>
+            </w:tcMar>
+          </w:tcPr>
+          <w:p>
+            <w:pPr>
+              <w:spacing w:after="60"/>
+            </w:pPr>
+            <w:r>
+              <w:rPr>
+                <w:rFonts w:ascii="Yu Gothic" w:eastAsia="Yu Gothic" w:hAnsi="Yu Gothic"/>
+                <w:b/>
+                <w:bCs/>
+                <w:sz w:val="19"/>
+                <w:szCs w:val="19"/>
+              </w:rPr>
+              <w:t xml:space="preserve">方法A(おすすめ・Excelに1を入れる)</w:t>
+            </w:r>
+          </w:p>
+          <w:p>
+            <w:pPr>
+              <w:spacing w:after="60"/>
+            </w:pPr>
+            <w:r>
+              <w:rPr>
+                <w:rFonts w:ascii="Yu Gothic" w:eastAsia="Yu Gothic" w:hAnsi="Yu Gothic"/>
+                <w:b w:val="false"/>
+                <w:bCs w:val="false"/>
+                <w:sz w:val="19"/>
+                <w:szCs w:val="19"/>
+              </w:rPr>
+              <w:t xml:space="preserve">撮って異常が無かった人の 心電図・判定(105列) に 1 を入れてから取り込む。</w:t>
+            </w:r>
+          </w:p>
+          <w:p>
+            <w:pPr>
+              <w:spacing w:after="60"/>
+            </w:pPr>
+            <w:r>
+              <w:rPr>
+                <w:rFonts w:ascii="Yu Gothic" w:eastAsia="Yu Gothic" w:hAnsi="Yu Gothic"/>
+                <w:b w:val="false"/>
+                <w:bCs w:val="false"/>
+                <w:sz w:val="19"/>
+                <w:szCs w:val="19"/>
+              </w:rPr>
+              <w:t xml:space="preserve">→ その人だけ「正常範囲」が自動で入ります。空欄の人には何も入りません。</w:t>
+            </w:r>
+          </w:p>
+          <w:p>
+            <w:pPr>
+              <w:spacing w:after="0"/>
+            </w:pPr>
+            <w:r>
+              <w:rPr>
+                <w:rFonts w:ascii="Yu Gothic" w:eastAsia="Yu Gothic" w:hAnsi="Yu Gothic"/>
+                <w:b w:val="false"/>
+                <w:bCs w:val="false"/>
+                <w:sz w:val="19"/>
+                <w:szCs w:val="19"/>
+              </w:rPr>
+              <w:t xml:space="preserve">(所見(101列)の方に直接 1 と書いても同じ結果になります)</w:t>
+            </w:r>
+          </w:p>
+        </w:tc>
+      </w:tr>
+    </w:tbl>
     <w:p>
       <w:pPr>
         <w:spacing w:after="120" w:line="300"/>
@@ -1348,7 +1453,82 @@
           <w:sz w:val="21"/>
           <w:szCs w:val="21"/>
         </w:rPr>
-        <w:t xml:space="preserve">リアンのExcelに心電図の所見が書いてある人は、結果取込(3-4)で一緒に入ります。所見が空の人は、撮っていない可能性があるので何も入れません。心電計のCSVから入れてください。</w:t>
+        <w:t xml:space="preserve"/>
+      </w:r>
+    </w:p>
+    <w:tbl>
+      <w:tblPr>
+        <w:tblW w:type="dxa" w:w="9800"/>
+        <w:tblBorders>
+          <w:top w:val="single" w:color="auto" w:sz="4"/>
+          <w:left w:val="single" w:color="auto" w:sz="4"/>
+          <w:bottom w:val="single" w:color="auto" w:sz="4"/>
+          <w:right w:val="single" w:color="auto" w:sz="4"/>
+          <w:insideH w:val="single" w:color="auto" w:sz="4"/>
+          <w:insideV w:val="single" w:color="auto" w:sz="4"/>
+        </w:tblBorders>
+      </w:tblPr>
+      <w:tblGrid>
+        <w:gridCol w:w="9800"/>
+      </w:tblGrid>
+      <w:tr>
+        <w:tc>
+          <w:tcPr>
+            <w:tcW w:type="dxa" w:w="9800"/>
+            <w:shd w:val="clear"/>
+            <w:tcMar>
+              <w:top w:type="dxa" w:w="100"/>
+              <w:left w:type="dxa" w:w="140"/>
+              <w:bottom w:type="dxa" w:w="100"/>
+              <w:right w:type="dxa" w:w="140"/>
+            </w:tcMar>
+          </w:tcPr>
+          <w:p>
+            <w:pPr>
+              <w:spacing w:after="60"/>
+            </w:pPr>
+            <w:r>
+              <w:rPr>
+                <w:rFonts w:ascii="Yu Gothic" w:eastAsia="Yu Gothic" w:hAnsi="Yu Gothic"/>
+                <w:b/>
+                <w:bCs/>
+                <w:sz w:val="19"/>
+                <w:szCs w:val="19"/>
+              </w:rPr>
+              <w:t xml:space="preserve">方法B(心電計のCSVから入れる)</w:t>
+            </w:r>
+          </w:p>
+          <w:p>
+            <w:pPr>
+              <w:spacing w:after="0"/>
+            </w:pPr>
+            <w:r>
+              <w:rPr>
+                <w:rFonts w:ascii="Yu Gothic" w:eastAsia="Yu Gothic" w:hAnsi="Yu Gothic"/>
+                <w:b w:val="false"/>
+                <w:bCs w:val="false"/>
+                <w:sz w:val="19"/>
+                <w:szCs w:val="19"/>
+              </w:rPr>
+              <w:t xml:space="preserve">心電計から出るCSVを 心電図取込.bat に入れる(第5章)。撮った人しかCSVに出てこないので、こちらが一番確実です。</w:t>
+            </w:r>
+          </w:p>
+        </w:tc>
+      </w:tr>
+    </w:tbl>
+    <w:p>
+      <w:pPr>
+        <w:spacing w:after="120" w:line="300"/>
+      </w:pPr>
+      <w:r>
+        <w:rPr>
+          <w:rFonts w:ascii="Yu Gothic" w:eastAsia="Yu Gothic" w:hAnsi="Yu Gothic"/>
+          <w:b w:val="false"/>
+          <w:bCs w:val="false"/>
+          <w:sz w:val="21"/>
+          <w:szCs w:val="21"/>
+        </w:rPr>
+        <w:t xml:space="preserve">※ 全員が必ず撮ると確認できれば、判定欄に1を入れなくても自動で入るように変更できます。check7.bat で「枠がある人数」と「所見が入っている人数」を過去の分で比べられるので、いつも同じなら担当者に連絡してください。</w:t>
       </w:r>
     </w:p>
     <w:p>

--- a/kenshin-navi-tool/取込マニュアル.docx
+++ b/kenshin-navi-tool/取込マニュアル.docx
@@ -1308,22 +1308,7 @@
           <w:sz w:val="24"/>
           <w:szCs w:val="24"/>
         </w:rPr>
-        <w:t xml:space="preserve">3-5b. 心電図を取り込む 〈ツール〉</w:t>
-      </w:r>
-    </w:p>
-    <w:p>
-      <w:pPr>
-        <w:spacing w:after="120" w:line="300"/>
-      </w:pPr>
-      <w:r>
-        <w:rPr>
-          <w:rFonts w:ascii="Yu Gothic" w:eastAsia="Yu Gothic" w:hAnsi="Yu Gothic"/>
-          <w:b w:val="false"/>
-          <w:bCs w:val="false"/>
-          <w:sz w:val="21"/>
-          <w:szCs w:val="21"/>
-        </w:rPr>
-        <w:t xml:space="preserve">リアンのExcelは、心電図・所見(101列)に書いてある人だけが結果取込(3-4)で一緒に入ります。</w:t>
+        <w:t xml:space="preserve">3-5b. 心電図について</w:t>
       </w:r>
     </w:p>
     <w:p>
@@ -1338,17 +1323,62 @@
           <w:sz w:val="21"/>
           <w:szCs w:val="21"/>
         </w:rPr>
-        <w:t xml:space="preserve">所見が空の人</w:t>
-      </w:r>
-      <w:r>
-        <w:rPr>
-          <w:rFonts w:ascii="Yu Gothic" w:eastAsia="Yu Gothic" w:hAnsi="Yu Gothic"/>
-          <w:b w:val="false"/>
-          <w:bCs w:val="false"/>
-          <w:sz w:val="21"/>
-          <w:szCs w:val="21"/>
-        </w:rPr>
-        <w:t xml:space="preserve">は、「撮って異常なし」なのか「撮っていない」のか、Excelからは区別が付きません。そのまま異常なしを入れると、撮っていない人に正常の結果が付いてしまいます。そこで次のどちらかにしてください。</w:t>
+        <w:t xml:space="preserve">心電図は結果取込(3-4)で一緒に入ります。別の操作は要りません。</w:t>
+      </w:r>
+    </w:p>
+    <w:p>
+      <w:pPr>
+        <w:pStyle w:val="ListParagraph"/>
+        <w:numPr>
+          <w:ilvl w:val="0"/>
+          <w:numId w:val="7"/>
+        </w:numPr>
+        <w:spacing w:after="80" w:line="300"/>
+      </w:pPr>
+      <w:r>
+        <w:rPr>
+          <w:rFonts w:ascii="Yu Gothic" w:eastAsia="Yu Gothic" w:hAnsi="Yu Gothic"/>
+          <w:b w:val="false"/>
+          <w:bCs w:val="false"/>
+          <w:sz w:val="21"/>
+          <w:szCs w:val="21"/>
+        </w:rPr>
+        <w:t xml:space="preserve">リアンのExcelの 心電図・所見(101列) に書いてある人 → そのまま所見が入ります</w:t>
+      </w:r>
+    </w:p>
+    <w:p>
+      <w:pPr>
+        <w:pStyle w:val="ListParagraph"/>
+        <w:numPr>
+          <w:ilvl w:val="0"/>
+          <w:numId w:val="7"/>
+        </w:numPr>
+        <w:spacing w:after="80" w:line="300"/>
+      </w:pPr>
+      <w:r>
+        <w:rPr>
+          <w:rFonts w:ascii="Yu Gothic" w:eastAsia="Yu Gothic" w:hAnsi="Yu Gothic"/>
+          <w:b w:val="false"/>
+          <w:bCs w:val="false"/>
+          <w:sz w:val="21"/>
+          <w:szCs w:val="21"/>
+        </w:rPr>
+        <w:t xml:space="preserve">所見が空の人 → 「正常範囲」が自動で入ります</w:t>
+      </w:r>
+    </w:p>
+    <w:p>
+      <w:pPr>
+        <w:spacing w:after="120" w:line="300"/>
+      </w:pPr>
+      <w:r>
+        <w:rPr>
+          <w:rFonts w:ascii="Yu Gothic" w:eastAsia="Yu Gothic" w:hAnsi="Yu Gothic"/>
+          <w:b w:val="false"/>
+          <w:bCs w:val="false"/>
+          <w:sz w:val="21"/>
+          <w:szCs w:val="21"/>
+        </w:rPr>
+        <w:t xml:space="preserve">自動で入れてよいと判断した理由: 過去47日分・約340人を調べたところ、心電図の枠がある人には全員所見が入っていました(check7.bat で確認)。つまり枠がある人は必ず撮っている、ということです。</w:t>
       </w:r>
     </w:p>
     <w:tbl>
@@ -1370,7 +1400,7 @@
         <w:tc>
           <w:tcPr>
             <w:tcW w:type="dxa" w:w="9800"/>
-            <w:shd w:fill="E2EFDA" w:val="clear"/>
+            <w:shd w:val="clear"/>
             <w:tcMar>
               <w:top w:type="dxa" w:w="100"/>
               <w:left w:type="dxa" w:w="140"/>
@@ -1390,7 +1420,7 @@
                 <w:sz w:val="19"/>
                 <w:szCs w:val="19"/>
               </w:rPr>
-              <w:t xml:space="preserve">方法A(おすすめ・Excelに1を入れる)</w:t>
+              <w:t xml:space="preserve">もし「枠はあるが撮らなかった人」が出たら</w:t>
             </w:r>
           </w:p>
           <w:p>
@@ -1405,22 +1435,7 @@
                 <w:sz w:val="19"/>
                 <w:szCs w:val="19"/>
               </w:rPr>
-              <w:t xml:space="preserve">撮って異常が無かった人の 心電図・判定(105列) に 1 を入れてから取り込む。</w:t>
-            </w:r>
-          </w:p>
-          <w:p>
-            <w:pPr>
-              <w:spacing w:after="60"/>
-            </w:pPr>
-            <w:r>
-              <w:rPr>
-                <w:rFonts w:ascii="Yu Gothic" w:eastAsia="Yu Gothic" w:hAnsi="Yu Gothic"/>
-                <w:b w:val="false"/>
-                <w:bCs w:val="false"/>
-                <w:sz w:val="19"/>
-                <w:szCs w:val="19"/>
-              </w:rPr>
-              <w:t xml:space="preserve">→ その人だけ「正常範囲」が自動で入ります。空欄の人には何も入りません。</w:t>
+              <w:t xml:space="preserve">その人だけ健診ナビの画面で心電図の欄を空に戻してください。</w:t>
             </w:r>
           </w:p>
           <w:p>
@@ -1435,12 +1450,129 @@
                 <w:sz w:val="19"/>
                 <w:szCs w:val="19"/>
               </w:rPr>
-              <w:t xml:space="preserve">(所見(101列)の方に直接 1 と書いても同じ結果になります)</w:t>
+              <w:t xml:space="preserve">取込前に気付いたときは、プレビューの「状態」に OK(既定値) と出ている人が自動で入る人なので、そこで確認できます。</w:t>
             </w:r>
           </w:p>
         </w:tc>
       </w:tr>
     </w:tbl>
+    <w:p>
+      <w:pPr>
+        <w:spacing w:after="120" w:line="300"/>
+      </w:pPr>
+      <w:r>
+        <w:rPr>
+          <w:rFonts w:ascii="Yu Gothic" w:eastAsia="Yu Gothic" w:hAnsi="Yu Gothic"/>
+          <w:b w:val="false"/>
+          <w:bCs w:val="false"/>
+          <w:sz w:val="21"/>
+          <w:szCs w:val="21"/>
+        </w:rPr>
+        <w:t xml:space="preserve">心電計から出るCSVで入れることもできます(第5章)。撮った人しかCSVに出てこないので、より確実です。</w:t>
+      </w:r>
+    </w:p>
+    <w:p>
+      <w:pPr>
+        <w:pStyle w:val="Heading2"/>
+        <w:spacing w:after="120" w:before="260"/>
+      </w:pPr>
+      <w:r>
+        <w:rPr>
+          <w:rFonts w:ascii="Yu Gothic" w:eastAsia="Yu Gothic" w:hAnsi="Yu Gothic"/>
+          <w:b/>
+          <w:bCs/>
+          <w:color w:val="1F4E79"/>
+          <w:sz w:val="24"/>
+          <w:szCs w:val="24"/>
+        </w:rPr>
+        <w:t xml:space="preserve">3-6. 自動判定 〈健診ナビ〉</w:t>
+      </w:r>
+    </w:p>
+    <w:p>
+      <w:pPr>
+        <w:spacing w:after="120" w:line="300"/>
+      </w:pPr>
+      <w:r>
+        <w:rPr>
+          <w:rFonts w:ascii="Yu Gothic" w:eastAsia="Yu Gothic" w:hAnsi="Yu Gothic"/>
+          <w:b/>
+          <w:bCs/>
+          <w:sz w:val="21"/>
+          <w:szCs w:val="21"/>
+        </w:rPr>
+        <w:t xml:space="preserve">結果も血液も入れ終わってから実行します。</w:t>
+      </w:r>
+      <w:r>
+        <w:rPr>
+          <w:rFonts w:ascii="Yu Gothic" w:eastAsia="Yu Gothic" w:hAnsi="Yu Gothic"/>
+          <w:b w:val="false"/>
+          <w:bCs w:val="false"/>
+          <w:sz w:val="21"/>
+          <w:szCs w:val="21"/>
+        </w:rPr>
+        <w:t xml:space="preserve">先に実行すると血液抜きの判定になります。</w:t>
+      </w:r>
+    </w:p>
+    <w:p>
+      <w:pPr>
+        <w:pStyle w:val="ListParagraph"/>
+        <w:numPr>
+          <w:ilvl w:val="0"/>
+          <w:numId w:val="8"/>
+        </w:numPr>
+        <w:spacing w:after="90" w:line="300"/>
+      </w:pPr>
+      <w:r>
+        <w:rPr>
+          <w:rFonts w:ascii="Yu Gothic" w:eastAsia="Yu Gothic" w:hAnsi="Yu Gothic"/>
+          <w:b w:val="false"/>
+          <w:bCs w:val="false"/>
+          <w:sz w:val="21"/>
+          <w:szCs w:val="21"/>
+        </w:rPr>
+        <w:t xml:space="preserve">健診ナビで対象者を開き、値が入っていることを目で確認する。</w:t>
+      </w:r>
+    </w:p>
+    <w:p>
+      <w:pPr>
+        <w:pStyle w:val="ListParagraph"/>
+        <w:numPr>
+          <w:ilvl w:val="0"/>
+          <w:numId w:val="8"/>
+        </w:numPr>
+        <w:spacing w:after="90" w:line="300"/>
+      </w:pPr>
+      <w:r>
+        <w:rPr>
+          <w:rFonts w:ascii="Yu Gothic" w:eastAsia="Yu Gothic" w:hAnsi="Yu Gothic"/>
+          <w:b w:val="false"/>
+          <w:bCs w:val="false"/>
+          <w:sz w:val="21"/>
+          <w:szCs w:val="21"/>
+        </w:rPr>
+        <w:t xml:space="preserve">「自動判定」を実行する(BMI・標準体重・判定はここで計算されます)。</w:t>
+      </w:r>
+    </w:p>
+    <w:p>
+      <w:pPr>
+        <w:pStyle w:val="ListParagraph"/>
+        <w:numPr>
+          <w:ilvl w:val="0"/>
+          <w:numId w:val="8"/>
+        </w:numPr>
+        <w:spacing w:after="90" w:line="300"/>
+      </w:pPr>
+      <w:r>
+        <w:rPr>
+          <w:rFonts w:ascii="Yu Gothic" w:eastAsia="Yu Gothic" w:hAnsi="Yu Gothic"/>
+          <w:b w:val="false"/>
+          <w:bCs w:val="false"/>
+          <w:sz w:val="21"/>
+          <w:szCs w:val="21"/>
+        </w:rPr>
+        <w:t xml:space="preserve">東振協などの提出データを出力する。</w:t>
+      </w:r>
+    </w:p>
     <w:p>
       <w:pPr>
         <w:spacing w:after="120" w:line="300"/>
@@ -1495,7 +1627,52 @@
                 <w:sz w:val="19"/>
                 <w:szCs w:val="19"/>
               </w:rPr>
-              <w:t xml:space="preserve">方法B(心電計のCSVから入れる)</w:t>
+              <w:t xml:space="preserve">「受診日」欄について</w:t>
+            </w:r>
+          </w:p>
+          <w:p>
+            <w:pPr>
+              <w:spacing w:after="60"/>
+            </w:pPr>
+            <w:r>
+              <w:rPr>
+                <w:rFonts w:ascii="Yu Gothic" w:eastAsia="Yu Gothic" w:hAnsi="Yu Gothic"/>
+                <w:b w:val="false"/>
+                <w:bCs w:val="false"/>
+                <w:sz w:val="19"/>
+                <w:szCs w:val="19"/>
+              </w:rPr>
+              <w:t xml:space="preserve">空欄にしておくと、Excelの日付の列から自動で読みます(リアンはこちら)。</w:t>
+            </w:r>
+          </w:p>
+          <w:p>
+            <w:pPr>
+              <w:spacing w:after="60"/>
+            </w:pPr>
+            <w:r>
+              <w:rPr>
+                <w:rFonts w:ascii="Yu Gothic" w:eastAsia="Yu Gothic" w:hAnsi="Yu Gothic"/>
+                <w:b w:val="false"/>
+                <w:bCs w:val="false"/>
+                <w:sz w:val="19"/>
+                <w:szCs w:val="19"/>
+              </w:rPr>
+              <w:t xml:space="preserve">入力すると、Excelの日付より入力した日付が優先されます。その場合は確認の画面が出るので、内容を見て「はい」か「いいえ」を選んでください。</w:t>
+            </w:r>
+          </w:p>
+          <w:p>
+            <w:pPr>
+              <w:spacing w:after="60"/>
+            </w:pPr>
+            <w:r>
+              <w:rPr>
+                <w:rFonts w:ascii="Yu Gothic" w:eastAsia="Yu Gothic" w:hAnsi="Yu Gothic"/>
+                <w:b w:val="false"/>
+                <w:bCs w:val="false"/>
+                <w:sz w:val="19"/>
+                <w:szCs w:val="19"/>
+              </w:rPr>
+              <w:t xml:space="preserve">日付の列が無いファイル(芝浦巡回AIデータ)では、受診日の入力が必須です(確認の画面は出ません)。</w:t>
             </w:r>
           </w:p>
           <w:p>
@@ -1510,7 +1687,7 @@
                 <w:sz w:val="19"/>
                 <w:szCs w:val="19"/>
               </w:rPr>
-              <w:t xml:space="preserve">心電計から出るCSVを 心電図取込.bat に入れる(第5章)。撮った人しかCSVに出てこないので、こちらが一番確実です。</w:t>
+              <w:t xml:space="preserve">書き方は 2026/07/12 です。260712 や 20260712 でも通りますが、迷ったら 2026/07/12 の形で入れてください。</w:t>
             </w:r>
           </w:p>
         </w:tc>
@@ -1518,6 +1695,23 @@
     </w:tbl>
     <w:p>
       <w:pPr>
+        <w:pStyle w:val="Heading1"/>
+        <w:spacing w:after="160" w:before="340"/>
+      </w:pPr>
+      <w:r>
+        <w:rPr>
+          <w:rFonts w:ascii="Yu Gothic" w:eastAsia="Yu Gothic" w:hAnsi="Yu Gothic"/>
+          <w:b/>
+          <w:bCs/>
+          <w:color w:val="1F4E79"/>
+          <w:sz w:val="30"/>
+          <w:szCs w:val="30"/>
+        </w:rPr>
+        <w:t xml:space="preserve">4. 芝浦巡回AIデータ の手順</w:t>
+      </w:r>
+    </w:p>
+    <w:p>
+      <w:pPr>
         <w:spacing w:after="120" w:line="300"/>
       </w:pPr>
       <w:r>
@@ -1528,7 +1722,7 @@
           <w:sz w:val="21"/>
           <w:szCs w:val="21"/>
         </w:rPr>
-        <w:t xml:space="preserve">※ 全員が必ず撮ると確認できれば、判定欄に1を入れなくても自動で入るように変更できます。check7.bat で「枠がある人数」と「所見が入っている人数」を過去の分で比べられるので、いつも同じなら担当者に連絡してください。</w:t>
+        <w:t xml:space="preserve">このExcelには氏名も受診日も入っていません。予約登録と受付番号の入力が済んでいることが前提です。</w:t>
       </w:r>
     </w:p>
     <w:p>
@@ -1545,32 +1739,7 @@
           <w:sz w:val="24"/>
           <w:szCs w:val="24"/>
         </w:rPr>
-        <w:t xml:space="preserve">3-6. 自動判定 〈健診ナビ〉</w:t>
-      </w:r>
-    </w:p>
-    <w:p>
-      <w:pPr>
-        <w:spacing w:after="120" w:line="300"/>
-      </w:pPr>
-      <w:r>
-        <w:rPr>
-          <w:rFonts w:ascii="Yu Gothic" w:eastAsia="Yu Gothic" w:hAnsi="Yu Gothic"/>
-          <w:b/>
-          <w:bCs/>
-          <w:sz w:val="21"/>
-          <w:szCs w:val="21"/>
-        </w:rPr>
-        <w:t xml:space="preserve">結果も血液も入れ終わってから実行します。</w:t>
-      </w:r>
-      <w:r>
-        <w:rPr>
-          <w:rFonts w:ascii="Yu Gothic" w:eastAsia="Yu Gothic" w:hAnsi="Yu Gothic"/>
-          <w:b w:val="false"/>
-          <w:bCs w:val="false"/>
-          <w:sz w:val="21"/>
-          <w:szCs w:val="21"/>
-        </w:rPr>
-        <w:t xml:space="preserve">先に実行すると血液抜きの判定になります。</w:t>
+        <w:t xml:space="preserve">4-1. 結果を取り込む</w:t>
       </w:r>
     </w:p>
     <w:p>
@@ -1578,7 +1747,7 @@
         <w:pStyle w:val="ListParagraph"/>
         <w:numPr>
           <w:ilvl w:val="0"/>
-          <w:numId w:val="7"/>
+          <w:numId w:val="9"/>
         </w:numPr>
         <w:spacing w:after="90" w:line="300"/>
       </w:pPr>
@@ -1590,7 +1759,7 @@
           <w:sz w:val="21"/>
           <w:szCs w:val="21"/>
         </w:rPr>
-        <w:t xml:space="preserve">健診ナビで対象者を開き、値が入っていることを目で確認する。</w:t>
+        <w:t xml:space="preserve">start.bat でツールを開く。</w:t>
       </w:r>
     </w:p>
     <w:p>
@@ -1598,7 +1767,7 @@
         <w:pStyle w:val="ListParagraph"/>
         <w:numPr>
           <w:ilvl w:val="0"/>
-          <w:numId w:val="7"/>
+          <w:numId w:val="9"/>
         </w:numPr>
         <w:spacing w:after="90" w:line="300"/>
       </w:pPr>
@@ -1610,7 +1779,7 @@
           <w:sz w:val="21"/>
           <w:szCs w:val="21"/>
         </w:rPr>
-        <w:t xml:space="preserve">「自動判定」を実行する(BMI・標準体重・判定はここで計算されます)。</w:t>
+        <w:t xml:space="preserve">「参照...」でそのExcelを選ぶ(レイアウトは自動で判別されます)。</w:t>
       </w:r>
     </w:p>
     <w:p>
@@ -1618,19 +1787,89 @@
         <w:pStyle w:val="ListParagraph"/>
         <w:numPr>
           <w:ilvl w:val="0"/>
-          <w:numId w:val="7"/>
+          <w:numId w:val="9"/>
         </w:numPr>
         <w:spacing w:after="90" w:line="300"/>
       </w:pPr>
       <w:r>
         <w:rPr>
           <w:rFonts w:ascii="Yu Gothic" w:eastAsia="Yu Gothic" w:hAnsi="Yu Gothic"/>
-          <w:b w:val="false"/>
-          <w:bCs w:val="false"/>
-          <w:sz w:val="21"/>
-          <w:szCs w:val="21"/>
-        </w:rPr>
-        <w:t xml:space="preserve">東振協などの提出データを出力する。</w:t>
+          <w:b/>
+          <w:bCs/>
+          <w:sz w:val="21"/>
+          <w:szCs w:val="21"/>
+        </w:rPr>
+        <w:t xml:space="preserve">「受診日」に実施日を入力する(例 2026/05/21)。</w:t>
+      </w:r>
+      <w:r>
+        <w:rPr>
+          <w:rFonts w:ascii="Yu Gothic" w:eastAsia="Yu Gothic" w:hAnsi="Yu Gothic"/>
+          <w:b w:val="false"/>
+          <w:bCs w:val="false"/>
+          <w:sz w:val="21"/>
+          <w:szCs w:val="21"/>
+        </w:rPr>
+        <w:t xml:space="preserve"> ← 日付の列が無いので必須です。</w:t>
+      </w:r>
+    </w:p>
+    <w:p>
+      <w:pPr>
+        <w:pStyle w:val="ListParagraph"/>
+        <w:numPr>
+          <w:ilvl w:val="0"/>
+          <w:numId w:val="9"/>
+        </w:numPr>
+        <w:spacing w:after="90" w:line="300"/>
+      </w:pPr>
+      <w:r>
+        <w:rPr>
+          <w:rFonts w:ascii="Yu Gothic" w:eastAsia="Yu Gothic" w:hAnsi="Yu Gothic"/>
+          <w:b w:val="false"/>
+          <w:bCs w:val="false"/>
+          <w:sz w:val="21"/>
+          <w:szCs w:val="21"/>
+        </w:rPr>
+        <w:t xml:space="preserve">受付番号は空欄のまま(全員が対象)。</w:t>
+      </w:r>
+    </w:p>
+    <w:p>
+      <w:pPr>
+        <w:pStyle w:val="ListParagraph"/>
+        <w:numPr>
+          <w:ilvl w:val="0"/>
+          <w:numId w:val="9"/>
+        </w:numPr>
+        <w:spacing w:after="90" w:line="300"/>
+      </w:pPr>
+      <w:r>
+        <w:rPr>
+          <w:rFonts w:ascii="Yu Gothic" w:eastAsia="Yu Gothic" w:hAnsi="Yu Gothic"/>
+          <w:b w:val="false"/>
+          <w:bCs w:val="false"/>
+          <w:sz w:val="21"/>
+          <w:szCs w:val="21"/>
+        </w:rPr>
+        <w:t xml:space="preserve">「3. プレビュー」→ 状態がすべて OK なら「4. 書込実行」。</w:t>
+      </w:r>
+    </w:p>
+    <w:p>
+      <w:pPr>
+        <w:pStyle w:val="ListParagraph"/>
+        <w:numPr>
+          <w:ilvl w:val="0"/>
+          <w:numId w:val="9"/>
+        </w:numPr>
+        <w:spacing w:after="90" w:line="300"/>
+      </w:pPr>
+      <w:r>
+        <w:rPr>
+          <w:rFonts w:ascii="Yu Gothic" w:eastAsia="Yu Gothic" w:hAnsi="Yu Gothic"/>
+          <w:b w:val="false"/>
+          <w:bCs w:val="false"/>
+          <w:sz w:val="21"/>
+          <w:szCs w:val="21"/>
+        </w:rPr>
+        <w:t xml:space="preserve">健診ナビで「自動判定」を実行する。</w:t>
       </w:r>
     </w:p>
     <w:p>
@@ -1667,7 +1906,7 @@
         <w:tc>
           <w:tcPr>
             <w:tcW w:type="dxa" w:w="9800"/>
-            <w:shd w:val="clear"/>
+            <w:shd w:fill="FDE9D9" w:val="clear"/>
             <w:tcMar>
               <w:top w:type="dxa" w:w="100"/>
               <w:left w:type="dxa" w:w="140"/>
@@ -1687,52 +1926,7 @@
                 <w:sz w:val="19"/>
                 <w:szCs w:val="19"/>
               </w:rPr>
-              <w:t xml:space="preserve">「受診日」欄について</w:t>
-            </w:r>
-          </w:p>
-          <w:p>
-            <w:pPr>
-              <w:spacing w:after="60"/>
-            </w:pPr>
-            <w:r>
-              <w:rPr>
-                <w:rFonts w:ascii="Yu Gothic" w:eastAsia="Yu Gothic" w:hAnsi="Yu Gothic"/>
-                <w:b w:val="false"/>
-                <w:bCs w:val="false"/>
-                <w:sz w:val="19"/>
-                <w:szCs w:val="19"/>
-              </w:rPr>
-              <w:t xml:space="preserve">空欄にしておくと、Excelの日付の列から自動で読みます(リアンはこちら)。</w:t>
-            </w:r>
-          </w:p>
-          <w:p>
-            <w:pPr>
-              <w:spacing w:after="60"/>
-            </w:pPr>
-            <w:r>
-              <w:rPr>
-                <w:rFonts w:ascii="Yu Gothic" w:eastAsia="Yu Gothic" w:hAnsi="Yu Gothic"/>
-                <w:b w:val="false"/>
-                <w:bCs w:val="false"/>
-                <w:sz w:val="19"/>
-                <w:szCs w:val="19"/>
-              </w:rPr>
-              <w:t xml:space="preserve">入力すると、Excelの日付より入力した日付が優先されます。その場合は確認の画面が出るので、内容を見て「はい」か「いいえ」を選んでください。</w:t>
-            </w:r>
-          </w:p>
-          <w:p>
-            <w:pPr>
-              <w:spacing w:after="60"/>
-            </w:pPr>
-            <w:r>
-              <w:rPr>
-                <w:rFonts w:ascii="Yu Gothic" w:eastAsia="Yu Gothic" w:hAnsi="Yu Gothic"/>
-                <w:b w:val="false"/>
-                <w:bCs w:val="false"/>
-                <w:sz w:val="19"/>
-                <w:szCs w:val="19"/>
-              </w:rPr>
-              <w:t xml:space="preserve">日付の列が無いファイル(芝浦巡回AIデータ)では、受診日の入力が必須です(確認の画面は出ません)。</w:t>
+              <w:t xml:space="preserve">「受診者が見つかりません」と出たら</w:t>
             </w:r>
           </w:p>
           <w:p>
@@ -1747,44 +1941,12 @@
                 <w:sz w:val="19"/>
                 <w:szCs w:val="19"/>
               </w:rPr>
-              <w:t xml:space="preserve">書き方は 2026/07/12 です。260712 や 20260712 でも通りますが、迷ったら 2026/07/12 の形で入れてください。</w:t>
+              <w:t xml:space="preserve">その受付番号が健診ナビにまだ入っていません。下の 4-2 で入れてから、もう一度実行してください。</w:t>
             </w:r>
           </w:p>
         </w:tc>
       </w:tr>
     </w:tbl>
-    <w:p>
-      <w:pPr>
-        <w:pStyle w:val="Heading1"/>
-        <w:spacing w:after="160" w:before="340"/>
-      </w:pPr>
-      <w:r>
-        <w:rPr>
-          <w:rFonts w:ascii="Yu Gothic" w:eastAsia="Yu Gothic" w:hAnsi="Yu Gothic"/>
-          <w:b/>
-          <w:bCs/>
-          <w:color w:val="1F4E79"/>
-          <w:sz w:val="30"/>
-          <w:szCs w:val="30"/>
-        </w:rPr>
-        <w:t xml:space="preserve">4. 芝浦巡回AIデータ の手順</w:t>
-      </w:r>
-    </w:p>
-    <w:p>
-      <w:pPr>
-        <w:spacing w:after="120" w:line="300"/>
-      </w:pPr>
-      <w:r>
-        <w:rPr>
-          <w:rFonts w:ascii="Yu Gothic" w:eastAsia="Yu Gothic" w:hAnsi="Yu Gothic"/>
-          <w:b w:val="false"/>
-          <w:bCs w:val="false"/>
-          <w:sz w:val="21"/>
-          <w:szCs w:val="21"/>
-        </w:rPr>
-        <w:t xml:space="preserve">このExcelには氏名も受診日も入っていません。予約登録と受付番号の入力が済んでいることが前提です。</w:t>
-      </w:r>
-    </w:p>
     <w:p>
       <w:pPr>
         <w:pStyle w:val="Heading2"/>
@@ -1799,7 +1961,22 @@
           <w:sz w:val="24"/>
           <w:szCs w:val="24"/>
         </w:rPr>
-        <w:t xml:space="preserve">4-1. 結果を取り込む</w:t>
+        <w:t xml:space="preserve">4-2. 受付番号が入っていないとき</w:t>
+      </w:r>
+    </w:p>
+    <w:p>
+      <w:pPr>
+        <w:spacing w:after="120" w:line="300"/>
+      </w:pPr>
+      <w:r>
+        <w:rPr>
+          <w:rFonts w:ascii="Yu Gothic" w:eastAsia="Yu Gothic" w:hAnsi="Yu Gothic"/>
+          <w:b w:val="false"/>
+          <w:bCs w:val="false"/>
+          <w:sz w:val="21"/>
+          <w:szCs w:val="21"/>
+        </w:rPr>
+        <w:t xml:space="preserve">芝浦巡回AIデータには氏名が無いので、そのファイルだけでは誰が何番か分かりません。氏名と受付番号の一覧を作って、ツールに入れさせます。</w:t>
       </w:r>
     </w:p>
     <w:p>
@@ -1807,7 +1984,7 @@
         <w:pStyle w:val="ListParagraph"/>
         <w:numPr>
           <w:ilvl w:val="0"/>
-          <w:numId w:val="8"/>
+          <w:numId w:val="10"/>
         </w:numPr>
         <w:spacing w:after="90" w:line="300"/>
       </w:pPr>
@@ -1819,7 +1996,7 @@
           <w:sz w:val="21"/>
           <w:szCs w:val="21"/>
         </w:rPr>
-        <w:t xml:space="preserve">start.bat でツールを開く。</w:t>
+        <w:t xml:space="preserve">ツールのフォルダにある 受付番号リスト_ひな形.xlsx をデスクトップにコピーする。</w:t>
       </w:r>
     </w:p>
     <w:p>
@@ -1827,7 +2004,7 @@
         <w:pStyle w:val="ListParagraph"/>
         <w:numPr>
           <w:ilvl w:val="0"/>
-          <w:numId w:val="8"/>
+          <w:numId w:val="10"/>
         </w:numPr>
         <w:spacing w:after="90" w:line="300"/>
       </w:pPr>
@@ -1839,7 +2016,7 @@
           <w:sz w:val="21"/>
           <w:szCs w:val="21"/>
         </w:rPr>
-        <w:t xml:space="preserve">「参照...」でそのExcelを選ぶ(レイアウトは自動で判別されます)。</w:t>
+        <w:t xml:space="preserve">開いて、2行目から 受付番号・氏名(フリガナは任意)を入力して保存する。</w:t>
       </w:r>
     </w:p>
     <w:p>
@@ -1847,29 +2024,19 @@
         <w:pStyle w:val="ListParagraph"/>
         <w:numPr>
           <w:ilvl w:val="0"/>
-          <w:numId w:val="8"/>
+          <w:numId w:val="10"/>
         </w:numPr>
         <w:spacing w:after="90" w:line="300"/>
       </w:pPr>
       <w:r>
         <w:rPr>
           <w:rFonts w:ascii="Yu Gothic" w:eastAsia="Yu Gothic" w:hAnsi="Yu Gothic"/>
-          <w:b/>
-          <w:bCs/>
-          <w:sz w:val="21"/>
-          <w:szCs w:val="21"/>
-        </w:rPr>
-        <w:t xml:space="preserve">「受診日」に実施日を入力する(例 2026/05/21)。</w:t>
-      </w:r>
-      <w:r>
-        <w:rPr>
-          <w:rFonts w:ascii="Yu Gothic" w:eastAsia="Yu Gothic" w:hAnsi="Yu Gothic"/>
-          <w:b w:val="false"/>
-          <w:bCs w:val="false"/>
-          <w:sz w:val="21"/>
-          <w:szCs w:val="21"/>
-        </w:rPr>
-        <w:t xml:space="preserve"> ← 日付の列が無いので必須です。</w:t>
+          <w:b w:val="false"/>
+          <w:bCs w:val="false"/>
+          <w:sz w:val="21"/>
+          <w:szCs w:val="21"/>
+        </w:rPr>
+        <w:t xml:space="preserve">ツールの「参照...」でそのファイルを選ぶ(レイアウトは自動で判別されます)。</w:t>
       </w:r>
     </w:p>
     <w:p>
@@ -1877,19 +2044,29 @@
         <w:pStyle w:val="ListParagraph"/>
         <w:numPr>
           <w:ilvl w:val="0"/>
-          <w:numId w:val="8"/>
+          <w:numId w:val="10"/>
         </w:numPr>
         <w:spacing w:after="90" w:line="300"/>
       </w:pPr>
       <w:r>
         <w:rPr>
           <w:rFonts w:ascii="Yu Gothic" w:eastAsia="Yu Gothic" w:hAnsi="Yu Gothic"/>
-          <w:b w:val="false"/>
-          <w:bCs w:val="false"/>
-          <w:sz w:val="21"/>
-          <w:szCs w:val="21"/>
-        </w:rPr>
-        <w:t xml:space="preserve">受付番号は空欄のまま(全員が対象)。</w:t>
+          <w:b/>
+          <w:bCs/>
+          <w:sz w:val="21"/>
+          <w:szCs w:val="21"/>
+        </w:rPr>
+        <w:t xml:space="preserve">「受診日」に実施日を入力する(例 2026/05/21)。</w:t>
+      </w:r>
+      <w:r>
+        <w:rPr>
+          <w:rFonts w:ascii="Yu Gothic" w:eastAsia="Yu Gothic" w:hAnsi="Yu Gothic"/>
+          <w:b w:val="false"/>
+          <w:bCs w:val="false"/>
+          <w:sz w:val="21"/>
+          <w:szCs w:val="21"/>
+        </w:rPr>
+        <w:t xml:space="preserve"> ← このファイルには日付の列が無いので必須です。</w:t>
       </w:r>
     </w:p>
     <w:p>
@@ -1897,7 +2074,7 @@
         <w:pStyle w:val="ListParagraph"/>
         <w:numPr>
           <w:ilvl w:val="0"/>
-          <w:numId w:val="8"/>
+          <w:numId w:val="10"/>
         </w:numPr>
         <w:spacing w:after="90" w:line="300"/>
       </w:pPr>
@@ -1909,27 +2086,37 @@
           <w:sz w:val="21"/>
           <w:szCs w:val="21"/>
         </w:rPr>
-        <w:t xml:space="preserve">「3. プレビュー」→ 状態がすべて OK なら「4. 書込実行」。</w:t>
-      </w:r>
-    </w:p>
-    <w:p>
-      <w:pPr>
-        <w:pStyle w:val="ListParagraph"/>
-        <w:numPr>
-          <w:ilvl w:val="0"/>
-          <w:numId w:val="8"/>
-        </w:numPr>
-        <w:spacing w:after="90" w:line="300"/>
-      </w:pPr>
-      <w:r>
-        <w:rPr>
-          <w:rFonts w:ascii="Yu Gothic" w:eastAsia="Yu Gothic" w:hAnsi="Yu Gothic"/>
-          <w:b w:val="false"/>
-          <w:bCs w:val="false"/>
-          <w:sz w:val="21"/>
-          <w:szCs w:val="21"/>
-        </w:rPr>
-        <w:t xml:space="preserve">健診ナビで「自動判定」を実行する。</w:t>
+        <w:t xml:space="preserve">「受付番号を設定」を押す → 一覧を確認 → 「はい」。</w:t>
+      </w:r>
+    </w:p>
+    <w:p>
+      <w:pPr>
+        <w:spacing w:after="120" w:line="300"/>
+      </w:pPr>
+      <w:r>
+        <w:rPr>
+          <w:rFonts w:ascii="Yu Gothic" w:eastAsia="Yu Gothic" w:hAnsi="Yu Gothic"/>
+          <w:b w:val="false"/>
+          <w:bCs w:val="false"/>
+          <w:sz w:val="21"/>
+          <w:szCs w:val="21"/>
+        </w:rPr>
+        <w:t xml:space="preserve">そのあと 4-1 に戻って、AIデータの取込をやり直してください。</w:t>
+      </w:r>
+    </w:p>
+    <w:p>
+      <w:pPr>
+        <w:spacing w:after="120" w:line="300"/>
+      </w:pPr>
+      <w:r>
+        <w:rPr>
+          <w:rFonts w:ascii="Yu Gothic" w:eastAsia="Yu Gothic" w:hAnsi="Yu Gothic"/>
+          <w:b w:val="false"/>
+          <w:bCs w:val="false"/>
+          <w:sz w:val="19"/>
+          <w:szCs w:val="19"/>
+        </w:rPr>
+        <w:t xml:space="preserve">※ 数人だけなら、健診ナビの受診者の画面で受付番号を直接入力しても構いません。</w:t>
       </w:r>
     </w:p>
     <w:p>
@@ -1986,253 +2173,6 @@
                 <w:sz w:val="19"/>
                 <w:szCs w:val="19"/>
               </w:rPr>
-              <w:t xml:space="preserve">「受診者が見つかりません」と出たら</w:t>
-            </w:r>
-          </w:p>
-          <w:p>
-            <w:pPr>
-              <w:spacing w:after="0"/>
-            </w:pPr>
-            <w:r>
-              <w:rPr>
-                <w:rFonts w:ascii="Yu Gothic" w:eastAsia="Yu Gothic" w:hAnsi="Yu Gothic"/>
-                <w:b w:val="false"/>
-                <w:bCs w:val="false"/>
-                <w:sz w:val="19"/>
-                <w:szCs w:val="19"/>
-              </w:rPr>
-              <w:t xml:space="preserve">その受付番号が健診ナビにまだ入っていません。下の 4-2 で入れてから、もう一度実行してください。</w:t>
-            </w:r>
-          </w:p>
-        </w:tc>
-      </w:tr>
-    </w:tbl>
-    <w:p>
-      <w:pPr>
-        <w:pStyle w:val="Heading2"/>
-        <w:spacing w:after="120" w:before="260"/>
-      </w:pPr>
-      <w:r>
-        <w:rPr>
-          <w:rFonts w:ascii="Yu Gothic" w:eastAsia="Yu Gothic" w:hAnsi="Yu Gothic"/>
-          <w:b/>
-          <w:bCs/>
-          <w:color w:val="1F4E79"/>
-          <w:sz w:val="24"/>
-          <w:szCs w:val="24"/>
-        </w:rPr>
-        <w:t xml:space="preserve">4-2. 受付番号が入っていないとき</w:t>
-      </w:r>
-    </w:p>
-    <w:p>
-      <w:pPr>
-        <w:spacing w:after="120" w:line="300"/>
-      </w:pPr>
-      <w:r>
-        <w:rPr>
-          <w:rFonts w:ascii="Yu Gothic" w:eastAsia="Yu Gothic" w:hAnsi="Yu Gothic"/>
-          <w:b w:val="false"/>
-          <w:bCs w:val="false"/>
-          <w:sz w:val="21"/>
-          <w:szCs w:val="21"/>
-        </w:rPr>
-        <w:t xml:space="preserve">芝浦巡回AIデータには氏名が無いので、そのファイルだけでは誰が何番か分かりません。氏名と受付番号の一覧を作って、ツールに入れさせます。</w:t>
-      </w:r>
-    </w:p>
-    <w:p>
-      <w:pPr>
-        <w:pStyle w:val="ListParagraph"/>
-        <w:numPr>
-          <w:ilvl w:val="0"/>
-          <w:numId w:val="9"/>
-        </w:numPr>
-        <w:spacing w:after="90" w:line="300"/>
-      </w:pPr>
-      <w:r>
-        <w:rPr>
-          <w:rFonts w:ascii="Yu Gothic" w:eastAsia="Yu Gothic" w:hAnsi="Yu Gothic"/>
-          <w:b w:val="false"/>
-          <w:bCs w:val="false"/>
-          <w:sz w:val="21"/>
-          <w:szCs w:val="21"/>
-        </w:rPr>
-        <w:t xml:space="preserve">ツールのフォルダにある 受付番号リスト_ひな形.xlsx をデスクトップにコピーする。</w:t>
-      </w:r>
-    </w:p>
-    <w:p>
-      <w:pPr>
-        <w:pStyle w:val="ListParagraph"/>
-        <w:numPr>
-          <w:ilvl w:val="0"/>
-          <w:numId w:val="9"/>
-        </w:numPr>
-        <w:spacing w:after="90" w:line="300"/>
-      </w:pPr>
-      <w:r>
-        <w:rPr>
-          <w:rFonts w:ascii="Yu Gothic" w:eastAsia="Yu Gothic" w:hAnsi="Yu Gothic"/>
-          <w:b w:val="false"/>
-          <w:bCs w:val="false"/>
-          <w:sz w:val="21"/>
-          <w:szCs w:val="21"/>
-        </w:rPr>
-        <w:t xml:space="preserve">開いて、2行目から 受付番号・氏名(フリガナは任意)を入力して保存する。</w:t>
-      </w:r>
-    </w:p>
-    <w:p>
-      <w:pPr>
-        <w:pStyle w:val="ListParagraph"/>
-        <w:numPr>
-          <w:ilvl w:val="0"/>
-          <w:numId w:val="9"/>
-        </w:numPr>
-        <w:spacing w:after="90" w:line="300"/>
-      </w:pPr>
-      <w:r>
-        <w:rPr>
-          <w:rFonts w:ascii="Yu Gothic" w:eastAsia="Yu Gothic" w:hAnsi="Yu Gothic"/>
-          <w:b w:val="false"/>
-          <w:bCs w:val="false"/>
-          <w:sz w:val="21"/>
-          <w:szCs w:val="21"/>
-        </w:rPr>
-        <w:t xml:space="preserve">ツールの「参照...」でそのファイルを選ぶ(レイアウトは自動で判別されます)。</w:t>
-      </w:r>
-    </w:p>
-    <w:p>
-      <w:pPr>
-        <w:pStyle w:val="ListParagraph"/>
-        <w:numPr>
-          <w:ilvl w:val="0"/>
-          <w:numId w:val="9"/>
-        </w:numPr>
-        <w:spacing w:after="90" w:line="300"/>
-      </w:pPr>
-      <w:r>
-        <w:rPr>
-          <w:rFonts w:ascii="Yu Gothic" w:eastAsia="Yu Gothic" w:hAnsi="Yu Gothic"/>
-          <w:b/>
-          <w:bCs/>
-          <w:sz w:val="21"/>
-          <w:szCs w:val="21"/>
-        </w:rPr>
-        <w:t xml:space="preserve">「受診日」に実施日を入力する(例 2026/05/21)。</w:t>
-      </w:r>
-      <w:r>
-        <w:rPr>
-          <w:rFonts w:ascii="Yu Gothic" w:eastAsia="Yu Gothic" w:hAnsi="Yu Gothic"/>
-          <w:b w:val="false"/>
-          <w:bCs w:val="false"/>
-          <w:sz w:val="21"/>
-          <w:szCs w:val="21"/>
-        </w:rPr>
-        <w:t xml:space="preserve"> ← このファイルには日付の列が無いので必須です。</w:t>
-      </w:r>
-    </w:p>
-    <w:p>
-      <w:pPr>
-        <w:pStyle w:val="ListParagraph"/>
-        <w:numPr>
-          <w:ilvl w:val="0"/>
-          <w:numId w:val="9"/>
-        </w:numPr>
-        <w:spacing w:after="90" w:line="300"/>
-      </w:pPr>
-      <w:r>
-        <w:rPr>
-          <w:rFonts w:ascii="Yu Gothic" w:eastAsia="Yu Gothic" w:hAnsi="Yu Gothic"/>
-          <w:b w:val="false"/>
-          <w:bCs w:val="false"/>
-          <w:sz w:val="21"/>
-          <w:szCs w:val="21"/>
-        </w:rPr>
-        <w:t xml:space="preserve">「受付番号を設定」を押す → 一覧を確認 → 「はい」。</w:t>
-      </w:r>
-    </w:p>
-    <w:p>
-      <w:pPr>
-        <w:spacing w:after="120" w:line="300"/>
-      </w:pPr>
-      <w:r>
-        <w:rPr>
-          <w:rFonts w:ascii="Yu Gothic" w:eastAsia="Yu Gothic" w:hAnsi="Yu Gothic"/>
-          <w:b w:val="false"/>
-          <w:bCs w:val="false"/>
-          <w:sz w:val="21"/>
-          <w:szCs w:val="21"/>
-        </w:rPr>
-        <w:t xml:space="preserve">そのあと 4-1 に戻って、AIデータの取込をやり直してください。</w:t>
-      </w:r>
-    </w:p>
-    <w:p>
-      <w:pPr>
-        <w:spacing w:after="120" w:line="300"/>
-      </w:pPr>
-      <w:r>
-        <w:rPr>
-          <w:rFonts w:ascii="Yu Gothic" w:eastAsia="Yu Gothic" w:hAnsi="Yu Gothic"/>
-          <w:b w:val="false"/>
-          <w:bCs w:val="false"/>
-          <w:sz w:val="19"/>
-          <w:szCs w:val="19"/>
-        </w:rPr>
-        <w:t xml:space="preserve">※ 数人だけなら、健診ナビの受診者の画面で受付番号を直接入力しても構いません。</w:t>
-      </w:r>
-    </w:p>
-    <w:p>
-      <w:pPr>
-        <w:spacing w:after="120" w:line="300"/>
-      </w:pPr>
-      <w:r>
-        <w:rPr>
-          <w:rFonts w:ascii="Yu Gothic" w:eastAsia="Yu Gothic" w:hAnsi="Yu Gothic"/>
-          <w:b w:val="false"/>
-          <w:bCs w:val="false"/>
-          <w:sz w:val="21"/>
-          <w:szCs w:val="21"/>
-        </w:rPr>
-        <w:t xml:space="preserve"/>
-      </w:r>
-    </w:p>
-    <w:tbl>
-      <w:tblPr>
-        <w:tblW w:type="dxa" w:w="9800"/>
-        <w:tblBorders>
-          <w:top w:val="single" w:color="auto" w:sz="4"/>
-          <w:left w:val="single" w:color="auto" w:sz="4"/>
-          <w:bottom w:val="single" w:color="auto" w:sz="4"/>
-          <w:right w:val="single" w:color="auto" w:sz="4"/>
-          <w:insideH w:val="single" w:color="auto" w:sz="4"/>
-          <w:insideV w:val="single" w:color="auto" w:sz="4"/>
-        </w:tblBorders>
-      </w:tblPr>
-      <w:tblGrid>
-        <w:gridCol w:w="9800"/>
-      </w:tblGrid>
-      <w:tr>
-        <w:tc>
-          <w:tcPr>
-            <w:tcW w:type="dxa" w:w="9800"/>
-            <w:shd w:fill="FDE9D9" w:val="clear"/>
-            <w:tcMar>
-              <w:top w:type="dxa" w:w="100"/>
-              <w:left w:type="dxa" w:w="140"/>
-              <w:bottom w:type="dxa" w:w="100"/>
-              <w:right w:type="dxa" w:w="140"/>
-            </w:tcMar>
-          </w:tcPr>
-          <w:p>
-            <w:pPr>
-              <w:spacing w:after="60"/>
-            </w:pPr>
-            <w:r>
-              <w:rPr>
-                <w:rFonts w:ascii="Yu Gothic" w:eastAsia="Yu Gothic" w:hAnsi="Yu Gothic"/>
-                <w:b/>
-                <w:bCs/>
-                <w:sz w:val="19"/>
-                <w:szCs w:val="19"/>
-              </w:rPr>
               <w:t xml:space="preserve">「該当者なし」と出たら</w:t>
             </w:r>
           </w:p>
@@ -2331,7 +2271,7 @@
         <w:pStyle w:val="ListParagraph"/>
         <w:numPr>
           <w:ilvl w:val="0"/>
-          <w:numId w:val="10"/>
+          <w:numId w:val="7"/>
         </w:numPr>
         <w:spacing w:after="80" w:line="300"/>
       </w:pPr>
@@ -2351,7 +2291,7 @@
         <w:pStyle w:val="ListParagraph"/>
         <w:numPr>
           <w:ilvl w:val="0"/>
-          <w:numId w:val="10"/>
+          <w:numId w:val="7"/>
         </w:numPr>
         <w:spacing w:after="80" w:line="300"/>
       </w:pPr>
@@ -2371,7 +2311,7 @@
         <w:pStyle w:val="ListParagraph"/>
         <w:numPr>
           <w:ilvl w:val="0"/>
-          <w:numId w:val="10"/>
+          <w:numId w:val="7"/>
         </w:numPr>
         <w:spacing w:after="80" w:line="300"/>
       </w:pPr>
@@ -2979,6 +2919,166 @@
                 <w:szCs w:val="19"/>
               </w:rPr>
               <w:t xml:space="preserve">担当者に連絡(対応表の追加が必要)</w:t>
+            </w:r>
+          </w:p>
+        </w:tc>
+      </w:tr>
+      <w:tr>
+        <w:tc>
+          <w:tcPr>
+            <w:tcW w:type="dxa" w:w="2000"/>
+            <w:tcMar>
+              <w:top w:type="dxa" w:w="60"/>
+              <w:left w:type="dxa" w:w="100"/>
+              <w:bottom w:type="dxa" w:w="60"/>
+              <w:right w:type="dxa" w:w="100"/>
+            </w:tcMar>
+          </w:tcPr>
+          <w:p>
+            <w:pPr>
+              <w:spacing w:after="0" w:line="280"/>
+            </w:pPr>
+            <w:r>
+              <w:rPr>
+                <w:rFonts w:ascii="Yu Gothic" w:eastAsia="Yu Gothic" w:hAnsi="Yu Gothic"/>
+                <w:b w:val="false"/>
+                <w:bCs w:val="false"/>
+                <w:sz w:val="19"/>
+                <w:szCs w:val="19"/>
+              </w:rPr>
+              <w:t xml:space="preserve">取込対象外(変換表で除外)</w:t>
+            </w:r>
+          </w:p>
+        </w:tc>
+        <w:tc>
+          <w:tcPr>
+            <w:tcW w:type="dxa" w:w="3600"/>
+            <w:tcMar>
+              <w:top w:type="dxa" w:w="60"/>
+              <w:left w:type="dxa" w:w="100"/>
+              <w:bottom w:type="dxa" w:w="60"/>
+              <w:right w:type="dxa" w:w="100"/>
+            </w:tcMar>
+          </w:tcPr>
+          <w:p>
+            <w:pPr>
+              <w:spacing w:after="0" w:line="280"/>
+            </w:pPr>
+            <w:r>
+              <w:rPr>
+                <w:rFonts w:ascii="Yu Gothic" w:eastAsia="Yu Gothic" w:hAnsi="Yu Gothic"/>
+                <w:b w:val="false"/>
+                <w:bCs w:val="false"/>
+                <w:sz w:val="19"/>
+                <w:szCs w:val="19"/>
+              </w:rPr>
+              <w:t xml:space="preserve">健診ナビ側に同じ意味の選択肢が無い値。自覚症状の一部(鼻づまり・視力低下・下痢や便秘・胃やお腹が痛む・かゆみ・物忘れ)が該当</w:t>
+            </w:r>
+          </w:p>
+        </w:tc>
+        <w:tc>
+          <w:tcPr>
+            <w:tcW w:type="dxa" w:w="4200"/>
+            <w:tcMar>
+              <w:top w:type="dxa" w:w="60"/>
+              <w:left w:type="dxa" w:w="100"/>
+              <w:bottom w:type="dxa" w:w="60"/>
+              <w:right w:type="dxa" w:w="100"/>
+            </w:tcMar>
+          </w:tcPr>
+          <w:p>
+            <w:pPr>
+              <w:spacing w:after="0" w:line="280"/>
+            </w:pPr>
+            <w:r>
+              <w:rPr>
+                <w:rFonts w:ascii="Yu Gothic" w:eastAsia="Yu Gothic" w:hAnsi="Yu Gothic"/>
+                <w:b w:val="false"/>
+                <w:bCs w:val="false"/>
+                <w:sz w:val="19"/>
+                <w:szCs w:val="19"/>
+              </w:rPr>
+              <w:t xml:space="preserve">そのままで問題ありません。必要なら健診ナビの画面で手入力してください</w:t>
+            </w:r>
+          </w:p>
+        </w:tc>
+      </w:tr>
+      <w:tr>
+        <w:tc>
+          <w:tcPr>
+            <w:tcW w:type="dxa" w:w="2000"/>
+            <w:tcMar>
+              <w:top w:type="dxa" w:w="60"/>
+              <w:left w:type="dxa" w:w="100"/>
+              <w:bottom w:type="dxa" w:w="60"/>
+              <w:right w:type="dxa" w:w="100"/>
+            </w:tcMar>
+          </w:tcPr>
+          <w:p>
+            <w:pPr>
+              <w:spacing w:after="0" w:line="280"/>
+            </w:pPr>
+            <w:r>
+              <w:rPr>
+                <w:rFonts w:ascii="Yu Gothic" w:eastAsia="Yu Gothic" w:hAnsi="Yu Gothic"/>
+                <w:b w:val="false"/>
+                <w:bCs w:val="false"/>
+                <w:sz w:val="19"/>
+                <w:szCs w:val="19"/>
+              </w:rPr>
+              <w:t xml:space="preserve">取込対象外(同じ内容が…に入るため)</w:t>
+            </w:r>
+          </w:p>
+        </w:tc>
+        <w:tc>
+          <w:tcPr>
+            <w:tcW w:type="dxa" w:w="3600"/>
+            <w:tcMar>
+              <w:top w:type="dxa" w:w="60"/>
+              <w:left w:type="dxa" w:w="100"/>
+              <w:bottom w:type="dxa" w:w="60"/>
+              <w:right w:type="dxa" w:w="100"/>
+            </w:tcMar>
+          </w:tcPr>
+          <w:p>
+            <w:pPr>
+              <w:spacing w:after="0" w:line="280"/>
+            </w:pPr>
+            <w:r>
+              <w:rPr>
+                <w:rFonts w:ascii="Yu Gothic" w:eastAsia="Yu Gothic" w:hAnsi="Yu Gothic"/>
+                <w:b w:val="false"/>
+                <w:bCs w:val="false"/>
+                <w:sz w:val="19"/>
+                <w:szCs w:val="19"/>
+              </w:rPr>
+              <w:t xml:space="preserve">Excelに違う言い方で書かれた2つが、健診ナビでは同じ選択肢になる</w:t>
+            </w:r>
+          </w:p>
+        </w:tc>
+        <w:tc>
+          <w:tcPr>
+            <w:tcW w:type="dxa" w:w="4200"/>
+            <w:tcMar>
+              <w:top w:type="dxa" w:w="60"/>
+              <w:left w:type="dxa" w:w="100"/>
+              <w:bottom w:type="dxa" w:w="60"/>
+              <w:right w:type="dxa" w:w="100"/>
+            </w:tcMar>
+          </w:tcPr>
+          <w:p>
+            <w:pPr>
+              <w:spacing w:after="0" w:line="280"/>
+            </w:pPr>
+            <w:r>
+              <w:rPr>
+                <w:rFonts w:ascii="Yu Gothic" w:eastAsia="Yu Gothic" w:hAnsi="Yu Gothic"/>
+                <w:b w:val="false"/>
+                <w:bCs w:val="false"/>
+                <w:sz w:val="19"/>
+                <w:szCs w:val="19"/>
+              </w:rPr>
+              <w:t xml:space="preserve">そのままで問題ありません</w:t>
             </w:r>
           </w:p>
         </w:tc>
@@ -4760,25 +4860,25 @@
     </w:lvlOverride>
   </w:num>
   <w:num w:numId="7">
+    <w:abstractNumId w:val="2"/>
+    <w:lvlOverride w:ilvl="0">
+      <w:startOverride w:val="1"/>
+    </w:lvlOverride>
+  </w:num>
+  <w:num w:numId="8">
     <w:abstractNumId w:val="7"/>
     <w:lvlOverride w:ilvl="0">
       <w:startOverride w:val="1"/>
     </w:lvlOverride>
   </w:num>
-  <w:num w:numId="8">
+  <w:num w:numId="9">
     <w:abstractNumId w:val="8"/>
     <w:lvlOverride w:ilvl="0">
       <w:startOverride w:val="1"/>
     </w:lvlOverride>
   </w:num>
-  <w:num w:numId="9">
+  <w:num w:numId="10">
     <w:abstractNumId w:val="9"/>
-    <w:lvlOverride w:ilvl="0">
-      <w:startOverride w:val="1"/>
-    </w:lvlOverride>
-  </w:num>
-  <w:num w:numId="10">
-    <w:abstractNumId w:val="2"/>
     <w:lvlOverride w:ilvl="0">
       <w:startOverride w:val="1"/>
     </w:lvlOverride>

--- a/kenshin-navi-tool/取込マニュアル.docx
+++ b/kenshin-navi-tool/取込マニュアル.docx
@@ -1469,6 +1469,153 @@
           <w:szCs w:val="21"/>
         </w:rPr>
         <w:t xml:space="preserve">心電計から出るCSVで入れることもできます(第5章)。撮った人しかCSVに出てこないので、より確実です。</w:t>
+      </w:r>
+    </w:p>
+    <w:p>
+      <w:pPr>
+        <w:pStyle w:val="Heading2"/>
+        <w:spacing w:after="120" w:before="260"/>
+      </w:pPr>
+      <w:r>
+        <w:rPr>
+          <w:rFonts w:ascii="Yu Gothic" w:eastAsia="Yu Gothic" w:hAnsi="Yu Gothic"/>
+          <w:b/>
+          <w:bCs/>
+          <w:color w:val="1F4E79"/>
+          <w:sz w:val="24"/>
+          <w:szCs w:val="24"/>
+        </w:rPr>
+        <w:t xml:space="preserve">3-5c. 社員番号について</w:t>
+      </w:r>
+    </w:p>
+    <w:p>
+      <w:pPr>
+        <w:spacing w:after="120" w:line="300"/>
+      </w:pPr>
+      <w:r>
+        <w:rPr>
+          <w:rFonts w:ascii="Yu Gothic" w:eastAsia="Yu Gothic" w:hAnsi="Yu Gothic"/>
+          <w:b/>
+          <w:bCs/>
+          <w:sz w:val="21"/>
+          <w:szCs w:val="21"/>
+        </w:rPr>
+        <w:t xml:space="preserve">結果取込(3-4)のときに、Excelの1列目の社員番号が個人マスタへ自動で入ります。別の操作は要りません。</w:t>
+      </w:r>
+    </w:p>
+    <w:p>
+      <w:pPr>
+        <w:pStyle w:val="ListParagraph"/>
+        <w:numPr>
+          <w:ilvl w:val="0"/>
+          <w:numId w:val="7"/>
+        </w:numPr>
+        <w:spacing w:after="80" w:line="300"/>
+      </w:pPr>
+      <w:r>
+        <w:rPr>
+          <w:rFonts w:ascii="Yu Gothic" w:eastAsia="Yu Gothic" w:hAnsi="Yu Gothic"/>
+          <w:b w:val="false"/>
+          <w:bCs w:val="false"/>
+          <w:sz w:val="21"/>
+          <w:szCs w:val="21"/>
+        </w:rPr>
+        <w:t xml:space="preserve">空欄の人 → 入ります</w:t>
+      </w:r>
+    </w:p>
+    <w:p>
+      <w:pPr>
+        <w:pStyle w:val="ListParagraph"/>
+        <w:numPr>
+          <w:ilvl w:val="0"/>
+          <w:numId w:val="7"/>
+        </w:numPr>
+        <w:spacing w:after="80" w:line="300"/>
+      </w:pPr>
+      <w:r>
+        <w:rPr>
+          <w:rFonts w:ascii="Yu Gothic" w:eastAsia="Yu Gothic" w:hAnsi="Yu Gothic"/>
+          <w:b w:val="false"/>
+          <w:bCs w:val="false"/>
+          <w:sz w:val="21"/>
+          <w:szCs w:val="21"/>
+        </w:rPr>
+        <w:t xml:space="preserve">すでに同じ番号が入っている人 → そのまま(「設定済み(変更なし)」と出ます)</w:t>
+      </w:r>
+    </w:p>
+    <w:p>
+      <w:pPr>
+        <w:pStyle w:val="ListParagraph"/>
+        <w:numPr>
+          <w:ilvl w:val="0"/>
+          <w:numId w:val="7"/>
+        </w:numPr>
+        <w:spacing w:after="80" w:line="300"/>
+      </w:pPr>
+      <w:r>
+        <w:rPr>
+          <w:rFonts w:ascii="Yu Gothic" w:eastAsia="Yu Gothic" w:hAnsi="Yu Gothic"/>
+          <w:b w:val="false"/>
+          <w:bCs w:val="false"/>
+          <w:sz w:val="21"/>
+          <w:szCs w:val="21"/>
+        </w:rPr>
+        <w:t xml:space="preserve">すでに違う番号が入っている人 → 入れません(「取込対象外(すでに別の番号 ○○ が入っています)」と出ます)</w:t>
+      </w:r>
+    </w:p>
+    <w:p>
+      <w:pPr>
+        <w:spacing w:after="120" w:line="300"/>
+      </w:pPr>
+      <w:r>
+        <w:rPr>
+          <w:rFonts w:ascii="Yu Gothic" w:eastAsia="Yu Gothic" w:hAnsi="Yu Gothic"/>
+          <w:b w:val="false"/>
+          <w:bCs w:val="false"/>
+          <w:sz w:val="21"/>
+          <w:szCs w:val="21"/>
+        </w:rPr>
+        <w:t xml:space="preserve">3番目は、勝手に上書きすると過去の結果票にも影響が出るためです。番号が変わったのなら、健診ナビの個人マスタ画面で直してください。</w:t>
+      </w:r>
+    </w:p>
+    <w:p>
+      <w:pPr>
+        <w:spacing w:after="120" w:line="300"/>
+      </w:pPr>
+      <w:r>
+        <w:rPr>
+          <w:rFonts w:ascii="Yu Gothic" w:eastAsia="Yu Gothic" w:hAnsi="Yu Gothic"/>
+          <w:b/>
+          <w:bCs/>
+          <w:sz w:val="21"/>
+          <w:szCs w:val="21"/>
+        </w:rPr>
+        <w:t xml:space="preserve">事業所名は元から入っています。</w:t>
+      </w:r>
+      <w:r>
+        <w:rPr>
+          <w:rFonts w:ascii="Yu Gothic" w:eastAsia="Yu Gothic" w:hAnsi="Yu Gothic"/>
+          <w:b w:val="false"/>
+          <w:bCs w:val="false"/>
+          <w:sz w:val="21"/>
+          <w:szCs w:val="21"/>
+        </w:rPr>
+        <w:t xml:space="preserve">予約取込のときに事業所コードが入るので、結果票にはそのまま出ます。</w:t>
+      </w:r>
+    </w:p>
+    <w:p>
+      <w:pPr>
+        <w:spacing w:after="120" w:line="300"/>
+      </w:pPr>
+      <w:r>
+        <w:rPr>
+          <w:rFonts w:ascii="Yu Gothic" w:eastAsia="Yu Gothic" w:hAnsi="Yu Gothic"/>
+          <w:b w:val="false"/>
+          <w:bCs w:val="false"/>
+          <w:sz w:val="21"/>
+          <w:szCs w:val="21"/>
+        </w:rPr>
+        <w:t xml:space="preserve">※ 社員番号を結果票に印字するには、帳票テンプレートに差込み文字 **社員番号 を足す必要があります。まだ足していません(担当者に相談してください)。</w:t>
       </w:r>
     </w:p>
     <w:p>

--- a/kenshin-navi-tool/取込マニュアル.docx
+++ b/kenshin-navi-tool/取込マニュアル.docx
@@ -525,7 +525,7 @@
                 <w:sz w:val="19"/>
                 <w:szCs w:val="19"/>
               </w:rPr>
-              <w:t xml:space="preserve">受付NOと結果だけのExcel(44列)。氏名なし</w:t>
+              <w:t xml:space="preserve">受付NOと結果だけのExcel(46列)。氏名なし</w:t>
             </w:r>
           </w:p>
         </w:tc>
@@ -1886,7 +1886,22 @@
           <w:sz w:val="24"/>
           <w:szCs w:val="24"/>
         </w:rPr>
-        <w:t xml:space="preserve">4-1. 結果を取り込む</w:t>
+        <w:t xml:space="preserve">4-0. まず A列に受診日を入れる (おすすめ)</w:t>
+      </w:r>
+    </w:p>
+    <w:p>
+      <w:pPr>
+        <w:spacing w:after="120" w:line="300"/>
+      </w:pPr>
+      <w:r>
+        <w:rPr>
+          <w:rFonts w:ascii="Yu Gothic" w:eastAsia="Yu Gothic" w:hAnsi="Yu Gothic"/>
+          <w:b w:val="false"/>
+          <w:bCs w:val="false"/>
+          <w:sz w:val="21"/>
+          <w:szCs w:val="21"/>
+        </w:rPr>
+        <w:t xml:space="preserve">芝浦のExcelには氏名が無いため、受診日を打ち間違えても誰も気付けません。先にExcelのA列へ受診日を入れておくと、打ち間違いそのものがなくなります。</w:t>
       </w:r>
     </w:p>
     <w:p>
@@ -1906,7 +1921,7 @@
           <w:sz w:val="21"/>
           <w:szCs w:val="21"/>
         </w:rPr>
-        <w:t xml:space="preserve">start.bat でツールを開く。</w:t>
+        <w:t xml:space="preserve">そのExcelを開き、A列に列を挿入する。</w:t>
       </w:r>
     </w:p>
     <w:p>
@@ -1926,7 +1941,7 @@
           <w:sz w:val="21"/>
           <w:szCs w:val="21"/>
         </w:rPr>
-        <w:t xml:space="preserve">「参照...」でそのExcelを選ぶ(レイアウトは自動で判別されます)。</w:t>
+        <w:t xml:space="preserve">A1 に「受診日」、A2 に実施日(例 2026/06/15)を入れる。</w:t>
       </w:r>
     </w:p>
     <w:p>
@@ -1941,22 +1956,12 @@
       <w:r>
         <w:rPr>
           <w:rFonts w:ascii="Yu Gothic" w:eastAsia="Yu Gothic" w:hAnsi="Yu Gothic"/>
-          <w:b/>
-          <w:bCs/>
-          <w:sz w:val="21"/>
-          <w:szCs w:val="21"/>
-        </w:rPr>
-        <w:t xml:space="preserve">「受診日」に実施日を入力する(例 2026/05/21)。</w:t>
-      </w:r>
-      <w:r>
-        <w:rPr>
-          <w:rFonts w:ascii="Yu Gothic" w:eastAsia="Yu Gothic" w:hAnsi="Yu Gothic"/>
-          <w:b w:val="false"/>
-          <w:bCs w:val="false"/>
-          <w:sz w:val="21"/>
-          <w:szCs w:val="21"/>
-        </w:rPr>
-        <w:t xml:space="preserve"> ← 日付の列が無いので必須です。</w:t>
+          <w:b w:val="false"/>
+          <w:bCs w:val="false"/>
+          <w:sz w:val="21"/>
+          <w:szCs w:val="21"/>
+        </w:rPr>
+        <w:t xml:space="preserve">A2 を最後の人の行まで下へコピーする(1行目だけだと残りの人がエラーになります)。</w:t>
       </w:r>
     </w:p>
     <w:p>
@@ -1976,7 +1981,24 @@
           <w:sz w:val="21"/>
           <w:szCs w:val="21"/>
         </w:rPr>
-        <w:t xml:space="preserve">受付番号は空欄のまま(全員が対象)。</w:t>
+        <w:t xml:space="preserve">保存する。こうしておけば、ツールの「受診日」欄は空欄のままで取り込めます。</w:t>
+      </w:r>
+    </w:p>
+    <w:p>
+      <w:pPr>
+        <w:pStyle w:val="Heading2"/>
+        <w:spacing w:after="120" w:before="260"/>
+      </w:pPr>
+      <w:r>
+        <w:rPr>
+          <w:rFonts w:ascii="Yu Gothic" w:eastAsia="Yu Gothic" w:hAnsi="Yu Gothic"/>
+          <w:b/>
+          <w:bCs/>
+          <w:color w:val="1F4E79"/>
+          <w:sz w:val="24"/>
+          <w:szCs w:val="24"/>
+        </w:rPr>
+        <w:t xml:space="preserve">4-1. 結果を取り込む</w:t>
       </w:r>
     </w:p>
     <w:p>
@@ -1984,7 +2006,7 @@
         <w:pStyle w:val="ListParagraph"/>
         <w:numPr>
           <w:ilvl w:val="0"/>
-          <w:numId w:val="9"/>
+          <w:numId w:val="10"/>
         </w:numPr>
         <w:spacing w:after="90" w:line="300"/>
       </w:pPr>
@@ -1996,7 +2018,7 @@
           <w:sz w:val="21"/>
           <w:szCs w:val="21"/>
         </w:rPr>
-        <w:t xml:space="preserve">「3. プレビュー」→ 状態がすべて OK なら「4. 書込実行」。</w:t>
+        <w:t xml:space="preserve">start.bat でツールを開く。</w:t>
       </w:r>
     </w:p>
     <w:p>
@@ -2004,7 +2026,97 @@
         <w:pStyle w:val="ListParagraph"/>
         <w:numPr>
           <w:ilvl w:val="0"/>
-          <w:numId w:val="9"/>
+          <w:numId w:val="10"/>
+        </w:numPr>
+        <w:spacing w:after="90" w:line="300"/>
+      </w:pPr>
+      <w:r>
+        <w:rPr>
+          <w:rFonts w:ascii="Yu Gothic" w:eastAsia="Yu Gothic" w:hAnsi="Yu Gothic"/>
+          <w:b w:val="false"/>
+          <w:bCs w:val="false"/>
+          <w:sz w:val="21"/>
+          <w:szCs w:val="21"/>
+        </w:rPr>
+        <w:t xml:space="preserve">「参照...」でそのExcelを選ぶ(レイアウトは自動で判別されます)。</w:t>
+      </w:r>
+    </w:p>
+    <w:p>
+      <w:pPr>
+        <w:pStyle w:val="ListParagraph"/>
+        <w:numPr>
+          <w:ilvl w:val="0"/>
+          <w:numId w:val="10"/>
+        </w:numPr>
+        <w:spacing w:after="90" w:line="300"/>
+      </w:pPr>
+      <w:r>
+        <w:rPr>
+          <w:rFonts w:ascii="Yu Gothic" w:eastAsia="Yu Gothic" w:hAnsi="Yu Gothic"/>
+          <w:b/>
+          <w:bCs/>
+          <w:sz w:val="21"/>
+          <w:szCs w:val="21"/>
+        </w:rPr>
+        <w:t xml:space="preserve">受診日: A列に入れた場合は空欄のまま。</w:t>
+      </w:r>
+      <w:r>
+        <w:rPr>
+          <w:rFonts w:ascii="Yu Gothic" w:eastAsia="Yu Gothic" w:hAnsi="Yu Gothic"/>
+          <w:b w:val="false"/>
+          <w:bCs w:val="false"/>
+          <w:sz w:val="21"/>
+          <w:szCs w:val="21"/>
+        </w:rPr>
+        <w:t xml:space="preserve">入れていない場合はここに実施日を入力(例 2026/05/21)。</w:t>
+      </w:r>
+    </w:p>
+    <w:p>
+      <w:pPr>
+        <w:pStyle w:val="ListParagraph"/>
+        <w:numPr>
+          <w:ilvl w:val="0"/>
+          <w:numId w:val="10"/>
+        </w:numPr>
+        <w:spacing w:after="90" w:line="300"/>
+      </w:pPr>
+      <w:r>
+        <w:rPr>
+          <w:rFonts w:ascii="Yu Gothic" w:eastAsia="Yu Gothic" w:hAnsi="Yu Gothic"/>
+          <w:b w:val="false"/>
+          <w:bCs w:val="false"/>
+          <w:sz w:val="21"/>
+          <w:szCs w:val="21"/>
+        </w:rPr>
+        <w:t xml:space="preserve">受付番号は空欄のまま(全員が対象)。</w:t>
+      </w:r>
+    </w:p>
+    <w:p>
+      <w:pPr>
+        <w:pStyle w:val="ListParagraph"/>
+        <w:numPr>
+          <w:ilvl w:val="0"/>
+          <w:numId w:val="10"/>
+        </w:numPr>
+        <w:spacing w:after="90" w:line="300"/>
+      </w:pPr>
+      <w:r>
+        <w:rPr>
+          <w:rFonts w:ascii="Yu Gothic" w:eastAsia="Yu Gothic" w:hAnsi="Yu Gothic"/>
+          <w:b w:val="false"/>
+          <w:bCs w:val="false"/>
+          <w:sz w:val="21"/>
+          <w:szCs w:val="21"/>
+        </w:rPr>
+        <w:t xml:space="preserve">「3. プレビュー」→ 状態がすべて OK なら「4. 書込実行」。</w:t>
+      </w:r>
+    </w:p>
+    <w:p>
+      <w:pPr>
+        <w:pStyle w:val="ListParagraph"/>
+        <w:numPr>
+          <w:ilvl w:val="0"/>
+          <w:numId w:val="10"/>
         </w:numPr>
         <w:spacing w:after="90" w:line="300"/>
       </w:pPr>
@@ -2131,7 +2243,7 @@
         <w:pStyle w:val="ListParagraph"/>
         <w:numPr>
           <w:ilvl w:val="0"/>
-          <w:numId w:val="10"/>
+          <w:numId w:val="11"/>
         </w:numPr>
         <w:spacing w:after="90" w:line="300"/>
       </w:pPr>
@@ -2151,7 +2263,7 @@
         <w:pStyle w:val="ListParagraph"/>
         <w:numPr>
           <w:ilvl w:val="0"/>
-          <w:numId w:val="10"/>
+          <w:numId w:val="11"/>
         </w:numPr>
         <w:spacing w:after="90" w:line="300"/>
       </w:pPr>
@@ -2171,7 +2283,7 @@
         <w:pStyle w:val="ListParagraph"/>
         <w:numPr>
           <w:ilvl w:val="0"/>
-          <w:numId w:val="10"/>
+          <w:numId w:val="11"/>
         </w:numPr>
         <w:spacing w:after="90" w:line="300"/>
       </w:pPr>
@@ -2191,7 +2303,7 @@
         <w:pStyle w:val="ListParagraph"/>
         <w:numPr>
           <w:ilvl w:val="0"/>
-          <w:numId w:val="10"/>
+          <w:numId w:val="11"/>
         </w:numPr>
         <w:spacing w:after="90" w:line="300"/>
       </w:pPr>
@@ -2221,7 +2333,7 @@
         <w:pStyle w:val="ListParagraph"/>
         <w:numPr>
           <w:ilvl w:val="0"/>
-          <w:numId w:val="10"/>
+          <w:numId w:val="11"/>
         </w:numPr>
         <w:spacing w:after="90" w:line="300"/>
       </w:pPr>
@@ -3620,7 +3732,7 @@
         <w:pStyle w:val="ListParagraph"/>
         <w:numPr>
           <w:ilvl w:val="0"/>
-          <w:numId w:val="11"/>
+          <w:numId w:val="9"/>
         </w:numPr>
         <w:spacing w:after="90" w:line="300"/>
       </w:pPr>
@@ -3640,7 +3752,7 @@
         <w:pStyle w:val="ListParagraph"/>
         <w:numPr>
           <w:ilvl w:val="0"/>
-          <w:numId w:val="11"/>
+          <w:numId w:val="9"/>
         </w:numPr>
         <w:spacing w:after="90" w:line="300"/>
       </w:pPr>
@@ -3660,7 +3772,7 @@
         <w:pStyle w:val="ListParagraph"/>
         <w:numPr>
           <w:ilvl w:val="0"/>
-          <w:numId w:val="11"/>
+          <w:numId w:val="9"/>
         </w:numPr>
         <w:spacing w:after="90" w:line="300"/>
       </w:pPr>
@@ -3680,7 +3792,7 @@
         <w:pStyle w:val="ListParagraph"/>
         <w:numPr>
           <w:ilvl w:val="0"/>
-          <w:numId w:val="11"/>
+          <w:numId w:val="9"/>
         </w:numPr>
         <w:spacing w:after="90" w:line="300"/>
       </w:pPr>
@@ -5019,19 +5131,19 @@
     </w:lvlOverride>
   </w:num>
   <w:num w:numId="9">
+    <w:abstractNumId w:val="11"/>
+    <w:lvlOverride w:ilvl="0">
+      <w:startOverride w:val="1"/>
+    </w:lvlOverride>
+  </w:num>
+  <w:num w:numId="10">
     <w:abstractNumId w:val="8"/>
     <w:lvlOverride w:ilvl="0">
       <w:startOverride w:val="1"/>
     </w:lvlOverride>
   </w:num>
-  <w:num w:numId="10">
+  <w:num w:numId="11">
     <w:abstractNumId w:val="9"/>
-    <w:lvlOverride w:ilvl="0">
-      <w:startOverride w:val="1"/>
-    </w:lvlOverride>
-  </w:num>
-  <w:num w:numId="11">
-    <w:abstractNumId w:val="11"/>
     <w:lvlOverride w:ilvl="0">
       <w:startOverride w:val="1"/>
     </w:lvlOverride>

--- a/kenshin-navi-tool/取込マニュアル.docx
+++ b/kenshin-navi-tool/取込マニュアル.docx
@@ -1941,7 +1941,7 @@
           <w:sz w:val="21"/>
           <w:szCs w:val="21"/>
         </w:rPr>
-        <w:t xml:space="preserve">A1 に「受診日」、A2 に実施日(例 2026/06/15)を入れる。</w:t>
+        <w:t xml:space="preserve">A1 に「受診日」(「日付」でも可)、A2 に実施日(例 2026/06/15)を入れる。</w:t>
       </w:r>
     </w:p>
     <w:p>
